--- a/Documents/Dev-Files/Test Plan Document Updated.docx
+++ b/Documents/Dev-Files/Test Plan Document Updated.docx
@@ -1,6 +1,6 @@
 
 <file path=word/document.xml><?xml version="1.0" encoding="utf-8"?>
-<w:document xmlns:wpc="http://schemas.microsoft.com/office/word/2010/wordprocessingCanvas" xmlns:cx="http://schemas.microsoft.com/office/drawing/2014/chartex" xmlns:cx1="http://schemas.microsoft.com/office/drawing/2015/9/8/chartex" xmlns:cx2="http://schemas.microsoft.com/office/drawing/2015/10/21/chartex" xmlns:cx3="http://schemas.microsoft.com/office/drawing/2016/5/9/chartex" xmlns:cx4="http://schemas.microsoft.com/office/drawing/2016/5/10/chartex" xmlns:cx5="http://schemas.microsoft.com/office/drawing/2016/5/11/chartex" xmlns:cx6="http://schemas.microsoft.com/office/drawing/2016/5/12/chartex" xmlns:cx7="http://schemas.microsoft.com/office/drawing/2016/5/13/chartex" xmlns:cx8="http://schemas.microsoft.com/office/drawing/2016/5/14/chartex" xmlns:mc="http://schemas.openxmlformats.org/markup-compatibility/2006" xmlns:aink="http://schemas.microsoft.com/office/drawing/2016/ink" xmlns:am3d="http://schemas.microsoft.com/office/drawing/2017/model3d" xmlns:o="urn:schemas-microsoft-com:office:office" xmlns:oel="http://schemas.microsoft.com/office/2019/extlst" xmlns:r="http://schemas.openxmlformats.org/officeDocument/2006/relationships" xmlns:m="http://schemas.openxmlformats.org/officeDocument/2006/math" xmlns:v="urn:schemas-microsoft-com:vml" xmlns:wp14="http://schemas.microsoft.com/office/word/2010/wordprocessingDrawing" xmlns:wp="http://schemas.openxmlformats.org/drawingml/2006/wordprocessingDrawing" xmlns:w10="urn:schemas-microsoft-com:office:word" xmlns:w="http://schemas.openxmlformats.org/wordprocessingml/2006/main" xmlns:w14="http://schemas.microsoft.com/office/word/2010/wordml" xmlns:w15="http://schemas.microsoft.com/office/word/2012/wordml" xmlns:w16cex="http://schemas.microsoft.com/office/word/2018/wordml/cex" xmlns:w16cid="http://schemas.microsoft.com/office/word/2016/wordml/cid" xmlns:w16="http://schemas.microsoft.com/office/word/2018/wordml" xmlns:w16sdtdh="http://schemas.microsoft.com/office/word/2020/wordml/sdtdatahash" xmlns:w16se="http://schemas.microsoft.com/office/word/2015/wordml/symex" xmlns:wpg="http://schemas.microsoft.com/office/word/2010/wordprocessingGroup" xmlns:wpi="http://schemas.microsoft.com/office/word/2010/wordprocessingInk" xmlns:wne="http://schemas.microsoft.com/office/word/2006/wordml" xmlns:wps="http://schemas.microsoft.com/office/word/2010/wordprocessingShape" mc:Ignorable="w14 w15 w16se w16cid w16 w16cex w16sdtdh wp14">
+<w:document xmlns:wpc="http://schemas.microsoft.com/office/word/2010/wordprocessingCanvas" xmlns:cx="http://schemas.microsoft.com/office/drawing/2014/chartex" xmlns:mc="http://schemas.openxmlformats.org/markup-compatibility/2006" xmlns:o="urn:schemas-microsoft-com:office:office" xmlns:r="http://schemas.openxmlformats.org/officeDocument/2006/relationships" xmlns:m="http://schemas.openxmlformats.org/officeDocument/2006/math" xmlns:v="urn:schemas-microsoft-com:vml" xmlns:wp14="http://schemas.microsoft.com/office/word/2010/wordprocessingDrawing" xmlns:wp="http://schemas.openxmlformats.org/drawingml/2006/wordprocessingDrawing" xmlns:w10="urn:schemas-microsoft-com:office:word" xmlns:w="http://schemas.openxmlformats.org/wordprocessingml/2006/main" xmlns:w14="http://schemas.microsoft.com/office/word/2010/wordml" xmlns:w15="http://schemas.microsoft.com/office/word/2012/wordml" xmlns:w16se="http://schemas.microsoft.com/office/word/2015/wordml/symex" xmlns:wpg="http://schemas.microsoft.com/office/word/2010/wordprocessingGroup" xmlns:wpi="http://schemas.microsoft.com/office/word/2010/wordprocessingInk" xmlns:wne="http://schemas.microsoft.com/office/word/2006/wordml" xmlns:wps="http://schemas.microsoft.com/office/word/2010/wordprocessingShape" mc:Ignorable="w14 w15 w16se wp14">
   <w:body>
     <w:p>
       <w:pPr>
@@ -31,7 +31,7 @@
       <w:pPr>
         <w:pStyle w:val="Heading1"/>
       </w:pPr>
-      <w:bookmarkStart w:id="0" w:name="_Toc117596287"/>
+      <w:bookmarkStart w:id="0" w:name="_Toc188033831"/>
       <w:r>
         <w:t>TABLE OF CONTENTS</w:t>
       </w:r>
@@ -97,7 +97,7 @@
             </w:rPr>
             <w:fldChar w:fldCharType="separate"/>
           </w:r>
-          <w:hyperlink w:anchor="_Toc117596287" w:history="1">
+          <w:hyperlink w:anchor="_Toc188033831" w:history="1">
             <w:r>
               <w:rPr>
                 <w:rStyle w:val="Hyperlink"/>
@@ -124,7 +124,7 @@
                 <w:noProof/>
                 <w:webHidden/>
               </w:rPr>
-              <w:instrText xml:space="preserve"> PAGEREF _Toc117596287 \h </w:instrText>
+              <w:instrText xml:space="preserve"> PAGEREF _Toc188033831 \h </w:instrText>
             </w:r>
             <w:r>
               <w:rPr>
@@ -170,7 +170,7 @@
               <w:sz w:val="22"/>
             </w:rPr>
           </w:pPr>
-          <w:hyperlink w:anchor="_Toc117596288" w:history="1">
+          <w:hyperlink w:anchor="_Toc188033832" w:history="1">
             <w:r>
               <w:rPr>
                 <w:rStyle w:val="Hyperlink"/>
@@ -197,7 +197,7 @@
                 <w:noProof/>
                 <w:webHidden/>
               </w:rPr>
-              <w:instrText xml:space="preserve"> PAGEREF _Toc117596288 \h </w:instrText>
+              <w:instrText xml:space="preserve"> PAGEREF _Toc188033832 \h </w:instrText>
             </w:r>
             <w:r>
               <w:rPr>
@@ -243,7 +243,7 @@
               <w:sz w:val="22"/>
             </w:rPr>
           </w:pPr>
-          <w:hyperlink w:anchor="_Toc117596289" w:history="1">
+          <w:hyperlink w:anchor="_Toc188033833" w:history="1">
             <w:r>
               <w:rPr>
                 <w:rStyle w:val="Hyperlink"/>
@@ -270,7 +270,7 @@
                 <w:noProof/>
                 <w:webHidden/>
               </w:rPr>
-              <w:instrText xml:space="preserve"> PAGEREF _Toc117596289 \h </w:instrText>
+              <w:instrText xml:space="preserve"> PAGEREF _Toc188033833 \h </w:instrText>
             </w:r>
             <w:r>
               <w:rPr>
@@ -316,7 +316,7 @@
               <w:sz w:val="22"/>
             </w:rPr>
           </w:pPr>
-          <w:hyperlink w:anchor="_Toc117596290" w:history="1">
+          <w:hyperlink w:anchor="_Toc188033834" w:history="1">
             <w:r>
               <w:rPr>
                 <w:rStyle w:val="Hyperlink"/>
@@ -343,7 +343,7 @@
                 <w:noProof/>
                 <w:webHidden/>
               </w:rPr>
-              <w:instrText xml:space="preserve"> PAGEREF _Toc117596290 \h </w:instrText>
+              <w:instrText xml:space="preserve"> PAGEREF _Toc188033834 \h </w:instrText>
             </w:r>
             <w:r>
               <w:rPr>
@@ -389,7 +389,7 @@
               <w:sz w:val="22"/>
             </w:rPr>
           </w:pPr>
-          <w:hyperlink w:anchor="_Toc117596291" w:history="1">
+          <w:hyperlink w:anchor="_Toc188033835" w:history="1">
             <w:r>
               <w:rPr>
                 <w:rStyle w:val="Hyperlink"/>
@@ -416,7 +416,7 @@
                 <w:noProof/>
                 <w:webHidden/>
               </w:rPr>
-              <w:instrText xml:space="preserve"> PAGEREF _Toc117596291 \h </w:instrText>
+              <w:instrText xml:space="preserve"> PAGEREF _Toc188033835 \h </w:instrText>
             </w:r>
             <w:r>
               <w:rPr>
@@ -462,7 +462,7 @@
               <w:sz w:val="22"/>
             </w:rPr>
           </w:pPr>
-          <w:hyperlink w:anchor="_Toc117596292" w:history="1">
+          <w:hyperlink w:anchor="_Toc188033836" w:history="1">
             <w:r>
               <w:rPr>
                 <w:rStyle w:val="Hyperlink"/>
@@ -489,7 +489,7 @@
                 <w:noProof/>
                 <w:webHidden/>
               </w:rPr>
-              <w:instrText xml:space="preserve"> PAGEREF _Toc117596292 \h </w:instrText>
+              <w:instrText xml:space="preserve"> PAGEREF _Toc188033836 \h </w:instrText>
             </w:r>
             <w:r>
               <w:rPr>
@@ -535,7 +535,7 @@
               <w:sz w:val="22"/>
             </w:rPr>
           </w:pPr>
-          <w:hyperlink w:anchor="_Toc117596293" w:history="1">
+          <w:hyperlink w:anchor="_Toc188033837" w:history="1">
             <w:r>
               <w:rPr>
                 <w:rStyle w:val="Hyperlink"/>
@@ -562,7 +562,7 @@
                 <w:noProof/>
                 <w:webHidden/>
               </w:rPr>
-              <w:instrText xml:space="preserve"> PAGEREF _Toc117596293 \h </w:instrText>
+              <w:instrText xml:space="preserve"> PAGEREF _Toc188033837 \h </w:instrText>
             </w:r>
             <w:r>
               <w:rPr>
@@ -608,7 +608,7 @@
               <w:sz w:val="22"/>
             </w:rPr>
           </w:pPr>
-          <w:hyperlink w:anchor="_Toc117596294" w:history="1">
+          <w:hyperlink w:anchor="_Toc188033838" w:history="1">
             <w:r>
               <w:rPr>
                 <w:rStyle w:val="Hyperlink"/>
@@ -635,7 +635,7 @@
                 <w:noProof/>
                 <w:webHidden/>
               </w:rPr>
-              <w:instrText xml:space="preserve"> PAGEREF _Toc117596294 \h </w:instrText>
+              <w:instrText xml:space="preserve"> PAGEREF _Toc188033838 \h </w:instrText>
             </w:r>
             <w:r>
               <w:rPr>
@@ -665,6 +665,8 @@
               <w:fldChar w:fldCharType="end"/>
             </w:r>
           </w:hyperlink>
+          <w:bookmarkStart w:id="1" w:name="_GoBack"/>
+          <w:bookmarkEnd w:id="1"/>
         </w:p>
         <w:p>
           <w:pPr>
@@ -681,7 +683,7 @@
               <w:sz w:val="22"/>
             </w:rPr>
           </w:pPr>
-          <w:hyperlink w:anchor="_Toc117596295" w:history="1">
+          <w:hyperlink w:anchor="_Toc188033839" w:history="1">
             <w:r>
               <w:rPr>
                 <w:rStyle w:val="Hyperlink"/>
@@ -708,7 +710,7 @@
                 <w:noProof/>
                 <w:webHidden/>
               </w:rPr>
-              <w:instrText xml:space="preserve"> PAGEREF _Toc117596295 \h </w:instrText>
+              <w:instrText xml:space="preserve"> PAGEREF _Toc188033839 \h </w:instrText>
             </w:r>
             <w:r>
               <w:rPr>
@@ -728,7 +730,7 @@
                 <w:noProof/>
                 <w:webHidden/>
               </w:rPr>
-              <w:t>5</w:t>
+              <w:t>6</w:t>
             </w:r>
             <w:r>
               <w:rPr>
@@ -754,7 +756,7 @@
               <w:sz w:val="22"/>
             </w:rPr>
           </w:pPr>
-          <w:hyperlink w:anchor="_Toc117596296" w:history="1">
+          <w:hyperlink w:anchor="_Toc188033840" w:history="1">
             <w:r>
               <w:rPr>
                 <w:rStyle w:val="Hyperlink"/>
@@ -781,7 +783,7 @@
                 <w:noProof/>
                 <w:webHidden/>
               </w:rPr>
-              <w:instrText xml:space="preserve"> PAGEREF _Toc117596296 \h </w:instrText>
+              <w:instrText xml:space="preserve"> PAGEREF _Toc188033840 \h </w:instrText>
             </w:r>
             <w:r>
               <w:rPr>
@@ -827,7 +829,7 @@
               <w:sz w:val="22"/>
             </w:rPr>
           </w:pPr>
-          <w:hyperlink w:anchor="_Toc117596297" w:history="1">
+          <w:hyperlink w:anchor="_Toc188033841" w:history="1">
             <w:r>
               <w:rPr>
                 <w:rStyle w:val="Hyperlink"/>
@@ -854,7 +856,7 @@
                 <w:noProof/>
                 <w:webHidden/>
               </w:rPr>
-              <w:instrText xml:space="preserve"> PAGEREF _Toc117596297 \h </w:instrText>
+              <w:instrText xml:space="preserve"> PAGEREF _Toc188033841 \h </w:instrText>
             </w:r>
             <w:r>
               <w:rPr>
@@ -900,7 +902,7 @@
               <w:sz w:val="22"/>
             </w:rPr>
           </w:pPr>
-          <w:hyperlink w:anchor="_Toc117596298" w:history="1">
+          <w:hyperlink w:anchor="_Toc188033842" w:history="1">
             <w:r>
               <w:rPr>
                 <w:rStyle w:val="Hyperlink"/>
@@ -927,7 +929,7 @@
                 <w:noProof/>
                 <w:webHidden/>
               </w:rPr>
-              <w:instrText xml:space="preserve"> PAGEREF _Toc117596298 \h </w:instrText>
+              <w:instrText xml:space="preserve"> PAGEREF _Toc188033842 \h </w:instrText>
             </w:r>
             <w:r>
               <w:rPr>
@@ -947,7 +949,7 @@
                 <w:noProof/>
                 <w:webHidden/>
               </w:rPr>
-              <w:t>7</w:t>
+              <w:t>8</w:t>
             </w:r>
             <w:r>
               <w:rPr>
@@ -1000,11 +1002,11 @@
         <w:pStyle w:val="Heading1"/>
         <w:spacing w:before="0"/>
       </w:pPr>
-      <w:bookmarkStart w:id="1" w:name="_Toc117596288"/>
+      <w:bookmarkStart w:id="2" w:name="_Toc188033832"/>
       <w:r>
         <w:t>TABLE OF FIGURES</w:t>
       </w:r>
-      <w:bookmarkEnd w:id="1"/>
+      <w:bookmarkEnd w:id="2"/>
     </w:p>
     <w:p>
       <w:pPr>
@@ -1034,7 +1036,7 @@
       <w:r>
         <w:fldChar w:fldCharType="separate"/>
       </w:r>
-      <w:hyperlink w:anchor="_Toc117598402" w:history="1">
+      <w:hyperlink w:anchor="_Toc188033097" w:history="1">
         <w:r>
           <w:rPr>
             <w:rStyle w:val="Hyperlink"/>
@@ -1062,7 +1064,7 @@
             <w:noProof/>
             <w:webHidden/>
           </w:rPr>
-          <w:instrText xml:space="preserve"> PAGEREF _Toc117598402 \h </w:instrText>
+          <w:instrText xml:space="preserve"> PAGEREF _Toc188033097 \h </w:instrText>
         </w:r>
         <w:r>
           <w:rPr>
@@ -1082,7 +1084,7 @@
             <w:noProof/>
             <w:webHidden/>
           </w:rPr>
-          <w:t>5</w:t>
+          <w:t>4</w:t>
         </w:r>
         <w:r>
           <w:rPr>
@@ -1106,7 +1108,7 @@
           <w:sz w:val="22"/>
         </w:rPr>
       </w:pPr>
-      <w:hyperlink w:anchor="_Toc117598403" w:history="1">
+      <w:hyperlink w:anchor="_Toc188033098" w:history="1">
         <w:r>
           <w:rPr>
             <w:rStyle w:val="Hyperlink"/>
@@ -1134,7 +1136,7 @@
             <w:noProof/>
             <w:webHidden/>
           </w:rPr>
-          <w:instrText xml:space="preserve"> PAGEREF _Toc117598403 \h </w:instrText>
+          <w:instrText xml:space="preserve"> PAGEREF _Toc188033098 \h </w:instrText>
         </w:r>
         <w:r>
           <w:rPr>
@@ -1154,7 +1156,7 @@
             <w:noProof/>
             <w:webHidden/>
           </w:rPr>
-          <w:t>5</w:t>
+          <w:t>4</w:t>
         </w:r>
         <w:r>
           <w:rPr>
@@ -1178,7 +1180,7 @@
           <w:sz w:val="22"/>
         </w:rPr>
       </w:pPr>
-      <w:hyperlink w:anchor="_Toc117598404" w:history="1">
+      <w:hyperlink w:anchor="_Toc188033099" w:history="1">
         <w:r>
           <w:rPr>
             <w:rStyle w:val="Hyperlink"/>
@@ -1206,7 +1208,7 @@
             <w:noProof/>
             <w:webHidden/>
           </w:rPr>
-          <w:instrText xml:space="preserve"> PAGEREF _Toc117598404 \h </w:instrText>
+          <w:instrText xml:space="preserve"> PAGEREF _Toc188033099 \h </w:instrText>
         </w:r>
         <w:r>
           <w:rPr>
@@ -1250,7 +1252,7 @@
           <w:sz w:val="22"/>
         </w:rPr>
       </w:pPr>
-      <w:hyperlink w:anchor="_Toc117598405" w:history="1">
+      <w:hyperlink w:anchor="_Toc188033100" w:history="1">
         <w:r>
           <w:rPr>
             <w:rStyle w:val="Hyperlink"/>
@@ -1278,7 +1280,7 @@
             <w:noProof/>
             <w:webHidden/>
           </w:rPr>
-          <w:instrText xml:space="preserve"> PAGEREF _Toc117598405 \h </w:instrText>
+          <w:instrText xml:space="preserve"> PAGEREF _Toc188033100 \h </w:instrText>
         </w:r>
         <w:r>
           <w:rPr>
@@ -1298,7 +1300,7 @@
             <w:noProof/>
             <w:webHidden/>
           </w:rPr>
-          <w:t>6</w:t>
+          <w:t>5</w:t>
         </w:r>
         <w:r>
           <w:rPr>
@@ -1322,13 +1324,13 @@
           <w:sz w:val="22"/>
         </w:rPr>
       </w:pPr>
-      <w:hyperlink w:anchor="_Toc117598406" w:history="1">
+      <w:hyperlink w:anchor="_Toc188033101" w:history="1">
         <w:r>
           <w:rPr>
             <w:rStyle w:val="Hyperlink"/>
             <w:noProof/>
           </w:rPr>
-          <w:t>Figure 5 Stepper motor connection headers</w:t>
+          <w:t>Figure 5 Device variant selection</w:t>
         </w:r>
         <w:r>
           <w:rPr>
@@ -1349,7 +1351,7 @@
             <w:noProof/>
             <w:webHidden/>
           </w:rPr>
-          <w:instrText xml:space="preserve"> PAGEREF _Toc117598406 \h </w:instrText>
+          <w:instrText xml:space="preserve"> PAGEREF _Toc188033101 \h </w:instrText>
         </w:r>
         <w:r>
           <w:rPr>
@@ -1369,7 +1371,7 @@
             <w:noProof/>
             <w:webHidden/>
           </w:rPr>
-          <w:t>7</w:t>
+          <w:t>6</w:t>
         </w:r>
         <w:r>
           <w:rPr>
@@ -1393,13 +1395,13 @@
           <w:sz w:val="22"/>
         </w:rPr>
       </w:pPr>
-      <w:hyperlink w:anchor="_Toc117598407" w:history="1">
+      <w:hyperlink w:anchor="_Toc188033102" w:history="1">
         <w:r>
           <w:rPr>
             <w:rStyle w:val="Hyperlink"/>
             <w:noProof/>
           </w:rPr>
-          <w:t>Figure 6 TwinCAT Start Page Menu View</w:t>
+          <w:t>Figure 6 Stepper motor connection headers</w:t>
         </w:r>
         <w:r>
           <w:rPr>
@@ -1420,7 +1422,7 @@
             <w:noProof/>
             <w:webHidden/>
           </w:rPr>
-          <w:instrText xml:space="preserve"> PAGEREF _Toc117598407 \h </w:instrText>
+          <w:instrText xml:space="preserve"> PAGEREF _Toc188033102 \h </w:instrText>
         </w:r>
         <w:r>
           <w:rPr>
@@ -1440,7 +1442,7 @@
             <w:noProof/>
             <w:webHidden/>
           </w:rPr>
-          <w:t>8</w:t>
+          <w:t>7</w:t>
         </w:r>
         <w:r>
           <w:rPr>
@@ -1464,13 +1466,13 @@
           <w:sz w:val="22"/>
         </w:rPr>
       </w:pPr>
-      <w:hyperlink w:anchor="_Toc117598408" w:history="1">
+      <w:hyperlink w:anchor="_Toc188033103" w:history="1">
         <w:r>
           <w:rPr>
             <w:rStyle w:val="Hyperlink"/>
             <w:noProof/>
           </w:rPr>
-          <w:t>Figure 7 Window showing compatible Ethernet Devices</w:t>
+          <w:t>Figure 7 TwinCAT Start Page Menu View</w:t>
         </w:r>
         <w:r>
           <w:rPr>
@@ -1491,7 +1493,7 @@
             <w:noProof/>
             <w:webHidden/>
           </w:rPr>
-          <w:instrText xml:space="preserve"> PAGEREF _Toc117598408 \h </w:instrText>
+          <w:instrText xml:space="preserve"> PAGEREF _Toc188033103 \h </w:instrText>
         </w:r>
         <w:r>
           <w:rPr>
@@ -1535,13 +1537,13 @@
           <w:sz w:val="22"/>
         </w:rPr>
       </w:pPr>
-      <w:hyperlink w:anchor="_Toc117598409" w:history="1">
+      <w:hyperlink w:anchor="_Toc188033104" w:history="1">
         <w:r>
           <w:rPr>
             <w:rStyle w:val="Hyperlink"/>
             <w:noProof/>
           </w:rPr>
-          <w:t>Figure 8 Image showing driver successfully installed</w:t>
+          <w:t>Figure 8 Window showing compatible Ethernet Devices</w:t>
         </w:r>
         <w:r>
           <w:rPr>
@@ -1562,7 +1564,7 @@
             <w:noProof/>
             <w:webHidden/>
           </w:rPr>
-          <w:instrText xml:space="preserve"> PAGEREF _Toc117598409 \h </w:instrText>
+          <w:instrText xml:space="preserve"> PAGEREF _Toc188033104 \h </w:instrText>
         </w:r>
         <w:r>
           <w:rPr>
@@ -1582,7 +1584,7 @@
             <w:noProof/>
             <w:webHidden/>
           </w:rPr>
-          <w:t>9</w:t>
+          <w:t>8</w:t>
         </w:r>
         <w:r>
           <w:rPr>
@@ -1606,13 +1608,13 @@
           <w:sz w:val="22"/>
         </w:rPr>
       </w:pPr>
-      <w:hyperlink w:anchor="_Toc117598410" w:history="1">
+      <w:hyperlink w:anchor="_Toc188033105" w:history="1">
         <w:r>
           <w:rPr>
             <w:rStyle w:val="Hyperlink"/>
             <w:noProof/>
           </w:rPr>
-          <w:t>Figure 9 Network settings properties option</w:t>
+          <w:t>Figure 9 Image showing driver successfully installed</w:t>
         </w:r>
         <w:r>
           <w:rPr>
@@ -1633,7 +1635,7 @@
             <w:noProof/>
             <w:webHidden/>
           </w:rPr>
-          <w:instrText xml:space="preserve"> PAGEREF _Toc117598410 \h </w:instrText>
+          <w:instrText xml:space="preserve"> PAGEREF _Toc188033105 \h </w:instrText>
         </w:r>
         <w:r>
           <w:rPr>
@@ -1677,13 +1679,13 @@
           <w:sz w:val="22"/>
         </w:rPr>
       </w:pPr>
-      <w:hyperlink w:anchor="_Toc117598411" w:history="1">
+      <w:hyperlink w:anchor="_Toc188033106" w:history="1">
         <w:r>
           <w:rPr>
             <w:rStyle w:val="Hyperlink"/>
             <w:noProof/>
           </w:rPr>
-          <w:t>Figure 10 Networking item view</w:t>
+          <w:t>Figure 10 Network settings properties option</w:t>
         </w:r>
         <w:r>
           <w:rPr>
@@ -1704,7 +1706,7 @@
             <w:noProof/>
             <w:webHidden/>
           </w:rPr>
-          <w:instrText xml:space="preserve"> PAGEREF _Toc117598411 \h </w:instrText>
+          <w:instrText xml:space="preserve"> PAGEREF _Toc188033106 \h </w:instrText>
         </w:r>
         <w:r>
           <w:rPr>
@@ -1748,13 +1750,13 @@
           <w:sz w:val="22"/>
         </w:rPr>
       </w:pPr>
-      <w:hyperlink w:anchor="_Toc117598412" w:history="1">
+      <w:hyperlink w:anchor="_Toc188033107" w:history="1">
         <w:r>
           <w:rPr>
             <w:rStyle w:val="Hyperlink"/>
             <w:noProof/>
           </w:rPr>
-          <w:t>Figure 11 TwinCat start page</w:t>
+          <w:t>Figure 11 Networking item view</w:t>
         </w:r>
         <w:r>
           <w:rPr>
@@ -1775,7 +1777,7 @@
             <w:noProof/>
             <w:webHidden/>
           </w:rPr>
-          <w:instrText xml:space="preserve"> PAGEREF _Toc117598412 \h </w:instrText>
+          <w:instrText xml:space="preserve"> PAGEREF _Toc188033107 \h </w:instrText>
         </w:r>
         <w:r>
           <w:rPr>
@@ -1795,7 +1797,7 @@
             <w:noProof/>
             <w:webHidden/>
           </w:rPr>
-          <w:t>10</w:t>
+          <w:t>9</w:t>
         </w:r>
         <w:r>
           <w:rPr>
@@ -1819,13 +1821,13 @@
           <w:sz w:val="22"/>
         </w:rPr>
       </w:pPr>
-      <w:hyperlink w:anchor="_Toc117598413" w:history="1">
+      <w:hyperlink w:anchor="_Toc188033108" w:history="1">
         <w:r>
           <w:rPr>
             <w:rStyle w:val="Hyperlink"/>
             <w:noProof/>
           </w:rPr>
-          <w:t>Figure 12 TwinCat toolbar view</w:t>
+          <w:t>Figure 12 TwinCat start page</w:t>
         </w:r>
         <w:r>
           <w:rPr>
@@ -1846,7 +1848,7 @@
             <w:noProof/>
             <w:webHidden/>
           </w:rPr>
-          <w:instrText xml:space="preserve"> PAGEREF _Toc117598413 \h </w:instrText>
+          <w:instrText xml:space="preserve"> PAGEREF _Toc188033108 \h </w:instrText>
         </w:r>
         <w:r>
           <w:rPr>
@@ -1890,13 +1892,13 @@
           <w:sz w:val="22"/>
         </w:rPr>
       </w:pPr>
-      <w:hyperlink w:anchor="_Toc117598414" w:history="1">
+      <w:hyperlink w:anchor="_Toc188033109" w:history="1">
         <w:r>
           <w:rPr>
             <w:rStyle w:val="Hyperlink"/>
             <w:noProof/>
           </w:rPr>
-          <w:t>Figure 13 Solution explorer view</w:t>
+          <w:t>Figure 13 TwinCat toolbar view</w:t>
         </w:r>
         <w:r>
           <w:rPr>
@@ -1917,7 +1919,7 @@
             <w:noProof/>
             <w:webHidden/>
           </w:rPr>
-          <w:instrText xml:space="preserve"> PAGEREF _Toc117598414 \h </w:instrText>
+          <w:instrText xml:space="preserve"> PAGEREF _Toc188033109 \h </w:instrText>
         </w:r>
         <w:r>
           <w:rPr>
@@ -1937,7 +1939,7 @@
             <w:noProof/>
             <w:webHidden/>
           </w:rPr>
-          <w:t>11</w:t>
+          <w:t>10</w:t>
         </w:r>
         <w:r>
           <w:rPr>
@@ -1961,13 +1963,13 @@
           <w:sz w:val="22"/>
         </w:rPr>
       </w:pPr>
-      <w:hyperlink w:anchor="_Toc117598415" w:history="1">
+      <w:hyperlink w:anchor="_Toc188033110" w:history="1">
         <w:r>
           <w:rPr>
             <w:rStyle w:val="Hyperlink"/>
             <w:noProof/>
           </w:rPr>
-          <w:t>Figure 14 I/O device view</w:t>
+          <w:t>Figure 14 Solution explorer view</w:t>
         </w:r>
         <w:r>
           <w:rPr>
@@ -1988,7 +1990,7 @@
             <w:noProof/>
             <w:webHidden/>
           </w:rPr>
-          <w:instrText xml:space="preserve"> PAGEREF _Toc117598415 \h </w:instrText>
+          <w:instrText xml:space="preserve"> PAGEREF _Toc188033110 \h </w:instrText>
         </w:r>
         <w:r>
           <w:rPr>
@@ -2032,13 +2034,13 @@
           <w:sz w:val="22"/>
         </w:rPr>
       </w:pPr>
-      <w:hyperlink w:anchor="_Toc117598416" w:history="1">
+      <w:hyperlink w:anchor="_Toc188033111" w:history="1">
         <w:r>
           <w:rPr>
             <w:rStyle w:val="Hyperlink"/>
             <w:noProof/>
           </w:rPr>
-          <w:t>Figure 15 Scan for boxes pop-up</w:t>
+          <w:t>Figure 15 I/O device view</w:t>
         </w:r>
         <w:r>
           <w:rPr>
@@ -2059,7 +2061,7 @@
             <w:noProof/>
             <w:webHidden/>
           </w:rPr>
-          <w:instrText xml:space="preserve"> PAGEREF _Toc117598416 \h </w:instrText>
+          <w:instrText xml:space="preserve"> PAGEREF _Toc188033111 \h </w:instrText>
         </w:r>
         <w:r>
           <w:rPr>
@@ -2103,13 +2105,13 @@
           <w:sz w:val="22"/>
         </w:rPr>
       </w:pPr>
-      <w:hyperlink w:anchor="_Toc117598417" w:history="1">
+      <w:hyperlink w:anchor="_Toc188033112" w:history="1">
         <w:r>
           <w:rPr>
             <w:rStyle w:val="Hyperlink"/>
             <w:noProof/>
           </w:rPr>
-          <w:t>Figure 16 Device tab section view</w:t>
+          <w:t>Figure 16 Scan for boxes pop-up</w:t>
         </w:r>
         <w:r>
           <w:rPr>
@@ -2130,7 +2132,7 @@
             <w:noProof/>
             <w:webHidden/>
           </w:rPr>
-          <w:instrText xml:space="preserve"> PAGEREF _Toc117598417 \h </w:instrText>
+          <w:instrText xml:space="preserve"> PAGEREF _Toc188033112 \h </w:instrText>
         </w:r>
         <w:r>
           <w:rPr>
@@ -2150,7 +2152,7 @@
             <w:noProof/>
             <w:webHidden/>
           </w:rPr>
-          <w:t>12</w:t>
+          <w:t>11</w:t>
         </w:r>
         <w:r>
           <w:rPr>
@@ -2174,13 +2176,13 @@
           <w:sz w:val="22"/>
         </w:rPr>
       </w:pPr>
-      <w:hyperlink w:anchor="_Toc117598418" w:history="1">
+      <w:hyperlink w:anchor="_Toc188033113" w:history="1">
         <w:r>
           <w:rPr>
             <w:rStyle w:val="Hyperlink"/>
             <w:noProof/>
           </w:rPr>
-          <w:t>Figure 17 Device properties tab</w:t>
+          <w:t>Figure 17 Device tab section view</w:t>
         </w:r>
         <w:r>
           <w:rPr>
@@ -2201,7 +2203,7 @@
             <w:noProof/>
             <w:webHidden/>
           </w:rPr>
-          <w:instrText xml:space="preserve"> PAGEREF _Toc117598418 \h </w:instrText>
+          <w:instrText xml:space="preserve"> PAGEREF _Toc188033113 \h </w:instrText>
         </w:r>
         <w:r>
           <w:rPr>
@@ -2245,13 +2247,13 @@
           <w:sz w:val="22"/>
         </w:rPr>
       </w:pPr>
-      <w:hyperlink w:anchor="_Toc117598419" w:history="1">
+      <w:hyperlink w:anchor="_Toc188033114" w:history="1">
         <w:r>
           <w:rPr>
             <w:rStyle w:val="Hyperlink"/>
             <w:noProof/>
           </w:rPr>
-          <w:t>Figure 18 Device settings list</w:t>
+          <w:t>Figure 18 Device properties tab</w:t>
         </w:r>
         <w:r>
           <w:rPr>
@@ -2272,7 +2274,7 @@
             <w:noProof/>
             <w:webHidden/>
           </w:rPr>
-          <w:instrText xml:space="preserve"> PAGEREF _Toc117598419 \h </w:instrText>
+          <w:instrText xml:space="preserve"> PAGEREF _Toc188033114 \h </w:instrText>
         </w:r>
         <w:r>
           <w:rPr>
@@ -2292,7 +2294,7 @@
             <w:noProof/>
             <w:webHidden/>
           </w:rPr>
-          <w:t>13</w:t>
+          <w:t>12</w:t>
         </w:r>
         <w:r>
           <w:rPr>
@@ -2316,13 +2318,13 @@
           <w:sz w:val="22"/>
         </w:rPr>
       </w:pPr>
-      <w:hyperlink w:anchor="_Toc117598420" w:history="1">
+      <w:hyperlink w:anchor="_Toc188033115" w:history="1">
         <w:r>
           <w:rPr>
             <w:rStyle w:val="Hyperlink"/>
             <w:noProof/>
           </w:rPr>
-          <w:t>Figure 19 EEPROM update section</w:t>
+          <w:t>Figure 19 Device settings list</w:t>
         </w:r>
         <w:r>
           <w:rPr>
@@ -2343,7 +2345,7 @@
             <w:noProof/>
             <w:webHidden/>
           </w:rPr>
-          <w:instrText xml:space="preserve"> PAGEREF _Toc117598420 \h </w:instrText>
+          <w:instrText xml:space="preserve"> PAGEREF _Toc188033115 \h </w:instrText>
         </w:r>
         <w:r>
           <w:rPr>
@@ -2387,13 +2389,13 @@
           <w:sz w:val="22"/>
         </w:rPr>
       </w:pPr>
-      <w:hyperlink w:anchor="_Toc117598421" w:history="1">
+      <w:hyperlink w:anchor="_Toc188033116" w:history="1">
         <w:r>
           <w:rPr>
             <w:rStyle w:val="Hyperlink"/>
             <w:noProof/>
           </w:rPr>
-          <w:t>Figure 20 Twincat project view</w:t>
+          <w:t>Figure 20 EEPROM update section</w:t>
         </w:r>
         <w:r>
           <w:rPr>
@@ -2414,7 +2416,7 @@
             <w:noProof/>
             <w:webHidden/>
           </w:rPr>
-          <w:instrText xml:space="preserve"> PAGEREF _Toc117598421 \h </w:instrText>
+          <w:instrText xml:space="preserve"> PAGEREF _Toc188033116 \h </w:instrText>
         </w:r>
         <w:r>
           <w:rPr>
@@ -2434,7 +2436,7 @@
             <w:noProof/>
             <w:webHidden/>
           </w:rPr>
-          <w:t>14</w:t>
+          <w:t>13</w:t>
         </w:r>
         <w:r>
           <w:rPr>
@@ -2458,13 +2460,13 @@
           <w:sz w:val="22"/>
         </w:rPr>
       </w:pPr>
-      <w:hyperlink w:anchor="_Toc117598422" w:history="1">
+      <w:hyperlink w:anchor="_Toc188033117" w:history="1">
         <w:r>
           <w:rPr>
             <w:rStyle w:val="Hyperlink"/>
             <w:noProof/>
           </w:rPr>
-          <w:t>Figure 21 Device tab section view</w:t>
+          <w:t>Figure 21 Twincat project view</w:t>
         </w:r>
         <w:r>
           <w:rPr>
@@ -2485,7 +2487,7 @@
             <w:noProof/>
             <w:webHidden/>
           </w:rPr>
-          <w:instrText xml:space="preserve"> PAGEREF _Toc117598422 \h </w:instrText>
+          <w:instrText xml:space="preserve"> PAGEREF _Toc188033117 \h </w:instrText>
         </w:r>
         <w:r>
           <w:rPr>
@@ -2529,13 +2531,13 @@
           <w:sz w:val="22"/>
         </w:rPr>
       </w:pPr>
-      <w:hyperlink w:anchor="_Toc117598423" w:history="1">
+      <w:hyperlink w:anchor="_Toc188033118" w:history="1">
         <w:r>
           <w:rPr>
             <w:rStyle w:val="Hyperlink"/>
             <w:noProof/>
           </w:rPr>
-          <w:t>Figure 22 Twincat project view</w:t>
+          <w:t>Figure 22 Device tab section view</w:t>
         </w:r>
         <w:r>
           <w:rPr>
@@ -2556,7 +2558,7 @@
             <w:noProof/>
             <w:webHidden/>
           </w:rPr>
-          <w:instrText xml:space="preserve"> PAGEREF _Toc117598423 \h </w:instrText>
+          <w:instrText xml:space="preserve"> PAGEREF _Toc188033118 \h </w:instrText>
         </w:r>
         <w:r>
           <w:rPr>
@@ -2576,7 +2578,7 @@
             <w:noProof/>
             <w:webHidden/>
           </w:rPr>
-          <w:t>15</w:t>
+          <w:t>14</w:t>
         </w:r>
         <w:r>
           <w:rPr>
@@ -2600,13 +2602,13 @@
           <w:sz w:val="22"/>
         </w:rPr>
       </w:pPr>
-      <w:hyperlink w:anchor="_Toc117598424" w:history="1">
+      <w:hyperlink w:anchor="_Toc188033119" w:history="1">
         <w:r>
           <w:rPr>
             <w:rStyle w:val="Hyperlink"/>
             <w:noProof/>
           </w:rPr>
-          <w:t>Figure 23 Image showing option from where TwinCAT can be started in Run Mode</w:t>
+          <w:t>Figure 23 Twincat project view</w:t>
         </w:r>
         <w:r>
           <w:rPr>
@@ -2627,7 +2629,7 @@
             <w:noProof/>
             <w:webHidden/>
           </w:rPr>
-          <w:instrText xml:space="preserve"> PAGEREF _Toc117598424 \h </w:instrText>
+          <w:instrText xml:space="preserve"> PAGEREF _Toc188033119 \h </w:instrText>
         </w:r>
         <w:r>
           <w:rPr>
@@ -2671,13 +2673,13 @@
           <w:sz w:val="22"/>
         </w:rPr>
       </w:pPr>
-      <w:hyperlink w:anchor="_Toc117598425" w:history="1">
+      <w:hyperlink w:anchor="_Toc188033120" w:history="1">
         <w:r>
           <w:rPr>
             <w:rStyle w:val="Hyperlink"/>
             <w:noProof/>
           </w:rPr>
-          <w:t>Figure 24 BIOS Menu in an HP System</w:t>
+          <w:t>Figure 24 Image showing option from where TwinCAT can be started in Run Mode</w:t>
         </w:r>
         <w:r>
           <w:rPr>
@@ -2698,7 +2700,7 @@
             <w:noProof/>
             <w:webHidden/>
           </w:rPr>
-          <w:instrText xml:space="preserve"> PAGEREF _Toc117598425 \h </w:instrText>
+          <w:instrText xml:space="preserve"> PAGEREF _Toc188033120 \h </w:instrText>
         </w:r>
         <w:r>
           <w:rPr>
@@ -2718,7 +2720,7 @@
             <w:noProof/>
             <w:webHidden/>
           </w:rPr>
-          <w:t>16</w:t>
+          <w:t>15</w:t>
         </w:r>
         <w:r>
           <w:rPr>
@@ -2742,13 +2744,13 @@
           <w:sz w:val="22"/>
         </w:rPr>
       </w:pPr>
-      <w:hyperlink w:anchor="_Toc117598426" w:history="1">
+      <w:hyperlink w:anchor="_Toc188033121" w:history="1">
         <w:r>
           <w:rPr>
             <w:rStyle w:val="Hyperlink"/>
             <w:noProof/>
           </w:rPr>
-          <w:t>Figure 25 Virtualization Technology (VTx) checkbox image</w:t>
+          <w:t>Figure 25 BIOS Menu in an HP System</w:t>
         </w:r>
         <w:r>
           <w:rPr>
@@ -2769,7 +2771,7 @@
             <w:noProof/>
             <w:webHidden/>
           </w:rPr>
-          <w:instrText xml:space="preserve"> PAGEREF _Toc117598426 \h </w:instrText>
+          <w:instrText xml:space="preserve"> PAGEREF _Toc188033121 \h </w:instrText>
         </w:r>
         <w:r>
           <w:rPr>
@@ -2813,13 +2815,13 @@
           <w:sz w:val="22"/>
         </w:rPr>
       </w:pPr>
-      <w:hyperlink w:anchor="_Toc117598427" w:history="1">
+      <w:hyperlink w:anchor="_Toc188033122" w:history="1">
         <w:r>
           <w:rPr>
             <w:rStyle w:val="Hyperlink"/>
             <w:noProof/>
           </w:rPr>
-          <w:t>Figure 26 Screenshot showing location of Activate Configuration</w:t>
+          <w:t>Figure 26 Virtualization Technology (VTx) checkbox image</w:t>
         </w:r>
         <w:r>
           <w:rPr>
@@ -2840,7 +2842,7 @@
             <w:noProof/>
             <w:webHidden/>
           </w:rPr>
-          <w:instrText xml:space="preserve"> PAGEREF _Toc117598427 \h </w:instrText>
+          <w:instrText xml:space="preserve"> PAGEREF _Toc188033122 \h </w:instrText>
         </w:r>
         <w:r>
           <w:rPr>
@@ -2860,7 +2862,7 @@
             <w:noProof/>
             <w:webHidden/>
           </w:rPr>
-          <w:t>17</w:t>
+          <w:t>16</w:t>
         </w:r>
         <w:r>
           <w:rPr>
@@ -2884,13 +2886,13 @@
           <w:sz w:val="22"/>
         </w:rPr>
       </w:pPr>
-      <w:hyperlink w:anchor="_Toc117598428" w:history="1">
+      <w:hyperlink w:anchor="_Toc188033123" w:history="1">
         <w:r>
           <w:rPr>
             <w:rStyle w:val="Hyperlink"/>
             <w:noProof/>
           </w:rPr>
-          <w:t>Figure 27 Generate License Prompt Box</w:t>
+          <w:t>Figure 27 Screenshot showing location of Activate Configuration</w:t>
         </w:r>
         <w:r>
           <w:rPr>
@@ -2911,7 +2913,7 @@
             <w:noProof/>
             <w:webHidden/>
           </w:rPr>
-          <w:instrText xml:space="preserve"> PAGEREF _Toc117598428 \h </w:instrText>
+          <w:instrText xml:space="preserve"> PAGEREF _Toc188033123 \h </w:instrText>
         </w:r>
         <w:r>
           <w:rPr>
@@ -2955,13 +2957,13 @@
           <w:sz w:val="22"/>
         </w:rPr>
       </w:pPr>
-      <w:hyperlink w:anchor="_Toc117598429" w:history="1">
+      <w:hyperlink w:anchor="_Toc188033124" w:history="1">
         <w:r>
           <w:rPr>
             <w:rStyle w:val="Hyperlink"/>
             <w:noProof/>
           </w:rPr>
-          <w:t>Figure 28 Screenshot showing login screen</w:t>
+          <w:t>Figure 28 Generate License Prompt Box</w:t>
         </w:r>
         <w:r>
           <w:rPr>
@@ -2982,7 +2984,7 @@
             <w:noProof/>
             <w:webHidden/>
           </w:rPr>
-          <w:instrText xml:space="preserve"> PAGEREF _Toc117598429 \h </w:instrText>
+          <w:instrText xml:space="preserve"> PAGEREF _Toc188033124 \h </w:instrText>
         </w:r>
         <w:r>
           <w:rPr>
@@ -3026,13 +3028,13 @@
           <w:sz w:val="22"/>
         </w:rPr>
       </w:pPr>
-      <w:hyperlink w:anchor="_Toc117598430" w:history="1">
+      <w:hyperlink w:anchor="_Toc188033125" w:history="1">
         <w:r>
           <w:rPr>
             <w:rStyle w:val="Hyperlink"/>
             <w:noProof/>
           </w:rPr>
-          <w:t>Figure 29 Start button in TwinCAT</w:t>
+          <w:t>Figure 29 Screenshot showing login screen</w:t>
         </w:r>
         <w:r>
           <w:rPr>
@@ -3053,7 +3055,7 @@
             <w:noProof/>
             <w:webHidden/>
           </w:rPr>
-          <w:instrText xml:space="preserve"> PAGEREF _Toc117598430 \h </w:instrText>
+          <w:instrText xml:space="preserve"> PAGEREF _Toc188033125 \h </w:instrText>
         </w:r>
         <w:r>
           <w:rPr>
@@ -3073,7 +3075,7 @@
             <w:noProof/>
             <w:webHidden/>
           </w:rPr>
-          <w:t>18</w:t>
+          <w:t>17</w:t>
         </w:r>
         <w:r>
           <w:rPr>
@@ -3097,13 +3099,13 @@
           <w:sz w:val="22"/>
         </w:rPr>
       </w:pPr>
-      <w:hyperlink w:anchor="_Toc117598431" w:history="1">
+      <w:hyperlink w:anchor="_Toc188033126" w:history="1">
         <w:r>
           <w:rPr>
             <w:rStyle w:val="Hyperlink"/>
             <w:noProof/>
           </w:rPr>
-          <w:t>Figure 30 Main control window for testing firmware</w:t>
+          <w:t>Figure 30 Start button in TwinCAT</w:t>
         </w:r>
         <w:r>
           <w:rPr>
@@ -3124,7 +3126,78 @@
             <w:noProof/>
             <w:webHidden/>
           </w:rPr>
-          <w:instrText xml:space="preserve"> PAGEREF _Toc117598431 \h </w:instrText>
+          <w:instrText xml:space="preserve"> PAGEREF _Toc188033126 \h </w:instrText>
+        </w:r>
+        <w:r>
+          <w:rPr>
+            <w:noProof/>
+            <w:webHidden/>
+          </w:rPr>
+        </w:r>
+        <w:r>
+          <w:rPr>
+            <w:noProof/>
+            <w:webHidden/>
+          </w:rPr>
+          <w:fldChar w:fldCharType="separate"/>
+        </w:r>
+        <w:r>
+          <w:rPr>
+            <w:noProof/>
+            <w:webHidden/>
+          </w:rPr>
+          <w:t>18</w:t>
+        </w:r>
+        <w:r>
+          <w:rPr>
+            <w:noProof/>
+            <w:webHidden/>
+          </w:rPr>
+          <w:fldChar w:fldCharType="end"/>
+        </w:r>
+      </w:hyperlink>
+    </w:p>
+    <w:p>
+      <w:pPr>
+        <w:pStyle w:val="TableofFigures"/>
+        <w:tabs>
+          <w:tab w:val="right" w:leader="dot" w:pos="9610"/>
+        </w:tabs>
+        <w:rPr>
+          <w:rFonts w:asciiTheme="minorHAnsi" w:eastAsiaTheme="minorEastAsia" w:hAnsiTheme="minorHAnsi" w:cstheme="minorBidi"/>
+          <w:noProof/>
+          <w:color w:val="auto"/>
+          <w:sz w:val="22"/>
+        </w:rPr>
+      </w:pPr>
+      <w:hyperlink w:anchor="_Toc188033127" w:history="1">
+        <w:r>
+          <w:rPr>
+            <w:rStyle w:val="Hyperlink"/>
+            <w:noProof/>
+          </w:rPr>
+          <w:t>Figure 31Main control window for testing firmware</w:t>
+        </w:r>
+        <w:r>
+          <w:rPr>
+            <w:noProof/>
+            <w:webHidden/>
+          </w:rPr>
+          <w:tab/>
+        </w:r>
+        <w:r>
+          <w:rPr>
+            <w:noProof/>
+            <w:webHidden/>
+          </w:rPr>
+          <w:fldChar w:fldCharType="begin"/>
+        </w:r>
+        <w:r>
+          <w:rPr>
+            <w:noProof/>
+            <w:webHidden/>
+          </w:rPr>
+          <w:instrText xml:space="preserve"> PAGEREF _Toc188033127 \h </w:instrText>
         </w:r>
         <w:r>
           <w:rPr>
@@ -3181,12 +3254,12 @@
         <w:pStyle w:val="Heading1"/>
         <w:ind w:left="0" w:right="1329"/>
       </w:pPr>
-      <w:bookmarkStart w:id="2" w:name="_Toc117596289"/>
+      <w:bookmarkStart w:id="3" w:name="_Toc188033833"/>
       <w:r>
         <w:lastRenderedPageBreak/>
         <w:t>PRODUCTION BOARD TEST PLAN</w:t>
       </w:r>
-      <w:bookmarkEnd w:id="2"/>
+      <w:bookmarkEnd w:id="3"/>
     </w:p>
     <w:p>
       <w:pPr>
@@ -3207,14 +3280,14 @@
           <w:u w:val="single"/>
         </w:rPr>
       </w:pPr>
-      <w:bookmarkStart w:id="3" w:name="_Toc117596290"/>
+      <w:bookmarkStart w:id="4" w:name="_Toc188033834"/>
       <w:r>
         <w:rPr>
           <w:u w:val="single"/>
         </w:rPr>
         <w:t>HOW TO DONWLOAD NECESSARY TOOLS</w:t>
       </w:r>
-      <w:bookmarkEnd w:id="3"/>
+      <w:bookmarkEnd w:id="4"/>
     </w:p>
     <w:p>
       <w:pPr>
@@ -3248,14 +3321,14 @@
           <w:u w:val="single"/>
         </w:rPr>
       </w:pPr>
-      <w:bookmarkStart w:id="4" w:name="_Toc117596291"/>
+      <w:bookmarkStart w:id="5" w:name="_Toc188033835"/>
       <w:r>
         <w:rPr>
           <w:u w:val="single"/>
         </w:rPr>
         <w:t>REQUIRED SOFTWARE TOOLS</w:t>
       </w:r>
-      <w:bookmarkEnd w:id="4"/>
+      <w:bookmarkEnd w:id="5"/>
     </w:p>
     <w:p>
       <w:pPr>
@@ -3363,14 +3436,14 @@
           <w:u w:val="single"/>
         </w:rPr>
       </w:pPr>
-      <w:bookmarkStart w:id="5" w:name="_Toc117596292"/>
+      <w:bookmarkStart w:id="6" w:name="_Toc188033836"/>
       <w:r>
         <w:rPr>
           <w:u w:val="single"/>
         </w:rPr>
         <w:t>REQUIRED HARDWARE TOOLS</w:t>
       </w:r>
-      <w:bookmarkEnd w:id="5"/>
+      <w:bookmarkEnd w:id="6"/>
     </w:p>
     <w:p>
       <w:pPr>
@@ -3767,7 +3840,7 @@
           <w:u w:val="single"/>
         </w:rPr>
       </w:pPr>
-      <w:bookmarkStart w:id="6" w:name="_Toc117596293"/>
+      <w:bookmarkStart w:id="7" w:name="_Toc188033837"/>
       <w:r>
         <w:rPr>
           <w:u w:val="single"/>
@@ -3781,7 +3854,7 @@
         </w:rPr>
         <w:t>?</w:t>
       </w:r>
-      <w:bookmarkEnd w:id="6"/>
+      <w:bookmarkEnd w:id="7"/>
     </w:p>
     <w:p>
       <w:pPr>
@@ -3791,14 +3864,14 @@
           <w:u w:val="single"/>
         </w:rPr>
       </w:pPr>
-      <w:bookmarkStart w:id="7" w:name="_Toc117596294"/>
+      <w:bookmarkStart w:id="8" w:name="_Toc188033838"/>
       <w:r>
         <w:rPr>
           <w:u w:val="single"/>
         </w:rPr>
         <w:t>HARDWARE INSTALLATION</w:t>
       </w:r>
-      <w:bookmarkEnd w:id="7"/>
+      <w:bookmarkEnd w:id="8"/>
     </w:p>
     <w:p>
       <w:pPr>
@@ -3833,7 +3906,6 @@
     </w:p>
     <w:p>
       <w:pPr>
-        <w:jc w:val="center"/>
         <w:rPr>
           <w:rFonts w:cs="Times New Roman"/>
         </w:rPr>
@@ -3843,10 +3915,10 @@
           <w:noProof/>
         </w:rPr>
         <w:drawing>
-          <wp:inline distT="0" distB="0" distL="0" distR="0" wp14:anchorId="189F6F57" wp14:editId="377F2C2E">
-            <wp:extent cx="6108700" cy="1232452"/>
-            <wp:effectExtent l="19050" t="19050" r="6350" b="6350"/>
-            <wp:docPr id="41" name="Picture 41"/>
+          <wp:inline distT="0" distB="0" distL="0" distR="0" wp14:anchorId="0106C274" wp14:editId="4722E6F9">
+            <wp:extent cx="6108700" cy="1964690"/>
+            <wp:effectExtent l="19050" t="19050" r="6350" b="0"/>
+            <wp:docPr id="40" name="Picture 40"/>
             <wp:cNvGraphicFramePr>
               <a:graphicFrameLocks xmlns:a="http://schemas.openxmlformats.org/drawingml/2006/main" noChangeAspect="1"/>
             </wp:cNvGraphicFramePr>
@@ -3866,12 +3938,12 @@
                   <pic:spPr>
                     <a:xfrm>
                       <a:off x="0" y="0"/>
-                      <a:ext cx="6141874" cy="1239145"/>
+                      <a:ext cx="6108700" cy="1964690"/>
                     </a:xfrm>
                     <a:prstGeom prst="rect">
                       <a:avLst/>
                     </a:prstGeom>
-                    <a:ln w="12700">
+                    <a:ln>
                       <a:solidFill>
                         <a:schemeClr val="tx1"/>
                       </a:solidFill>
@@ -3885,15 +3957,21 @@
       </w:r>
     </w:p>
     <w:p>
+      <w:pPr>
+        <w:jc w:val="center"/>
+        <w:rPr>
+          <w:rFonts w:cs="Times New Roman"/>
+        </w:rPr>
+      </w:pPr>
       <w:r>
         <w:rPr>
           <w:noProof/>
         </w:rPr>
         <w:drawing>
-          <wp:inline distT="0" distB="0" distL="0" distR="0" wp14:anchorId="24CEB6CE" wp14:editId="2947CB5D">
-            <wp:extent cx="6106943" cy="1439186"/>
-            <wp:effectExtent l="19050" t="19050" r="8255" b="8890"/>
-            <wp:docPr id="42" name="Picture 42"/>
+          <wp:inline distT="0" distB="0" distL="0" distR="0" wp14:anchorId="3F5A5F72" wp14:editId="6F90E22A">
+            <wp:extent cx="6108700" cy="1760855"/>
+            <wp:effectExtent l="19050" t="19050" r="6350" b="0"/>
+            <wp:docPr id="43" name="Picture 43"/>
             <wp:cNvGraphicFramePr>
               <a:graphicFrameLocks xmlns:a="http://schemas.openxmlformats.org/drawingml/2006/main" noChangeAspect="1"/>
             </wp:cNvGraphicFramePr>
@@ -3913,12 +3991,12 @@
                   <pic:spPr>
                     <a:xfrm>
                       <a:off x="0" y="0"/>
-                      <a:ext cx="6125914" cy="1443657"/>
+                      <a:ext cx="6108700" cy="1760855"/>
                     </a:xfrm>
                     <a:prstGeom prst="rect">
                       <a:avLst/>
                     </a:prstGeom>
-                    <a:ln w="12700">
+                    <a:ln>
                       <a:solidFill>
                         <a:schemeClr val="tx1"/>
                       </a:solidFill>
@@ -3941,7 +4019,7 @@
           <w:sz w:val="22"/>
         </w:rPr>
       </w:pPr>
-      <w:bookmarkStart w:id="8" w:name="_Toc117598402"/>
+      <w:bookmarkStart w:id="9" w:name="_Toc188033097"/>
       <w:r>
         <w:rPr>
           <w:rFonts w:cs="Times New Roman"/>
@@ -3999,7 +4077,7 @@
         </w:rPr>
         <w:t xml:space="preserve"> Headers to interconnect Control Board and Interface Board</w:t>
       </w:r>
-      <w:bookmarkEnd w:id="8"/>
+      <w:bookmarkEnd w:id="9"/>
     </w:p>
     <w:p>
       <w:pPr>
@@ -4080,7 +4158,7 @@
           <w:sz w:val="16"/>
         </w:rPr>
       </w:pPr>
-      <w:bookmarkStart w:id="9" w:name="_Toc117598403"/>
+      <w:bookmarkStart w:id="10" w:name="_Toc188033098"/>
       <w:r>
         <w:rPr>
           <w:rFonts w:cs="Times New Roman"/>
@@ -4138,7 +4216,7 @@
         </w:rPr>
         <w:t xml:space="preserve"> Image showing power input headers</w:t>
       </w:r>
-      <w:bookmarkEnd w:id="9"/>
+      <w:bookmarkEnd w:id="10"/>
     </w:p>
     <w:p>
       <w:pPr>
@@ -4170,6 +4248,41 @@
         </w:rPr>
         <w:t>will light up indicating successful power up as shown below</w:t>
       </w:r>
+    </w:p>
+    <w:p>
+      <w:pPr>
+        <w:keepNext/>
+        <w:ind w:left="360"/>
+        <w:jc w:val="center"/>
+      </w:pPr>
+    </w:p>
+    <w:p>
+      <w:pPr>
+        <w:keepNext/>
+        <w:ind w:left="360"/>
+        <w:jc w:val="center"/>
+      </w:pPr>
+    </w:p>
+    <w:p>
+      <w:pPr>
+        <w:keepNext/>
+        <w:ind w:left="360"/>
+        <w:jc w:val="center"/>
+      </w:pPr>
+    </w:p>
+    <w:p>
+      <w:pPr>
+        <w:keepNext/>
+        <w:ind w:left="360"/>
+        <w:jc w:val="center"/>
+      </w:pPr>
+    </w:p>
+    <w:p>
+      <w:pPr>
+        <w:keepNext/>
+        <w:ind w:left="360"/>
+        <w:jc w:val="center"/>
+      </w:pPr>
     </w:p>
     <w:p>
       <w:pPr>
@@ -4233,7 +4346,7 @@
           <w:sz w:val="22"/>
         </w:rPr>
       </w:pPr>
-      <w:bookmarkStart w:id="10" w:name="_Toc117598404"/>
+      <w:bookmarkStart w:id="11" w:name="_Toc188033099"/>
       <w:r>
         <w:rPr>
           <w:rFonts w:cs="Times New Roman"/>
@@ -4291,7 +4404,7 @@
         </w:rPr>
         <w:t xml:space="preserve"> On-board LED showing power state</w:t>
       </w:r>
-      <w:bookmarkEnd w:id="10"/>
+      <w:bookmarkEnd w:id="11"/>
     </w:p>
     <w:p>
       <w:pPr>
@@ -4308,23 +4421,32 @@
         <w:rPr>
           <w:rFonts w:cs="Times New Roman"/>
         </w:rPr>
-        <w:lastRenderedPageBreak/>
         <w:t>Connect the provided J-link probe to the programming header as shown in the image below:</w:t>
       </w:r>
     </w:p>
     <w:p>
       <w:pPr>
-        <w:jc w:val="center"/>
-      </w:pPr>
+        <w:pStyle w:val="BodyText"/>
+        <w:ind w:left="360"/>
+        <w:rPr>
+          <w:rFonts w:cs="Times New Roman"/>
+        </w:rPr>
+      </w:pPr>
+      <w:r>
+        <w:rPr>
+          <w:rFonts w:cs="Times New Roman"/>
+        </w:rPr>
+        <w:t xml:space="preserve">            </w:t>
+      </w:r>
       <w:r>
         <w:rPr>
           <w:noProof/>
         </w:rPr>
         <w:drawing>
-          <wp:inline distT="0" distB="0" distL="0" distR="0" wp14:anchorId="78C9484A" wp14:editId="5CE737D1">
-            <wp:extent cx="6096000" cy="2000250"/>
+          <wp:inline distT="0" distB="0" distL="0" distR="0" wp14:anchorId="76B59404" wp14:editId="55B49720">
+            <wp:extent cx="3323645" cy="2903623"/>
             <wp:effectExtent l="19050" t="19050" r="0" b="0"/>
-            <wp:docPr id="11" name="Picture 11"/>
+            <wp:docPr id="44" name="Picture 44"/>
             <wp:cNvGraphicFramePr>
               <a:graphicFrameLocks xmlns:a="http://schemas.openxmlformats.org/drawingml/2006/main" noChangeAspect="1"/>
             </wp:cNvGraphicFramePr>
@@ -4344,12 +4466,12 @@
                   <pic:spPr>
                     <a:xfrm>
                       <a:off x="0" y="0"/>
-                      <a:ext cx="6096000" cy="2000250"/>
+                      <a:ext cx="3335542" cy="2914016"/>
                     </a:xfrm>
                     <a:prstGeom prst="rect">
                       <a:avLst/>
                     </a:prstGeom>
-                    <a:ln w="12700">
+                    <a:ln>
                       <a:solidFill>
                         <a:schemeClr val="tx1"/>
                       </a:solidFill>
@@ -4361,677 +4483,15 @@
           </wp:inline>
         </w:drawing>
       </w:r>
-    </w:p>
-    <w:p>
-      <w:pPr>
-        <w:pStyle w:val="Caption"/>
-        <w:jc w:val="center"/>
-        <w:rPr>
-          <w:rFonts w:cs="Times New Roman"/>
-          <w:color w:val="000000" w:themeColor="text1"/>
-          <w:sz w:val="16"/>
-        </w:rPr>
-      </w:pPr>
-      <w:bookmarkStart w:id="11" w:name="_Toc117598405"/>
-      <w:r>
-        <w:rPr>
-          <w:rFonts w:cs="Times New Roman"/>
-          <w:color w:val="000000" w:themeColor="text1"/>
-          <w:sz w:val="16"/>
-        </w:rPr>
-        <w:t xml:space="preserve">Figure </w:t>
-      </w:r>
-      <w:r>
-        <w:rPr>
-          <w:rFonts w:cs="Times New Roman"/>
-          <w:color w:val="000000" w:themeColor="text1"/>
-          <w:sz w:val="16"/>
-        </w:rPr>
-        <w:fldChar w:fldCharType="begin"/>
-      </w:r>
-      <w:r>
-        <w:rPr>
-          <w:rFonts w:cs="Times New Roman"/>
-          <w:color w:val="000000" w:themeColor="text1"/>
-          <w:sz w:val="16"/>
-        </w:rPr>
-        <w:instrText xml:space="preserve"> SEQ Figure \* ARABIC </w:instrText>
-      </w:r>
-      <w:r>
-        <w:rPr>
-          <w:rFonts w:cs="Times New Roman"/>
-          <w:color w:val="000000" w:themeColor="text1"/>
-          <w:sz w:val="16"/>
-        </w:rPr>
-        <w:fldChar w:fldCharType="separate"/>
-      </w:r>
-      <w:r>
-        <w:rPr>
-          <w:rFonts w:cs="Times New Roman"/>
+      <w:r>
+        <w:rPr>
           <w:noProof/>
-          <w:color w:val="000000" w:themeColor="text1"/>
-          <w:sz w:val="16"/>
-        </w:rPr>
-        <w:t>4</w:t>
-      </w:r>
-      <w:r>
-        <w:rPr>
-          <w:rFonts w:cs="Times New Roman"/>
-          <w:color w:val="000000" w:themeColor="text1"/>
-          <w:sz w:val="16"/>
-        </w:rPr>
-        <w:fldChar w:fldCharType="end"/>
-      </w:r>
-      <w:r>
-        <w:rPr>
-          <w:rFonts w:cs="Times New Roman"/>
-          <w:color w:val="000000" w:themeColor="text1"/>
-          <w:sz w:val="16"/>
-        </w:rPr>
-        <w:t xml:space="preserve"> Progr</w:t>
-      </w:r>
-      <w:r>
-        <w:rPr>
-          <w:rFonts w:cs="Times New Roman"/>
-          <w:color w:val="000000" w:themeColor="text1"/>
-          <w:sz w:val="16"/>
-        </w:rPr>
-        <w:t>amming h</w:t>
-      </w:r>
-      <w:r>
-        <w:rPr>
-          <w:rFonts w:cs="Times New Roman"/>
-          <w:color w:val="000000" w:themeColor="text1"/>
-          <w:sz w:val="16"/>
-        </w:rPr>
-        <w:t>eader</w:t>
-      </w:r>
-      <w:bookmarkStart w:id="12" w:name="_bookmark5"/>
-      <w:bookmarkEnd w:id="12"/>
-      <w:r>
-        <w:rPr>
-          <w:rFonts w:cs="Times New Roman"/>
-          <w:color w:val="000000" w:themeColor="text1"/>
-          <w:sz w:val="16"/>
-        </w:rPr>
-        <w:t xml:space="preserve"> and connections</w:t>
-      </w:r>
-      <w:bookmarkEnd w:id="11"/>
-    </w:p>
-    <w:p>
-      <w:pPr>
-        <w:pStyle w:val="ListParagraph"/>
-        <w:numPr>
-          <w:ilvl w:val="0"/>
-          <w:numId w:val="7"/>
-        </w:numPr>
-        <w:rPr>
-          <w:rFonts w:cs="Times New Roman"/>
-        </w:rPr>
-      </w:pPr>
-      <w:r>
-        <w:rPr>
-          <w:rFonts w:cs="Times New Roman"/>
-        </w:rPr>
-        <w:t xml:space="preserve">Once the programming probe is connected, launch </w:t>
-      </w:r>
-      <w:r>
-        <w:rPr>
-          <w:rFonts w:cs="Times New Roman"/>
-          <w:b/>
-        </w:rPr>
-        <w:t xml:space="preserve">J-Link Commander </w:t>
-      </w:r>
-      <w:r>
-        <w:rPr>
-          <w:rFonts w:cs="Times New Roman"/>
-        </w:rPr>
-        <w:t xml:space="preserve">and run the </w:t>
-      </w:r>
-      <w:r>
-        <w:rPr>
-          <w:rFonts w:cs="Times New Roman"/>
-          <w:b/>
-        </w:rPr>
-        <w:t xml:space="preserve">connect </w:t>
-      </w:r>
-      <w:r>
-        <w:rPr>
-          <w:rFonts w:cs="Times New Roman"/>
-        </w:rPr>
-        <w:t xml:space="preserve">command and choose </w:t>
-      </w:r>
-      <w:r>
-        <w:rPr>
-          <w:rFonts w:cs="Times New Roman"/>
-          <w:b/>
-        </w:rPr>
-        <w:t>SWD interface with default settings</w:t>
-      </w:r>
-      <w:r>
-        <w:rPr>
-          <w:rFonts w:cs="Times New Roman"/>
-        </w:rPr>
-        <w:t>.</w:t>
-      </w:r>
-    </w:p>
-    <w:p>
-      <w:pPr>
-        <w:pStyle w:val="ListParagraph"/>
-        <w:numPr>
-          <w:ilvl w:val="0"/>
-          <w:numId w:val="7"/>
-        </w:numPr>
-        <w:rPr>
-          <w:rFonts w:cs="Times New Roman"/>
-        </w:rPr>
-      </w:pPr>
-      <w:r>
-        <w:rPr>
-          <w:rFonts w:cs="Times New Roman"/>
-        </w:rPr>
-        <w:t>If the connection is successful, this means the processor is alive and working well.</w:t>
-      </w:r>
-    </w:p>
-    <w:p>
-      <w:pPr>
-        <w:rPr>
-          <w:rFonts w:cs="Times New Roman"/>
-        </w:rPr>
-      </w:pPr>
-    </w:p>
-    <w:p>
-      <w:pPr>
-        <w:pStyle w:val="Heading2"/>
-        <w:spacing w:before="0"/>
-        <w:ind w:left="0"/>
-        <w:rPr>
-          <w:u w:val="single"/>
-        </w:rPr>
-      </w:pPr>
-      <w:bookmarkStart w:id="13" w:name="_Toc117596295"/>
-      <w:r>
-        <w:rPr>
-          <w:u w:val="single"/>
-        </w:rPr>
-        <w:t>HOW TO USE THE TEST TOOLS</w:t>
-      </w:r>
-      <w:bookmarkEnd w:id="13"/>
-    </w:p>
-    <w:p>
-      <w:pPr>
-        <w:pStyle w:val="ListParagraph"/>
-        <w:numPr>
-          <w:ilvl w:val="0"/>
-          <w:numId w:val="9"/>
-        </w:numPr>
-        <w:rPr>
-          <w:rFonts w:cs="Times New Roman"/>
-        </w:rPr>
-      </w:pPr>
-      <w:r>
-        <w:rPr>
-          <w:rFonts w:cs="Times New Roman"/>
-        </w:rPr>
-        <w:t xml:space="preserve">After successfully connecting with the hardware using J-Link Commander, upload the provided </w:t>
-      </w:r>
-      <w:proofErr w:type="spellStart"/>
-      <w:r>
-        <w:rPr>
-          <w:rFonts w:cs="Times New Roman"/>
-          <w:b/>
-        </w:rPr>
-        <w:t>Final_Test.</w:t>
-      </w:r>
-      <w:r>
-        <w:rPr>
-          <w:rFonts w:cs="Times New Roman"/>
-          <w:b/>
-        </w:rPr>
-        <w:t>elf</w:t>
-      </w:r>
-      <w:proofErr w:type="spellEnd"/>
-      <w:r>
-        <w:rPr>
-          <w:rFonts w:cs="Times New Roman"/>
-          <w:b/>
-        </w:rPr>
-        <w:t xml:space="preserve"> </w:t>
-      </w:r>
-      <w:r>
-        <w:rPr>
-          <w:rFonts w:cs="Times New Roman"/>
-        </w:rPr>
-        <w:t>file which is the final compiled code file for the project. To do this, run the command:</w:t>
-      </w:r>
-    </w:p>
-    <w:p>
-      <w:pPr>
-        <w:ind w:left="360"/>
-        <w:rPr>
-          <w:rFonts w:cs="Times New Roman"/>
-        </w:rPr>
-      </w:pPr>
-    </w:p>
-    <w:p>
-      <w:pPr>
-        <w:ind w:left="360"/>
-        <w:jc w:val="center"/>
-        <w:rPr>
-          <w:rFonts w:ascii="Courier New" w:hAnsi="Courier New" w:cs="Courier New"/>
-          <w:b/>
-          <w:color w:val="222222"/>
-          <w:sz w:val="21"/>
-          <w:szCs w:val="21"/>
-          <w:shd w:val="clear" w:color="auto" w:fill="FFFFFF"/>
-        </w:rPr>
-      </w:pPr>
-      <w:proofErr w:type="spellStart"/>
-      <w:r>
-        <w:rPr>
-          <w:rFonts w:ascii="Courier New" w:hAnsi="Courier New" w:cs="Courier New"/>
-          <w:b/>
-          <w:color w:val="222222"/>
-          <w:sz w:val="21"/>
-          <w:szCs w:val="21"/>
-          <w:shd w:val="clear" w:color="auto" w:fill="FFFFFF"/>
-        </w:rPr>
-        <w:t>LoadFile</w:t>
-      </w:r>
-      <w:proofErr w:type="spellEnd"/>
-      <w:r>
-        <w:rPr>
-          <w:rFonts w:ascii="Courier New" w:hAnsi="Courier New" w:cs="Courier New"/>
-          <w:b/>
-          <w:color w:val="222222"/>
-          <w:sz w:val="21"/>
-          <w:szCs w:val="21"/>
-          <w:shd w:val="clear" w:color="auto" w:fill="FFFFFF"/>
-        </w:rPr>
-        <w:t xml:space="preserve"> &lt;</w:t>
-      </w:r>
-      <w:proofErr w:type="spellStart"/>
-      <w:r>
-        <w:rPr>
-          <w:rFonts w:ascii="Courier New" w:hAnsi="Courier New" w:cs="Courier New"/>
-          <w:b/>
-          <w:color w:val="222222"/>
-          <w:sz w:val="21"/>
-          <w:szCs w:val="21"/>
-          <w:shd w:val="clear" w:color="auto" w:fill="FFFFFF"/>
-        </w:rPr>
-        <w:t>FileName</w:t>
-      </w:r>
-      <w:proofErr w:type="spellEnd"/>
-      <w:r>
-        <w:rPr>
-          <w:rFonts w:ascii="Courier New" w:hAnsi="Courier New" w:cs="Courier New"/>
-          <w:b/>
-          <w:color w:val="222222"/>
-          <w:sz w:val="21"/>
-          <w:szCs w:val="21"/>
-          <w:shd w:val="clear" w:color="auto" w:fill="FFFFFF"/>
-        </w:rPr>
-        <w:t>&gt; [&lt;</w:t>
-      </w:r>
-      <w:proofErr w:type="spellStart"/>
-      <w:proofErr w:type="gramStart"/>
-      <w:r>
-        <w:rPr>
-          <w:rFonts w:ascii="Courier New" w:hAnsi="Courier New" w:cs="Courier New"/>
-          <w:b/>
-          <w:color w:val="222222"/>
-          <w:sz w:val="21"/>
-          <w:szCs w:val="21"/>
-          <w:shd w:val="clear" w:color="auto" w:fill="FFFFFF"/>
-        </w:rPr>
-        <w:t>Addr</w:t>
-      </w:r>
-      <w:proofErr w:type="spellEnd"/>
-      <w:r>
-        <w:rPr>
-          <w:rFonts w:ascii="Courier New" w:hAnsi="Courier New" w:cs="Courier New"/>
-          <w:b/>
-          <w:color w:val="222222"/>
-          <w:sz w:val="21"/>
-          <w:szCs w:val="21"/>
-          <w:shd w:val="clear" w:color="auto" w:fill="FFFFFF"/>
-        </w:rPr>
-        <w:t>(</w:t>
-      </w:r>
-      <w:proofErr w:type="gramEnd"/>
-      <w:r>
-        <w:rPr>
-          <w:rFonts w:ascii="Courier New" w:hAnsi="Courier New" w:cs="Courier New"/>
-          <w:b/>
-          <w:color w:val="222222"/>
-          <w:sz w:val="21"/>
-          <w:szCs w:val="21"/>
-          <w:shd w:val="clear" w:color="auto" w:fill="FFFFFF"/>
-        </w:rPr>
-        <w:t>.bin only)&gt;] [&lt;</w:t>
-      </w:r>
-      <w:proofErr w:type="spellStart"/>
-      <w:r>
-        <w:rPr>
-          <w:rFonts w:ascii="Courier New" w:hAnsi="Courier New" w:cs="Courier New"/>
-          <w:b/>
-          <w:color w:val="222222"/>
-          <w:sz w:val="21"/>
-          <w:szCs w:val="21"/>
-          <w:shd w:val="clear" w:color="auto" w:fill="FFFFFF"/>
-        </w:rPr>
-        <w:t>noreset</w:t>
-      </w:r>
-      <w:proofErr w:type="spellEnd"/>
-      <w:r>
-        <w:rPr>
-          <w:rFonts w:ascii="Courier New" w:hAnsi="Courier New" w:cs="Courier New"/>
-          <w:b/>
-          <w:color w:val="222222"/>
-          <w:sz w:val="21"/>
-          <w:szCs w:val="21"/>
-          <w:shd w:val="clear" w:color="auto" w:fill="FFFFFF"/>
-        </w:rPr>
-        <w:t xml:space="preserve"> | reset&gt;]</w:t>
-      </w:r>
-    </w:p>
-    <w:p>
-      <w:pPr>
-        <w:ind w:left="360"/>
-        <w:jc w:val="center"/>
-        <w:rPr>
-          <w:rFonts w:ascii="Courier New" w:hAnsi="Courier New" w:cs="Courier New"/>
-          <w:b/>
-          <w:color w:val="222222"/>
-          <w:sz w:val="21"/>
-          <w:szCs w:val="21"/>
-          <w:shd w:val="clear" w:color="auto" w:fill="FFFFFF"/>
-        </w:rPr>
-      </w:pPr>
-      <w:proofErr w:type="spellStart"/>
-      <w:r>
-        <w:rPr>
-          <w:rFonts w:ascii="Courier New" w:hAnsi="Courier New" w:cs="Courier New"/>
-          <w:b/>
-          <w:color w:val="222222"/>
-          <w:sz w:val="21"/>
-          <w:szCs w:val="21"/>
-          <w:shd w:val="clear" w:color="auto" w:fill="FFFFFF"/>
-        </w:rPr>
-        <w:t>loadfile</w:t>
-      </w:r>
-      <w:proofErr w:type="spellEnd"/>
-      <w:r>
-        <w:rPr>
-          <w:rFonts w:ascii="Courier New" w:hAnsi="Courier New" w:cs="Courier New"/>
-          <w:b/>
-          <w:color w:val="222222"/>
-          <w:sz w:val="21"/>
-          <w:szCs w:val="21"/>
-          <w:shd w:val="clear" w:color="auto" w:fill="FFFFFF"/>
-        </w:rPr>
-        <w:t xml:space="preserve"> &lt;path\to\provided\elf</w:t>
-      </w:r>
-      <w:r>
-        <w:rPr>
-          <w:rFonts w:ascii="Courier New" w:hAnsi="Courier New" w:cs="Courier New"/>
-          <w:b/>
-          <w:color w:val="222222"/>
-          <w:sz w:val="21"/>
-          <w:szCs w:val="21"/>
-          <w:shd w:val="clear" w:color="auto" w:fill="FFFFFF"/>
-        </w:rPr>
-        <w:t>\file&gt; (Example)</w:t>
-      </w:r>
-    </w:p>
-    <w:p>
-      <w:pPr>
-        <w:ind w:left="360"/>
-        <w:rPr>
-          <w:rFonts w:ascii="Courier New" w:hAnsi="Courier New" w:cs="Courier New"/>
-          <w:b/>
-          <w:color w:val="222222"/>
-          <w:sz w:val="21"/>
-          <w:szCs w:val="21"/>
-          <w:shd w:val="clear" w:color="auto" w:fill="FFFFFF"/>
-        </w:rPr>
-      </w:pPr>
-    </w:p>
-    <w:p>
-      <w:pPr>
-        <w:pStyle w:val="ListParagraph"/>
-        <w:numPr>
-          <w:ilvl w:val="0"/>
-          <w:numId w:val="9"/>
-        </w:numPr>
-        <w:rPr>
-          <w:rFonts w:cs="Times New Roman"/>
-        </w:rPr>
-      </w:pPr>
-      <w:r>
-        <w:rPr>
-          <w:rFonts w:cs="Times New Roman"/>
-        </w:rPr>
-        <w:t xml:space="preserve">After successful upload, the J-Link Commander will show </w:t>
-      </w:r>
-      <w:r>
-        <w:rPr>
-          <w:rFonts w:cs="Times New Roman"/>
-          <w:b/>
-        </w:rPr>
-        <w:t>successfully loaded</w:t>
-      </w:r>
-      <w:r>
-        <w:rPr>
-          <w:rFonts w:cs="Times New Roman"/>
-        </w:rPr>
-        <w:t>.</w:t>
-      </w:r>
-    </w:p>
-    <w:p>
-      <w:pPr>
-        <w:rPr>
-          <w:rFonts w:cs="Times New Roman"/>
-        </w:rPr>
-      </w:pPr>
-    </w:p>
-    <w:p>
-      <w:pPr>
-        <w:rPr>
-          <w:rFonts w:cs="Times New Roman"/>
-        </w:rPr>
-      </w:pPr>
-    </w:p>
-    <w:p>
-      <w:pPr>
-        <w:rPr>
-          <w:rFonts w:cs="Times New Roman"/>
-        </w:rPr>
-      </w:pPr>
-    </w:p>
-    <w:p>
-      <w:pPr>
-        <w:rPr>
-          <w:rFonts w:cs="Times New Roman"/>
-        </w:rPr>
-      </w:pPr>
-    </w:p>
-    <w:p>
-      <w:pPr>
-        <w:rPr>
-          <w:rFonts w:cs="Times New Roman"/>
-        </w:rPr>
-      </w:pPr>
-    </w:p>
-    <w:p>
-      <w:pPr>
-        <w:rPr>
-          <w:rFonts w:cs="Times New Roman"/>
-        </w:rPr>
-      </w:pPr>
-    </w:p>
-    <w:p>
-      <w:pPr>
-        <w:rPr>
-          <w:rFonts w:cs="Times New Roman"/>
-        </w:rPr>
-      </w:pPr>
-    </w:p>
-    <w:p>
-      <w:pPr>
-        <w:rPr>
-          <w:rFonts w:cs="Times New Roman"/>
-        </w:rPr>
-      </w:pPr>
-    </w:p>
-    <w:p>
-      <w:pPr>
-        <w:rPr>
-          <w:rFonts w:cs="Times New Roman"/>
-        </w:rPr>
-      </w:pPr>
-    </w:p>
-    <w:p>
-      <w:pPr>
-        <w:rPr>
-          <w:rFonts w:cs="Times New Roman"/>
-        </w:rPr>
-      </w:pPr>
-    </w:p>
-    <w:p>
-      <w:pPr>
-        <w:rPr>
-          <w:rFonts w:cs="Times New Roman"/>
-        </w:rPr>
-      </w:pPr>
-    </w:p>
-    <w:p>
-      <w:pPr>
-        <w:rPr>
-          <w:rFonts w:cs="Times New Roman"/>
-        </w:rPr>
-      </w:pPr>
-    </w:p>
-    <w:p>
-      <w:pPr>
-        <w:rPr>
-          <w:rFonts w:cs="Times New Roman"/>
-        </w:rPr>
-      </w:pPr>
-    </w:p>
-    <w:p>
-      <w:pPr>
-        <w:rPr>
-          <w:rFonts w:cs="Times New Roman"/>
-        </w:rPr>
-      </w:pPr>
-    </w:p>
-    <w:p>
-      <w:pPr>
-        <w:rPr>
-          <w:rFonts w:cs="Times New Roman"/>
-        </w:rPr>
-      </w:pPr>
-    </w:p>
-    <w:p>
-      <w:pPr>
-        <w:rPr>
-          <w:rFonts w:cs="Times New Roman"/>
-        </w:rPr>
-      </w:pPr>
-    </w:p>
-    <w:p>
-      <w:pPr>
-        <w:rPr>
-          <w:rFonts w:cs="Times New Roman"/>
-        </w:rPr>
-      </w:pPr>
-    </w:p>
-    <w:p>
-      <w:pPr>
-        <w:rPr>
-          <w:rFonts w:cs="Times New Roman"/>
-        </w:rPr>
-      </w:pPr>
-    </w:p>
-    <w:p>
-      <w:pPr>
-        <w:pStyle w:val="Heading2"/>
-        <w:spacing w:before="0"/>
-        <w:ind w:left="0"/>
-        <w:rPr>
-          <w:u w:val="single"/>
-        </w:rPr>
-      </w:pPr>
-      <w:bookmarkStart w:id="14" w:name="_Toc117596296"/>
-      <w:r>
-        <w:rPr>
-          <w:u w:val="single"/>
-        </w:rPr>
-        <w:lastRenderedPageBreak/>
-        <w:t>HOW CAN WE MAKE A TEST?</w:t>
-      </w:r>
-      <w:bookmarkEnd w:id="14"/>
-    </w:p>
-    <w:p>
-      <w:pPr>
-        <w:pStyle w:val="Heading3"/>
-        <w:ind w:left="0"/>
-        <w:rPr>
-          <w:u w:val="single"/>
-        </w:rPr>
-      </w:pPr>
-      <w:bookmarkStart w:id="15" w:name="_Toc117596297"/>
-      <w:r>
-        <w:rPr>
-          <w:u w:val="single"/>
-        </w:rPr>
-        <w:t>SETTING UP THE HARDWARE</w:t>
-      </w:r>
-      <w:bookmarkEnd w:id="15"/>
-    </w:p>
-    <w:p>
-      <w:r>
-        <w:t>In order to prepare a test, follow the steps below:</w:t>
-      </w:r>
-    </w:p>
-    <w:p>
-      <w:pPr>
-        <w:pStyle w:val="ListParagraph"/>
-        <w:numPr>
-          <w:ilvl w:val="0"/>
-          <w:numId w:val="10"/>
-        </w:numPr>
-      </w:pPr>
-      <w:r>
-        <w:t xml:space="preserve">Connect the stepper motor to the header labeled </w:t>
-      </w:r>
-      <w:r>
-        <w:rPr>
-          <w:b/>
-        </w:rPr>
-        <w:t>MOTOR OUT</w:t>
-      </w:r>
-      <w:r>
-        <w:t>. Connections are also enlisted starting from left side:</w:t>
-      </w:r>
-    </w:p>
-    <w:p>
-      <w:pPr>
-        <w:keepNext/>
-        <w:ind w:left="360"/>
-        <w:jc w:val="center"/>
-      </w:pPr>
-      <w:r>
-        <w:rPr>
-          <w:noProof/>
         </w:rPr>
         <w:drawing>
-          <wp:inline distT="0" distB="0" distL="0" distR="0" wp14:anchorId="2D552D5C" wp14:editId="37B9F37F">
-            <wp:extent cx="5619750" cy="1609725"/>
-            <wp:effectExtent l="19050" t="19050" r="0" b="9525"/>
-            <wp:docPr id="2" name="Picture 2"/>
+          <wp:inline distT="0" distB="0" distL="0" distR="0" wp14:anchorId="28705828" wp14:editId="3041802D">
+            <wp:extent cx="1446276" cy="2878373"/>
+            <wp:effectExtent l="19050" t="19050" r="1905" b="0"/>
+            <wp:docPr id="5" name="Picture 5"/>
             <wp:cNvGraphicFramePr>
               <a:graphicFrameLocks xmlns:a="http://schemas.openxmlformats.org/drawingml/2006/main" noChangeAspect="1"/>
             </wp:cNvGraphicFramePr>
@@ -5051,12 +4511,12 @@
                   <pic:spPr>
                     <a:xfrm>
                       <a:off x="0" y="0"/>
-                      <a:ext cx="5619750" cy="1609725"/>
+                      <a:ext cx="1462430" cy="2910523"/>
                     </a:xfrm>
                     <a:prstGeom prst="rect">
                       <a:avLst/>
                     </a:prstGeom>
-                    <a:ln w="12700">
+                    <a:ln>
                       <a:solidFill>
                         <a:schemeClr val="tx1"/>
                       </a:solidFill>
@@ -5074,13 +4534,15 @@
         <w:pStyle w:val="Caption"/>
         <w:jc w:val="center"/>
         <w:rPr>
+          <w:rFonts w:cs="Times New Roman"/>
           <w:color w:val="000000" w:themeColor="text1"/>
           <w:sz w:val="16"/>
         </w:rPr>
       </w:pPr>
-      <w:bookmarkStart w:id="16" w:name="_Toc117598406"/>
-      <w:r>
-        <w:rPr>
+      <w:bookmarkStart w:id="12" w:name="_Toc188033100"/>
+      <w:r>
+        <w:rPr>
+          <w:rFonts w:cs="Times New Roman"/>
           <w:color w:val="000000" w:themeColor="text1"/>
           <w:sz w:val="16"/>
         </w:rPr>
@@ -5088,6 +4550,7 @@
       </w:r>
       <w:r>
         <w:rPr>
+          <w:rFonts w:cs="Times New Roman"/>
           <w:color w:val="000000" w:themeColor="text1"/>
           <w:sz w:val="16"/>
         </w:rPr>
@@ -5095,6 +4558,7 @@
       </w:r>
       <w:r>
         <w:rPr>
+          <w:rFonts w:cs="Times New Roman"/>
           <w:color w:val="000000" w:themeColor="text1"/>
           <w:sz w:val="16"/>
         </w:rPr>
@@ -5102,6 +4566,7 @@
       </w:r>
       <w:r>
         <w:rPr>
+          <w:rFonts w:cs="Times New Roman"/>
           <w:color w:val="000000" w:themeColor="text1"/>
           <w:sz w:val="16"/>
         </w:rPr>
@@ -5109,14 +4574,16 @@
       </w:r>
       <w:r>
         <w:rPr>
+          <w:rFonts w:cs="Times New Roman"/>
           <w:noProof/>
           <w:color w:val="000000" w:themeColor="text1"/>
           <w:sz w:val="16"/>
         </w:rPr>
-        <w:t>5</w:t>
-      </w:r>
-      <w:r>
-        <w:rPr>
+        <w:t>4</w:t>
+      </w:r>
+      <w:r>
+        <w:rPr>
+          <w:rFonts w:cs="Times New Roman"/>
           <w:color w:val="000000" w:themeColor="text1"/>
           <w:sz w:val="16"/>
         </w:rPr>
@@ -5124,12 +4591,801 @@
       </w:r>
       <w:r>
         <w:rPr>
+          <w:rFonts w:cs="Times New Roman"/>
           <w:color w:val="000000" w:themeColor="text1"/>
           <w:sz w:val="16"/>
         </w:rPr>
+        <w:t xml:space="preserve"> Progr</w:t>
+      </w:r>
+      <w:r>
+        <w:rPr>
+          <w:rFonts w:cs="Times New Roman"/>
+          <w:color w:val="000000" w:themeColor="text1"/>
+          <w:sz w:val="16"/>
+        </w:rPr>
+        <w:t>amming h</w:t>
+      </w:r>
+      <w:r>
+        <w:rPr>
+          <w:rFonts w:cs="Times New Roman"/>
+          <w:color w:val="000000" w:themeColor="text1"/>
+          <w:sz w:val="16"/>
+        </w:rPr>
+        <w:t>eader</w:t>
+      </w:r>
+      <w:bookmarkStart w:id="13" w:name="_bookmark5"/>
+      <w:bookmarkEnd w:id="13"/>
+      <w:r>
+        <w:rPr>
+          <w:rFonts w:cs="Times New Roman"/>
+          <w:color w:val="000000" w:themeColor="text1"/>
+          <w:sz w:val="16"/>
+        </w:rPr>
+        <w:t xml:space="preserve"> and connections</w:t>
+      </w:r>
+      <w:bookmarkEnd w:id="12"/>
+    </w:p>
+    <w:p>
+      <w:pPr>
+        <w:pStyle w:val="ListParagraph"/>
+        <w:numPr>
+          <w:ilvl w:val="0"/>
+          <w:numId w:val="7"/>
+        </w:numPr>
+        <w:rPr>
+          <w:rFonts w:cs="Times New Roman"/>
+        </w:rPr>
+      </w:pPr>
+      <w:r>
+        <w:rPr>
+          <w:rFonts w:cs="Times New Roman"/>
+        </w:rPr>
+        <w:t xml:space="preserve">Once the programming probe is connected, launch </w:t>
+      </w:r>
+      <w:r>
+        <w:rPr>
+          <w:rFonts w:cs="Times New Roman"/>
+          <w:b/>
+        </w:rPr>
+        <w:t xml:space="preserve">J-Link Commander </w:t>
+      </w:r>
+      <w:r>
+        <w:rPr>
+          <w:rFonts w:cs="Times New Roman"/>
+        </w:rPr>
+        <w:t xml:space="preserve">and run the </w:t>
+      </w:r>
+      <w:r>
+        <w:rPr>
+          <w:rFonts w:cs="Times New Roman"/>
+          <w:b/>
+        </w:rPr>
+        <w:t xml:space="preserve">connect </w:t>
+      </w:r>
+      <w:r>
+        <w:rPr>
+          <w:rFonts w:cs="Times New Roman"/>
+        </w:rPr>
+        <w:t xml:space="preserve">command and </w:t>
+      </w:r>
+      <w:r>
+        <w:rPr>
+          <w:rFonts w:cs="Times New Roman"/>
+        </w:rPr>
+        <w:t>follow the method shown below</w:t>
+      </w:r>
+      <w:r>
+        <w:rPr>
+          <w:rFonts w:cs="Times New Roman"/>
+        </w:rPr>
+        <w:t>.</w:t>
+      </w:r>
+    </w:p>
+    <w:p>
+      <w:pPr>
+        <w:ind w:left="360"/>
+        <w:rPr>
+          <w:rFonts w:cs="Times New Roman"/>
+        </w:rPr>
+      </w:pPr>
+      <w:r>
+        <w:rPr>
+          <w:noProof/>
+        </w:rPr>
+        <w:drawing>
+          <wp:inline distT="0" distB="0" distL="0" distR="0" wp14:anchorId="4F00EC86" wp14:editId="7A4DAE40">
+            <wp:extent cx="6108700" cy="830580"/>
+            <wp:effectExtent l="19050" t="19050" r="6350" b="7620"/>
+            <wp:docPr id="47" name="Picture 47"/>
+            <wp:cNvGraphicFramePr>
+              <a:graphicFrameLocks xmlns:a="http://schemas.openxmlformats.org/drawingml/2006/main" noChangeAspect="1"/>
+            </wp:cNvGraphicFramePr>
+            <a:graphic xmlns:a="http://schemas.openxmlformats.org/drawingml/2006/main">
+              <a:graphicData uri="http://schemas.openxmlformats.org/drawingml/2006/picture">
+                <pic:pic xmlns:pic="http://schemas.openxmlformats.org/drawingml/2006/picture">
+                  <pic:nvPicPr>
+                    <pic:cNvPr id="1" name=""/>
+                    <pic:cNvPicPr/>
+                  </pic:nvPicPr>
+                  <pic:blipFill>
+                    <a:blip r:embed="rId21"/>
+                    <a:stretch>
+                      <a:fillRect/>
+                    </a:stretch>
+                  </pic:blipFill>
+                  <pic:spPr>
+                    <a:xfrm>
+                      <a:off x="0" y="0"/>
+                      <a:ext cx="6108700" cy="830580"/>
+                    </a:xfrm>
+                    <a:prstGeom prst="rect">
+                      <a:avLst/>
+                    </a:prstGeom>
+                    <a:ln>
+                      <a:solidFill>
+                        <a:schemeClr val="tx1"/>
+                      </a:solidFill>
+                    </a:ln>
+                  </pic:spPr>
+                </pic:pic>
+              </a:graphicData>
+            </a:graphic>
+          </wp:inline>
+        </w:drawing>
+      </w:r>
+    </w:p>
+    <w:p>
+      <w:pPr>
+        <w:ind w:left="360"/>
+        <w:rPr>
+          <w:rFonts w:cs="Times New Roman"/>
+        </w:rPr>
+      </w:pPr>
+    </w:p>
+    <w:p>
+      <w:pPr>
+        <w:pStyle w:val="ListParagraph"/>
+        <w:keepNext/>
+        <w:numPr>
+          <w:ilvl w:val="0"/>
+          <w:numId w:val="7"/>
+        </w:numPr>
+        <w:rPr>
+          <w:rFonts w:cs="Times New Roman"/>
+        </w:rPr>
+      </w:pPr>
+      <w:r>
+        <w:rPr>
+          <w:rFonts w:cs="Times New Roman"/>
+        </w:rPr>
+        <w:lastRenderedPageBreak/>
+        <w:t>In new opened window, select the device variant by typing “ATSAME53J19A” or selecting the appropriate variant.</w:t>
+      </w:r>
+    </w:p>
+    <w:p>
+      <w:pPr>
+        <w:pStyle w:val="ListParagraph"/>
+        <w:keepNext/>
+        <w:ind w:left="720" w:firstLine="0"/>
+      </w:pPr>
+      <w:r>
+        <w:rPr>
+          <w:noProof/>
+        </w:rPr>
+        <w:drawing>
+          <wp:inline distT="0" distB="0" distL="0" distR="0" wp14:anchorId="3842C53D" wp14:editId="6D749DE6">
+            <wp:extent cx="4943475" cy="1885950"/>
+            <wp:effectExtent l="19050" t="19050" r="9525" b="0"/>
+            <wp:docPr id="46" name="Picture 46"/>
+            <wp:cNvGraphicFramePr>
+              <a:graphicFrameLocks xmlns:a="http://schemas.openxmlformats.org/drawingml/2006/main" noChangeAspect="1"/>
+            </wp:cNvGraphicFramePr>
+            <a:graphic xmlns:a="http://schemas.openxmlformats.org/drawingml/2006/main">
+              <a:graphicData uri="http://schemas.openxmlformats.org/drawingml/2006/picture">
+                <pic:pic xmlns:pic="http://schemas.openxmlformats.org/drawingml/2006/picture">
+                  <pic:nvPicPr>
+                    <pic:cNvPr id="1" name=""/>
+                    <pic:cNvPicPr/>
+                  </pic:nvPicPr>
+                  <pic:blipFill>
+                    <a:blip r:embed="rId22"/>
+                    <a:stretch>
+                      <a:fillRect/>
+                    </a:stretch>
+                  </pic:blipFill>
+                  <pic:spPr>
+                    <a:xfrm>
+                      <a:off x="0" y="0"/>
+                      <a:ext cx="4943475" cy="1885950"/>
+                    </a:xfrm>
+                    <a:prstGeom prst="rect">
+                      <a:avLst/>
+                    </a:prstGeom>
+                    <a:ln>
+                      <a:solidFill>
+                        <a:schemeClr val="tx1"/>
+                      </a:solidFill>
+                    </a:ln>
+                  </pic:spPr>
+                </pic:pic>
+              </a:graphicData>
+            </a:graphic>
+          </wp:inline>
+        </w:drawing>
+      </w:r>
+    </w:p>
+    <w:p>
+      <w:pPr>
+        <w:pStyle w:val="Caption"/>
+        <w:jc w:val="center"/>
+        <w:rPr>
+          <w:rFonts w:cs="Times New Roman"/>
+        </w:rPr>
+      </w:pPr>
+      <w:bookmarkStart w:id="14" w:name="_Toc188033101"/>
+      <w:r>
+        <w:t xml:space="preserve">Figure </w:t>
+      </w:r>
+      <w:fldSimple w:instr=" SEQ Figure \* ARABIC ">
+        <w:r>
+          <w:rPr>
+            <w:noProof/>
+          </w:rPr>
+          <w:t>5</w:t>
+        </w:r>
+      </w:fldSimple>
+      <w:r>
+        <w:t xml:space="preserve"> </w:t>
+      </w:r>
+      <w:r>
+        <w:t>Device variant selection</w:t>
+      </w:r>
+      <w:bookmarkEnd w:id="14"/>
+    </w:p>
+    <w:p>
+      <w:pPr>
+        <w:pStyle w:val="ListParagraph"/>
+        <w:numPr>
+          <w:ilvl w:val="0"/>
+          <w:numId w:val="7"/>
+        </w:numPr>
+        <w:rPr>
+          <w:rFonts w:cs="Times New Roman"/>
+        </w:rPr>
+      </w:pPr>
+      <w:r>
+        <w:rPr>
+          <w:rFonts w:cs="Times New Roman"/>
+        </w:rPr>
+        <w:t>Select “SWD” by typing “s” as target interface and select default speed.</w:t>
+      </w:r>
+    </w:p>
+    <w:p>
+      <w:pPr>
+        <w:pStyle w:val="ListParagraph"/>
+        <w:numPr>
+          <w:ilvl w:val="0"/>
+          <w:numId w:val="7"/>
+        </w:numPr>
+        <w:rPr>
+          <w:rFonts w:cs="Times New Roman"/>
+        </w:rPr>
+      </w:pPr>
+      <w:r>
+        <w:rPr>
+          <w:rFonts w:cs="Times New Roman"/>
+        </w:rPr>
+        <w:t>If the connection is successful, this means the processor is alive and working well.</w:t>
+      </w:r>
+    </w:p>
+    <w:p>
+      <w:pPr>
+        <w:rPr>
+          <w:rFonts w:cs="Times New Roman"/>
+        </w:rPr>
+      </w:pPr>
+    </w:p>
+    <w:p>
+      <w:pPr>
+        <w:pStyle w:val="Heading2"/>
+        <w:spacing w:before="0"/>
+        <w:ind w:left="0"/>
+        <w:rPr>
+          <w:u w:val="single"/>
+        </w:rPr>
+      </w:pPr>
+      <w:bookmarkStart w:id="15" w:name="_Toc188033839"/>
+      <w:r>
+        <w:rPr>
+          <w:u w:val="single"/>
+        </w:rPr>
+        <w:t xml:space="preserve">HOW TO USE THE TEST </w:t>
+      </w:r>
+      <w:proofErr w:type="gramStart"/>
+      <w:r>
+        <w:rPr>
+          <w:u w:val="single"/>
+        </w:rPr>
+        <w:t>TOOLS</w:t>
+      </w:r>
+      <w:bookmarkEnd w:id="15"/>
+      <w:proofErr w:type="gramEnd"/>
+    </w:p>
+    <w:p>
+      <w:pPr>
+        <w:pStyle w:val="ListParagraph"/>
+        <w:numPr>
+          <w:ilvl w:val="0"/>
+          <w:numId w:val="9"/>
+        </w:numPr>
+        <w:rPr>
+          <w:rFonts w:cs="Times New Roman"/>
+        </w:rPr>
+      </w:pPr>
+      <w:r>
+        <w:rPr>
+          <w:rFonts w:cs="Times New Roman"/>
+        </w:rPr>
+        <w:t xml:space="preserve">After successfully connecting with the hardware using J-Link Commander, upload the provided </w:t>
+      </w:r>
+      <w:proofErr w:type="spellStart"/>
+      <w:r>
+        <w:rPr>
+          <w:rFonts w:cs="Times New Roman"/>
+          <w:b/>
+        </w:rPr>
+        <w:t>Final_Test.</w:t>
+      </w:r>
+      <w:r>
+        <w:rPr>
+          <w:rFonts w:cs="Times New Roman"/>
+          <w:b/>
+        </w:rPr>
+        <w:t>elf</w:t>
+      </w:r>
+      <w:proofErr w:type="spellEnd"/>
+      <w:r>
+        <w:rPr>
+          <w:rFonts w:cs="Times New Roman"/>
+          <w:b/>
+        </w:rPr>
+        <w:t xml:space="preserve"> </w:t>
+      </w:r>
+      <w:r>
+        <w:rPr>
+          <w:rFonts w:cs="Times New Roman"/>
+        </w:rPr>
+        <w:t>file which is the final compiled code file for the project. To do this, run the command:</w:t>
+      </w:r>
+    </w:p>
+    <w:p>
+      <w:pPr>
+        <w:ind w:left="360"/>
+        <w:rPr>
+          <w:rFonts w:cs="Times New Roman"/>
+        </w:rPr>
+      </w:pPr>
+    </w:p>
+    <w:p>
+      <w:pPr>
+        <w:ind w:left="360"/>
+        <w:jc w:val="center"/>
+        <w:rPr>
+          <w:rFonts w:ascii="Courier New" w:hAnsi="Courier New" w:cs="Courier New"/>
+          <w:b/>
+          <w:color w:val="222222"/>
+          <w:sz w:val="21"/>
+          <w:szCs w:val="21"/>
+          <w:shd w:val="clear" w:color="auto" w:fill="FFFFFF"/>
+        </w:rPr>
+      </w:pPr>
+      <w:proofErr w:type="spellStart"/>
+      <w:r>
+        <w:rPr>
+          <w:rFonts w:ascii="Courier New" w:hAnsi="Courier New" w:cs="Courier New"/>
+          <w:b/>
+          <w:color w:val="222222"/>
+          <w:sz w:val="21"/>
+          <w:szCs w:val="21"/>
+          <w:shd w:val="clear" w:color="auto" w:fill="FFFFFF"/>
+        </w:rPr>
+        <w:t>LoadFile</w:t>
+      </w:r>
+      <w:proofErr w:type="spellEnd"/>
+      <w:r>
+        <w:rPr>
+          <w:rFonts w:ascii="Courier New" w:hAnsi="Courier New" w:cs="Courier New"/>
+          <w:b/>
+          <w:color w:val="222222"/>
+          <w:sz w:val="21"/>
+          <w:szCs w:val="21"/>
+          <w:shd w:val="clear" w:color="auto" w:fill="FFFFFF"/>
+        </w:rPr>
+        <w:t xml:space="preserve"> &lt;</w:t>
+      </w:r>
+      <w:proofErr w:type="spellStart"/>
+      <w:r>
+        <w:rPr>
+          <w:rFonts w:ascii="Courier New" w:hAnsi="Courier New" w:cs="Courier New"/>
+          <w:b/>
+          <w:color w:val="222222"/>
+          <w:sz w:val="21"/>
+          <w:szCs w:val="21"/>
+          <w:shd w:val="clear" w:color="auto" w:fill="FFFFFF"/>
+        </w:rPr>
+        <w:t>FileName</w:t>
+      </w:r>
+      <w:proofErr w:type="spellEnd"/>
+      <w:r>
+        <w:rPr>
+          <w:rFonts w:ascii="Courier New" w:hAnsi="Courier New" w:cs="Courier New"/>
+          <w:b/>
+          <w:color w:val="222222"/>
+          <w:sz w:val="21"/>
+          <w:szCs w:val="21"/>
+          <w:shd w:val="clear" w:color="auto" w:fill="FFFFFF"/>
+        </w:rPr>
+        <w:t>&gt; [&lt;</w:t>
+      </w:r>
+      <w:proofErr w:type="spellStart"/>
+      <w:proofErr w:type="gramStart"/>
+      <w:r>
+        <w:rPr>
+          <w:rFonts w:ascii="Courier New" w:hAnsi="Courier New" w:cs="Courier New"/>
+          <w:b/>
+          <w:color w:val="222222"/>
+          <w:sz w:val="21"/>
+          <w:szCs w:val="21"/>
+          <w:shd w:val="clear" w:color="auto" w:fill="FFFFFF"/>
+        </w:rPr>
+        <w:t>Addr</w:t>
+      </w:r>
+      <w:proofErr w:type="spellEnd"/>
+      <w:r>
+        <w:rPr>
+          <w:rFonts w:ascii="Courier New" w:hAnsi="Courier New" w:cs="Courier New"/>
+          <w:b/>
+          <w:color w:val="222222"/>
+          <w:sz w:val="21"/>
+          <w:szCs w:val="21"/>
+          <w:shd w:val="clear" w:color="auto" w:fill="FFFFFF"/>
+        </w:rPr>
+        <w:t>(</w:t>
+      </w:r>
+      <w:proofErr w:type="gramEnd"/>
+      <w:r>
+        <w:rPr>
+          <w:rFonts w:ascii="Courier New" w:hAnsi="Courier New" w:cs="Courier New"/>
+          <w:b/>
+          <w:color w:val="222222"/>
+          <w:sz w:val="21"/>
+          <w:szCs w:val="21"/>
+          <w:shd w:val="clear" w:color="auto" w:fill="FFFFFF"/>
+        </w:rPr>
+        <w:t>.bin only)&gt;] [&lt;</w:t>
+      </w:r>
+      <w:proofErr w:type="spellStart"/>
+      <w:r>
+        <w:rPr>
+          <w:rFonts w:ascii="Courier New" w:hAnsi="Courier New" w:cs="Courier New"/>
+          <w:b/>
+          <w:color w:val="222222"/>
+          <w:sz w:val="21"/>
+          <w:szCs w:val="21"/>
+          <w:shd w:val="clear" w:color="auto" w:fill="FFFFFF"/>
+        </w:rPr>
+        <w:t>noreset</w:t>
+      </w:r>
+      <w:proofErr w:type="spellEnd"/>
+      <w:r>
+        <w:rPr>
+          <w:rFonts w:ascii="Courier New" w:hAnsi="Courier New" w:cs="Courier New"/>
+          <w:b/>
+          <w:color w:val="222222"/>
+          <w:sz w:val="21"/>
+          <w:szCs w:val="21"/>
+          <w:shd w:val="clear" w:color="auto" w:fill="FFFFFF"/>
+        </w:rPr>
+        <w:t xml:space="preserve"> | reset&gt;]</w:t>
+      </w:r>
+    </w:p>
+    <w:p>
+      <w:pPr>
+        <w:ind w:left="360"/>
+        <w:jc w:val="center"/>
+        <w:rPr>
+          <w:rFonts w:ascii="Courier New" w:hAnsi="Courier New" w:cs="Courier New"/>
+          <w:b/>
+          <w:color w:val="222222"/>
+          <w:sz w:val="21"/>
+          <w:szCs w:val="21"/>
+          <w:shd w:val="clear" w:color="auto" w:fill="FFFFFF"/>
+        </w:rPr>
+      </w:pPr>
+      <w:proofErr w:type="spellStart"/>
+      <w:r>
+        <w:rPr>
+          <w:rFonts w:ascii="Courier New" w:hAnsi="Courier New" w:cs="Courier New"/>
+          <w:b/>
+          <w:color w:val="222222"/>
+          <w:sz w:val="21"/>
+          <w:szCs w:val="21"/>
+          <w:shd w:val="clear" w:color="auto" w:fill="FFFFFF"/>
+        </w:rPr>
+        <w:t>loadfile</w:t>
+      </w:r>
+      <w:proofErr w:type="spellEnd"/>
+      <w:r>
+        <w:rPr>
+          <w:rFonts w:ascii="Courier New" w:hAnsi="Courier New" w:cs="Courier New"/>
+          <w:b/>
+          <w:color w:val="222222"/>
+          <w:sz w:val="21"/>
+          <w:szCs w:val="21"/>
+          <w:shd w:val="clear" w:color="auto" w:fill="FFFFFF"/>
+        </w:rPr>
+        <w:t xml:space="preserve"> &lt;path\to\provided\elf</w:t>
+      </w:r>
+      <w:r>
+        <w:rPr>
+          <w:rFonts w:ascii="Courier New" w:hAnsi="Courier New" w:cs="Courier New"/>
+          <w:b/>
+          <w:color w:val="222222"/>
+          <w:sz w:val="21"/>
+          <w:szCs w:val="21"/>
+          <w:shd w:val="clear" w:color="auto" w:fill="FFFFFF"/>
+        </w:rPr>
+        <w:t>\file&gt; (Example)</w:t>
+      </w:r>
+    </w:p>
+    <w:p>
+      <w:pPr>
+        <w:ind w:left="360"/>
+        <w:rPr>
+          <w:rFonts w:ascii="Courier New" w:hAnsi="Courier New" w:cs="Courier New"/>
+          <w:b/>
+          <w:color w:val="222222"/>
+          <w:sz w:val="21"/>
+          <w:szCs w:val="21"/>
+          <w:shd w:val="clear" w:color="auto" w:fill="FFFFFF"/>
+        </w:rPr>
+      </w:pPr>
+    </w:p>
+    <w:p>
+      <w:pPr>
+        <w:pStyle w:val="ListParagraph"/>
+        <w:numPr>
+          <w:ilvl w:val="0"/>
+          <w:numId w:val="9"/>
+        </w:numPr>
+        <w:rPr>
+          <w:rFonts w:cs="Times New Roman"/>
+        </w:rPr>
+      </w:pPr>
+      <w:r>
+        <w:rPr>
+          <w:rFonts w:cs="Times New Roman"/>
+        </w:rPr>
+        <w:t xml:space="preserve">After successful upload, the J-Link Commander will show </w:t>
+      </w:r>
+      <w:r>
+        <w:rPr>
+          <w:rFonts w:cs="Times New Roman"/>
+          <w:b/>
+        </w:rPr>
+        <w:t>successfully loaded</w:t>
+      </w:r>
+      <w:r>
+        <w:rPr>
+          <w:rFonts w:cs="Times New Roman"/>
+        </w:rPr>
+        <w:t>.</w:t>
+      </w:r>
+    </w:p>
+    <w:p>
+      <w:pPr>
+        <w:rPr>
+          <w:rFonts w:cs="Times New Roman"/>
+        </w:rPr>
+      </w:pPr>
+    </w:p>
+    <w:p>
+      <w:pPr>
+        <w:rPr>
+          <w:rFonts w:cs="Times New Roman"/>
+        </w:rPr>
+      </w:pPr>
+    </w:p>
+    <w:p>
+      <w:pPr>
+        <w:rPr>
+          <w:rFonts w:cs="Times New Roman"/>
+        </w:rPr>
+      </w:pPr>
+    </w:p>
+    <w:p>
+      <w:pPr>
+        <w:pStyle w:val="Heading2"/>
+        <w:spacing w:before="0"/>
+        <w:ind w:left="0"/>
+        <w:rPr>
+          <w:u w:val="single"/>
+        </w:rPr>
+      </w:pPr>
+      <w:bookmarkStart w:id="16" w:name="_Toc188033840"/>
+      <w:r>
+        <w:rPr>
+          <w:u w:val="single"/>
+        </w:rPr>
+        <w:t>HOW CAN WE MAKE A TEST?</w:t>
+      </w:r>
+      <w:bookmarkEnd w:id="16"/>
+    </w:p>
+    <w:p>
+      <w:pPr>
+        <w:pStyle w:val="Heading3"/>
+        <w:ind w:left="0"/>
+        <w:rPr>
+          <w:u w:val="single"/>
+        </w:rPr>
+      </w:pPr>
+      <w:bookmarkStart w:id="17" w:name="_Toc188033841"/>
+      <w:r>
+        <w:rPr>
+          <w:u w:val="single"/>
+        </w:rPr>
+        <w:t>SETTING UP THE HARDWARE</w:t>
+      </w:r>
+      <w:bookmarkEnd w:id="17"/>
+    </w:p>
+    <w:p>
+      <w:r>
+        <w:t>In order to prepare a test, follow the steps below:</w:t>
+      </w:r>
+    </w:p>
+    <w:p>
+      <w:pPr>
+        <w:pStyle w:val="ListParagraph"/>
+        <w:numPr>
+          <w:ilvl w:val="0"/>
+          <w:numId w:val="10"/>
+        </w:numPr>
+      </w:pPr>
+      <w:r>
+        <w:t xml:space="preserve">Connect the stepper motor to the header labeled </w:t>
+      </w:r>
+      <w:r>
+        <w:rPr>
+          <w:b/>
+        </w:rPr>
+        <w:t>MOTOR OUT</w:t>
+      </w:r>
+      <w:r>
+        <w:t>. Connections are also enlisted starting from left side:</w:t>
+      </w:r>
+    </w:p>
+    <w:p>
+      <w:pPr>
+        <w:ind w:left="360"/>
+      </w:pPr>
+    </w:p>
+    <w:p>
+      <w:pPr>
+        <w:ind w:left="360"/>
+      </w:pPr>
+    </w:p>
+    <w:p>
+      <w:pPr>
+        <w:ind w:left="360"/>
+      </w:pPr>
+      <w:r>
+        <w:rPr>
+          <w:noProof/>
+        </w:rPr>
+        <w:lastRenderedPageBreak/>
+        <w:drawing>
+          <wp:inline distT="0" distB="0" distL="0" distR="0" wp14:anchorId="334B4017" wp14:editId="2CFA3415">
+            <wp:extent cx="6108700" cy="1671320"/>
+            <wp:effectExtent l="19050" t="19050" r="6350" b="5080"/>
+            <wp:docPr id="45" name="Picture 45"/>
+            <wp:cNvGraphicFramePr>
+              <a:graphicFrameLocks xmlns:a="http://schemas.openxmlformats.org/drawingml/2006/main" noChangeAspect="1"/>
+            </wp:cNvGraphicFramePr>
+            <a:graphic xmlns:a="http://schemas.openxmlformats.org/drawingml/2006/main">
+              <a:graphicData uri="http://schemas.openxmlformats.org/drawingml/2006/picture">
+                <pic:pic xmlns:pic="http://schemas.openxmlformats.org/drawingml/2006/picture">
+                  <pic:nvPicPr>
+                    <pic:cNvPr id="1" name=""/>
+                    <pic:cNvPicPr/>
+                  </pic:nvPicPr>
+                  <pic:blipFill>
+                    <a:blip r:embed="rId23"/>
+                    <a:stretch>
+                      <a:fillRect/>
+                    </a:stretch>
+                  </pic:blipFill>
+                  <pic:spPr>
+                    <a:xfrm>
+                      <a:off x="0" y="0"/>
+                      <a:ext cx="6108700" cy="1671320"/>
+                    </a:xfrm>
+                    <a:prstGeom prst="rect">
+                      <a:avLst/>
+                    </a:prstGeom>
+                    <a:ln>
+                      <a:solidFill>
+                        <a:schemeClr val="tx1"/>
+                      </a:solidFill>
+                    </a:ln>
+                  </pic:spPr>
+                </pic:pic>
+              </a:graphicData>
+            </a:graphic>
+          </wp:inline>
+        </w:drawing>
+      </w:r>
+    </w:p>
+    <w:p>
+      <w:pPr>
+        <w:pStyle w:val="Caption"/>
+        <w:jc w:val="center"/>
+        <w:rPr>
+          <w:color w:val="000000" w:themeColor="text1"/>
+          <w:sz w:val="16"/>
+        </w:rPr>
+      </w:pPr>
+      <w:bookmarkStart w:id="18" w:name="_Toc188033102"/>
+      <w:r>
+        <w:rPr>
+          <w:color w:val="000000" w:themeColor="text1"/>
+          <w:sz w:val="16"/>
+        </w:rPr>
+        <w:t xml:space="preserve">Figure </w:t>
+      </w:r>
+      <w:r>
+        <w:rPr>
+          <w:color w:val="000000" w:themeColor="text1"/>
+          <w:sz w:val="16"/>
+        </w:rPr>
+        <w:fldChar w:fldCharType="begin"/>
+      </w:r>
+      <w:r>
+        <w:rPr>
+          <w:color w:val="000000" w:themeColor="text1"/>
+          <w:sz w:val="16"/>
+        </w:rPr>
+        <w:instrText xml:space="preserve"> SEQ Figure \* ARABIC </w:instrText>
+      </w:r>
+      <w:r>
+        <w:rPr>
+          <w:color w:val="000000" w:themeColor="text1"/>
+          <w:sz w:val="16"/>
+        </w:rPr>
+        <w:fldChar w:fldCharType="separate"/>
+      </w:r>
+      <w:r>
+        <w:rPr>
+          <w:noProof/>
+          <w:color w:val="000000" w:themeColor="text1"/>
+          <w:sz w:val="16"/>
+        </w:rPr>
+        <w:t>6</w:t>
+      </w:r>
+      <w:r>
+        <w:rPr>
+          <w:color w:val="000000" w:themeColor="text1"/>
+          <w:sz w:val="16"/>
+        </w:rPr>
+        <w:fldChar w:fldCharType="end"/>
+      </w:r>
+      <w:r>
+        <w:rPr>
+          <w:color w:val="000000" w:themeColor="text1"/>
+          <w:sz w:val="16"/>
+        </w:rPr>
         <w:t xml:space="preserve"> Stepper motor connection headers</w:t>
       </w:r>
-      <w:bookmarkEnd w:id="16"/>
+      <w:bookmarkEnd w:id="18"/>
     </w:p>
     <w:p>
       <w:pPr>
@@ -5254,7 +5510,7 @@
           <w:u w:val="single"/>
         </w:rPr>
       </w:pPr>
-      <w:bookmarkStart w:id="17" w:name="_Toc117596298"/>
+      <w:bookmarkStart w:id="19" w:name="_Toc188033842"/>
       <w:r>
         <w:rPr>
           <w:u w:val="single"/>
@@ -5262,7 +5518,7 @@
         <w:lastRenderedPageBreak/>
         <w:t>HOW TO INSTALL AND CONFIGURE TWINCAT</w:t>
       </w:r>
-      <w:bookmarkEnd w:id="17"/>
+      <w:bookmarkEnd w:id="19"/>
     </w:p>
     <w:p>
       <w:pPr>
@@ -5328,7 +5584,21 @@
         <w:rPr>
           <w:b/>
         </w:rPr>
-        <w:t xml:space="preserve"> &gt; Show Realtime Ethernet Compatible Devices…</w:t>
+        <w:t xml:space="preserve"> &gt; Show </w:t>
+      </w:r>
+      <w:proofErr w:type="spellStart"/>
+      <w:r>
+        <w:rPr>
+          <w:b/>
+        </w:rPr>
+        <w:t>Realtime</w:t>
+      </w:r>
+      <w:proofErr w:type="spellEnd"/>
+      <w:r>
+        <w:rPr>
+          <w:b/>
+        </w:rPr>
+        <w:t xml:space="preserve"> Ethernet Compatible Devices…</w:t>
       </w:r>
     </w:p>
     <w:p>
@@ -5356,7 +5626,7 @@
                     <pic:cNvPicPr/>
                   </pic:nvPicPr>
                   <pic:blipFill>
-                    <a:blip r:embed="rId21"/>
+                    <a:blip r:embed="rId24"/>
                     <a:stretch>
                       <a:fillRect/>
                     </a:stretch>
@@ -5391,7 +5661,7 @@
           <w:sz w:val="16"/>
         </w:rPr>
       </w:pPr>
-      <w:bookmarkStart w:id="18" w:name="_Toc117598407"/>
+      <w:bookmarkStart w:id="20" w:name="_Toc188033103"/>
       <w:r>
         <w:rPr>
           <w:color w:val="000000" w:themeColor="text1"/>
@@ -5426,7 +5696,7 @@
           <w:color w:val="000000" w:themeColor="text1"/>
           <w:sz w:val="16"/>
         </w:rPr>
-        <w:t>6</w:t>
+        <w:t>7</w:t>
       </w:r>
       <w:r>
         <w:rPr>
@@ -5458,7 +5728,7 @@
         </w:rPr>
         <w:t xml:space="preserve"> Start Page Menu View</w:t>
       </w:r>
-      <w:bookmarkEnd w:id="18"/>
+      <w:bookmarkEnd w:id="20"/>
     </w:p>
     <w:p>
       <w:pPr>
@@ -5503,7 +5773,7 @@
                     <pic:cNvPicPr/>
                   </pic:nvPicPr>
                   <pic:blipFill>
-                    <a:blip r:embed="rId22"/>
+                    <a:blip r:embed="rId25"/>
                     <a:stretch>
                       <a:fillRect/>
                     </a:stretch>
@@ -5538,7 +5808,7 @@
           <w:sz w:val="16"/>
         </w:rPr>
       </w:pPr>
-      <w:bookmarkStart w:id="19" w:name="_Toc117598408"/>
+      <w:bookmarkStart w:id="21" w:name="_Toc188033104"/>
       <w:r>
         <w:rPr>
           <w:color w:val="000000" w:themeColor="text1"/>
@@ -5573,7 +5843,7 @@
           <w:color w:val="000000" w:themeColor="text1"/>
           <w:sz w:val="16"/>
         </w:rPr>
-        <w:t>7</w:t>
+        <w:t>8</w:t>
       </w:r>
       <w:r>
         <w:rPr>
@@ -5589,7 +5859,7 @@
         </w:rPr>
         <w:t xml:space="preserve"> Window showing compatible Ethernet Devices</w:t>
       </w:r>
-      <w:bookmarkEnd w:id="19"/>
+      <w:bookmarkEnd w:id="21"/>
     </w:p>
     <w:p>
       <w:pPr>
@@ -5633,7 +5903,7 @@
                     <pic:cNvPicPr/>
                   </pic:nvPicPr>
                   <pic:blipFill>
-                    <a:blip r:embed="rId23"/>
+                    <a:blip r:embed="rId26"/>
                     <a:stretch>
                       <a:fillRect/>
                     </a:stretch>
@@ -5668,7 +5938,7 @@
           <w:sz w:val="16"/>
         </w:rPr>
       </w:pPr>
-      <w:bookmarkStart w:id="20" w:name="_Toc117598409"/>
+      <w:bookmarkStart w:id="22" w:name="_Toc188033105"/>
       <w:r>
         <w:rPr>
           <w:color w:val="000000" w:themeColor="text1"/>
@@ -5703,7 +5973,7 @@
           <w:color w:val="000000" w:themeColor="text1"/>
           <w:sz w:val="16"/>
         </w:rPr>
-        <w:t>8</w:t>
+        <w:t>9</w:t>
       </w:r>
       <w:r>
         <w:rPr>
@@ -5719,7 +5989,7 @@
         </w:rPr>
         <w:t xml:space="preserve"> Image showing driver successfully installed</w:t>
       </w:r>
-      <w:bookmarkEnd w:id="20"/>
+      <w:bookmarkEnd w:id="22"/>
     </w:p>
     <w:p>
       <w:pPr>
@@ -5781,7 +6051,7 @@
                     <pic:cNvPicPr/>
                   </pic:nvPicPr>
                   <pic:blipFill>
-                    <a:blip r:embed="rId24"/>
+                    <a:blip r:embed="rId27"/>
                     <a:stretch>
                       <a:fillRect/>
                     </a:stretch>
@@ -5816,7 +6086,7 @@
           <w:sz w:val="16"/>
         </w:rPr>
       </w:pPr>
-      <w:bookmarkStart w:id="21" w:name="_Toc117598410"/>
+      <w:bookmarkStart w:id="23" w:name="_Toc188033106"/>
       <w:r>
         <w:rPr>
           <w:color w:val="000000" w:themeColor="text1"/>
@@ -5851,7 +6121,7 @@
           <w:color w:val="000000" w:themeColor="text1"/>
           <w:sz w:val="16"/>
         </w:rPr>
-        <w:t>9</w:t>
+        <w:t>10</w:t>
       </w:r>
       <w:r>
         <w:rPr>
@@ -5867,7 +6137,7 @@
         </w:rPr>
         <w:t xml:space="preserve"> Network settings properties option</w:t>
       </w:r>
-      <w:bookmarkEnd w:id="21"/>
+      <w:bookmarkEnd w:id="23"/>
     </w:p>
     <w:p>
       <w:pPr>
@@ -5922,7 +6192,7 @@
                     <pic:cNvPicPr/>
                   </pic:nvPicPr>
                   <pic:blipFill>
-                    <a:blip r:embed="rId25"/>
+                    <a:blip r:embed="rId28"/>
                     <a:stretch>
                       <a:fillRect/>
                     </a:stretch>
@@ -5957,7 +6227,7 @@
           <w:sz w:val="16"/>
         </w:rPr>
       </w:pPr>
-      <w:bookmarkStart w:id="22" w:name="_Toc117598411"/>
+      <w:bookmarkStart w:id="24" w:name="_Toc188033107"/>
       <w:r>
         <w:rPr>
           <w:color w:val="000000" w:themeColor="text1"/>
@@ -5992,7 +6262,7 @@
           <w:color w:val="000000" w:themeColor="text1"/>
           <w:sz w:val="16"/>
         </w:rPr>
-        <w:t>10</w:t>
+        <w:t>11</w:t>
       </w:r>
       <w:r>
         <w:rPr>
@@ -6008,7 +6278,7 @@
         </w:rPr>
         <w:t xml:space="preserve"> Networking item view</w:t>
       </w:r>
-      <w:bookmarkEnd w:id="22"/>
+      <w:bookmarkEnd w:id="24"/>
     </w:p>
     <w:p/>
     <w:p/>
@@ -6131,7 +6401,7 @@
                     <pic:cNvPicPr/>
                   </pic:nvPicPr>
                   <pic:blipFill rotWithShape="1">
-                    <a:blip r:embed="rId26"/>
+                    <a:blip r:embed="rId29"/>
                     <a:srcRect b="37353"/>
                     <a:stretch/>
                   </pic:blipFill>
@@ -6169,7 +6439,7 @@
           <w:szCs w:val="16"/>
         </w:rPr>
       </w:pPr>
-      <w:bookmarkStart w:id="23" w:name="_Toc117598412"/>
+      <w:bookmarkStart w:id="25" w:name="_Toc188033108"/>
       <w:r>
         <w:rPr>
           <w:color w:val="auto"/>
@@ -6209,7 +6479,7 @@
           <w:sz w:val="16"/>
           <w:szCs w:val="16"/>
         </w:rPr>
-        <w:t>11</w:t>
+        <w:t>12</w:t>
       </w:r>
       <w:r>
         <w:rPr>
@@ -6245,7 +6515,7 @@
         </w:rPr>
         <w:t xml:space="preserve"> start page</w:t>
       </w:r>
-      <w:bookmarkEnd w:id="23"/>
+      <w:bookmarkEnd w:id="25"/>
     </w:p>
     <w:p/>
     <w:p>
@@ -6257,7 +6527,15 @@
         </w:numPr>
       </w:pPr>
       <w:r>
-        <w:t>Switch to config mode.</w:t>
+        <w:t xml:space="preserve">Switch to </w:t>
+      </w:r>
+      <w:proofErr w:type="spellStart"/>
+      <w:r>
+        <w:t>config</w:t>
+      </w:r>
+      <w:proofErr w:type="spellEnd"/>
+      <w:r>
+        <w:t xml:space="preserve"> mode.</w:t>
       </w:r>
     </w:p>
     <w:p>
@@ -6286,7 +6564,7 @@
                     <pic:cNvPicPr/>
                   </pic:nvPicPr>
                   <pic:blipFill>
-                    <a:blip r:embed="rId27"/>
+                    <a:blip r:embed="rId30"/>
                     <a:stretch>
                       <a:fillRect/>
                     </a:stretch>
@@ -6317,7 +6595,7 @@
           <w:szCs w:val="16"/>
         </w:rPr>
       </w:pPr>
-      <w:bookmarkStart w:id="24" w:name="_Toc117598413"/>
+      <w:bookmarkStart w:id="26" w:name="_Toc188033109"/>
       <w:r>
         <w:rPr>
           <w:color w:val="auto"/>
@@ -6357,7 +6635,7 @@
           <w:sz w:val="16"/>
           <w:szCs w:val="16"/>
         </w:rPr>
-        <w:t>12</w:t>
+        <w:t>13</w:t>
       </w:r>
       <w:r>
         <w:rPr>
@@ -6393,7 +6671,7 @@
         </w:rPr>
         <w:t xml:space="preserve"> toolbar view</w:t>
       </w:r>
-      <w:bookmarkEnd w:id="24"/>
+      <w:bookmarkEnd w:id="26"/>
     </w:p>
     <w:p>
       <w:pPr>
@@ -6441,7 +6719,15 @@
         <w:jc w:val="left"/>
       </w:pPr>
       <w:r>
-        <w:t xml:space="preserve">Make sure that the ethernet cable is connected to the </w:t>
+        <w:t xml:space="preserve">Make sure that the </w:t>
+      </w:r>
+      <w:proofErr w:type="spellStart"/>
+      <w:r>
+        <w:t>ethernet</w:t>
+      </w:r>
+      <w:proofErr w:type="spellEnd"/>
+      <w:r>
+        <w:t xml:space="preserve"> cable is connected to the </w:t>
       </w:r>
       <w:r>
         <w:rPr>
@@ -6492,7 +6778,7 @@
                     <pic:cNvPicPr/>
                   </pic:nvPicPr>
                   <pic:blipFill>
-                    <a:blip r:embed="rId28"/>
+                    <a:blip r:embed="rId31"/>
                     <a:stretch>
                       <a:fillRect/>
                     </a:stretch>
@@ -6523,7 +6809,7 @@
           <w:szCs w:val="16"/>
         </w:rPr>
       </w:pPr>
-      <w:bookmarkStart w:id="25" w:name="_Toc117598414"/>
+      <w:bookmarkStart w:id="27" w:name="_Toc188033110"/>
       <w:r>
         <w:rPr>
           <w:color w:val="auto"/>
@@ -6563,7 +6849,7 @@
           <w:sz w:val="16"/>
           <w:szCs w:val="16"/>
         </w:rPr>
-        <w:t>13</w:t>
+        <w:t>14</w:t>
       </w:r>
       <w:r>
         <w:rPr>
@@ -6582,7 +6868,7 @@
         </w:rPr>
         <w:t xml:space="preserve"> Solution explorer view</w:t>
       </w:r>
-      <w:bookmarkEnd w:id="25"/>
+      <w:bookmarkEnd w:id="27"/>
     </w:p>
     <w:p>
       <w:pPr>
@@ -6627,7 +6913,7 @@
                     <pic:cNvPicPr/>
                   </pic:nvPicPr>
                   <pic:blipFill>
-                    <a:blip r:embed="rId29"/>
+                    <a:blip r:embed="rId32"/>
                     <a:stretch>
                       <a:fillRect/>
                     </a:stretch>
@@ -6658,7 +6944,7 @@
           <w:szCs w:val="16"/>
         </w:rPr>
       </w:pPr>
-      <w:bookmarkStart w:id="26" w:name="_Toc117598415"/>
+      <w:bookmarkStart w:id="28" w:name="_Toc188033111"/>
       <w:r>
         <w:rPr>
           <w:color w:val="auto"/>
@@ -6698,7 +6984,7 @@
           <w:sz w:val="16"/>
           <w:szCs w:val="16"/>
         </w:rPr>
-        <w:t>14</w:t>
+        <w:t>15</w:t>
       </w:r>
       <w:r>
         <w:rPr>
@@ -6716,7 +7002,7 @@
         </w:rPr>
         <w:t xml:space="preserve"> I/O device view</w:t>
       </w:r>
-      <w:bookmarkEnd w:id="26"/>
+      <w:bookmarkEnd w:id="28"/>
     </w:p>
     <w:p>
       <w:pPr>
@@ -6761,7 +7047,7 @@
                     <pic:cNvPicPr/>
                   </pic:nvPicPr>
                   <pic:blipFill>
-                    <a:blip r:embed="rId30"/>
+                    <a:blip r:embed="rId33"/>
                     <a:stretch>
                       <a:fillRect/>
                     </a:stretch>
@@ -6792,7 +7078,7 @@
           <w:szCs w:val="16"/>
         </w:rPr>
       </w:pPr>
-      <w:bookmarkStart w:id="27" w:name="_Toc117598416"/>
+      <w:bookmarkStart w:id="29" w:name="_Toc188033112"/>
       <w:r>
         <w:rPr>
           <w:color w:val="auto"/>
@@ -6832,7 +7118,7 @@
           <w:sz w:val="16"/>
           <w:szCs w:val="16"/>
         </w:rPr>
-        <w:t>15</w:t>
+        <w:t>16</w:t>
       </w:r>
       <w:r>
         <w:rPr>
@@ -6850,7 +7136,7 @@
         </w:rPr>
         <w:t xml:space="preserve"> Scan for boxes pop-up</w:t>
       </w:r>
-      <w:bookmarkEnd w:id="27"/>
+      <w:bookmarkEnd w:id="29"/>
     </w:p>
     <w:p>
       <w:pPr>
@@ -6898,7 +7184,7 @@
                     <pic:cNvPicPr/>
                   </pic:nvPicPr>
                   <pic:blipFill rotWithShape="1">
-                    <a:blip r:embed="rId31"/>
+                    <a:blip r:embed="rId34"/>
                     <a:srcRect b="28936"/>
                     <a:stretch/>
                   </pic:blipFill>
@@ -6936,7 +7222,7 @@
           <w:szCs w:val="16"/>
         </w:rPr>
       </w:pPr>
-      <w:bookmarkStart w:id="28" w:name="_Toc117598417"/>
+      <w:bookmarkStart w:id="30" w:name="_Toc188033113"/>
       <w:r>
         <w:rPr>
           <w:color w:val="auto"/>
@@ -6976,7 +7262,7 @@
           <w:sz w:val="16"/>
           <w:szCs w:val="16"/>
         </w:rPr>
-        <w:t>16</w:t>
+        <w:t>17</w:t>
       </w:r>
       <w:r>
         <w:rPr>
@@ -6994,7 +7280,7 @@
         </w:rPr>
         <w:t xml:space="preserve"> Device tab section view</w:t>
       </w:r>
-      <w:bookmarkEnd w:id="28"/>
+      <w:bookmarkEnd w:id="30"/>
     </w:p>
     <w:p>
       <w:pPr>
@@ -7056,7 +7342,7 @@
                     <pic:cNvPicPr/>
                   </pic:nvPicPr>
                   <pic:blipFill>
-                    <a:blip r:embed="rId32"/>
+                    <a:blip r:embed="rId35"/>
                     <a:stretch>
                       <a:fillRect/>
                     </a:stretch>
@@ -7087,7 +7373,7 @@
           <w:szCs w:val="16"/>
         </w:rPr>
       </w:pPr>
-      <w:bookmarkStart w:id="29" w:name="_Toc117598418"/>
+      <w:bookmarkStart w:id="31" w:name="_Toc188033114"/>
       <w:r>
         <w:rPr>
           <w:color w:val="auto"/>
@@ -7127,7 +7413,7 @@
           <w:sz w:val="16"/>
           <w:szCs w:val="16"/>
         </w:rPr>
-        <w:t>17</w:t>
+        <w:t>18</w:t>
       </w:r>
       <w:r>
         <w:rPr>
@@ -7145,7 +7431,7 @@
         </w:rPr>
         <w:t xml:space="preserve"> Device properties tab</w:t>
       </w:r>
-      <w:bookmarkEnd w:id="29"/>
+      <w:bookmarkEnd w:id="31"/>
     </w:p>
     <w:p>
       <w:pPr>
@@ -7215,7 +7501,7 @@
                     <pic:cNvPicPr/>
                   </pic:nvPicPr>
                   <pic:blipFill>
-                    <a:blip r:embed="rId33"/>
+                    <a:blip r:embed="rId36"/>
                     <a:stretch>
                       <a:fillRect/>
                     </a:stretch>
@@ -7246,7 +7532,7 @@
           <w:szCs w:val="16"/>
         </w:rPr>
       </w:pPr>
-      <w:bookmarkStart w:id="30" w:name="_Toc117598419"/>
+      <w:bookmarkStart w:id="32" w:name="_Toc188033115"/>
       <w:r>
         <w:rPr>
           <w:color w:val="auto"/>
@@ -7286,7 +7572,7 @@
           <w:sz w:val="16"/>
           <w:szCs w:val="16"/>
         </w:rPr>
-        <w:t>18</w:t>
+        <w:t>19</w:t>
       </w:r>
       <w:r>
         <w:rPr>
@@ -7304,7 +7590,7 @@
         </w:rPr>
         <w:t xml:space="preserve"> Device settings list</w:t>
       </w:r>
-      <w:bookmarkEnd w:id="30"/>
+      <w:bookmarkEnd w:id="32"/>
     </w:p>
     <w:p>
       <w:pPr>
@@ -7365,7 +7651,7 @@
                     <pic:cNvPicPr/>
                   </pic:nvPicPr>
                   <pic:blipFill>
-                    <a:blip r:embed="rId34"/>
+                    <a:blip r:embed="rId37"/>
                     <a:stretch>
                       <a:fillRect/>
                     </a:stretch>
@@ -7396,7 +7682,7 @@
           <w:szCs w:val="16"/>
         </w:rPr>
       </w:pPr>
-      <w:bookmarkStart w:id="31" w:name="_Toc117598420"/>
+      <w:bookmarkStart w:id="33" w:name="_Toc188033116"/>
       <w:r>
         <w:rPr>
           <w:color w:val="auto"/>
@@ -7436,7 +7722,7 @@
           <w:sz w:val="16"/>
           <w:szCs w:val="16"/>
         </w:rPr>
-        <w:t>19</w:t>
+        <w:t>20</w:t>
       </w:r>
       <w:r>
         <w:rPr>
@@ -7454,7 +7740,7 @@
         </w:rPr>
         <w:t xml:space="preserve"> EEPROM update section</w:t>
       </w:r>
-      <w:bookmarkEnd w:id="31"/>
+      <w:bookmarkEnd w:id="33"/>
     </w:p>
     <w:p/>
     <w:p/>
@@ -7503,7 +7789,7 @@
                     <pic:cNvPicPr/>
                   </pic:nvPicPr>
                   <pic:blipFill>
-                    <a:blip r:embed="rId35"/>
+                    <a:blip r:embed="rId38"/>
                     <a:stretch>
                       <a:fillRect/>
                     </a:stretch>
@@ -7534,7 +7820,7 @@
           <w:szCs w:val="16"/>
         </w:rPr>
       </w:pPr>
-      <w:bookmarkStart w:id="32" w:name="_Toc117598421"/>
+      <w:bookmarkStart w:id="34" w:name="_Toc188033117"/>
       <w:r>
         <w:rPr>
           <w:color w:val="auto"/>
@@ -7574,7 +7860,7 @@
           <w:sz w:val="16"/>
           <w:szCs w:val="16"/>
         </w:rPr>
-        <w:t>20</w:t>
+        <w:t>21</w:t>
       </w:r>
       <w:r>
         <w:rPr>
@@ -7610,7 +7896,7 @@
         </w:rPr>
         <w:t xml:space="preserve"> project view</w:t>
       </w:r>
-      <w:bookmarkEnd w:id="32"/>
+      <w:bookmarkEnd w:id="34"/>
     </w:p>
     <w:p/>
     <w:p>
@@ -7674,7 +7960,7 @@
                     <pic:cNvPicPr/>
                   </pic:nvPicPr>
                   <pic:blipFill>
-                    <a:blip r:embed="rId36"/>
+                    <a:blip r:embed="rId39"/>
                     <a:stretch>
                       <a:fillRect/>
                     </a:stretch>
@@ -7705,7 +7991,7 @@
           <w:szCs w:val="16"/>
         </w:rPr>
       </w:pPr>
-      <w:bookmarkStart w:id="33" w:name="_Toc117598422"/>
+      <w:bookmarkStart w:id="35" w:name="_Toc188033118"/>
       <w:r>
         <w:rPr>
           <w:color w:val="auto"/>
@@ -7745,7 +8031,7 @@
           <w:sz w:val="16"/>
           <w:szCs w:val="16"/>
         </w:rPr>
-        <w:t>21</w:t>
+        <w:t>22</w:t>
       </w:r>
       <w:r>
         <w:rPr>
@@ -7763,7 +8049,7 @@
         </w:rPr>
         <w:t xml:space="preserve"> Device tab section view</w:t>
       </w:r>
-      <w:bookmarkEnd w:id="33"/>
+      <w:bookmarkEnd w:id="35"/>
       <w:r>
         <w:rPr>
           <w:color w:val="auto"/>
@@ -7812,663 +8098,6 @@
             <wp:extent cx="5943600" cy="2401570"/>
             <wp:effectExtent l="0" t="0" r="0" b="0"/>
             <wp:docPr id="34" name="Picture 34"/>
-            <wp:cNvGraphicFramePr>
-              <a:graphicFrameLocks xmlns:a="http://schemas.openxmlformats.org/drawingml/2006/main" noChangeAspect="1"/>
-            </wp:cNvGraphicFramePr>
-            <a:graphic xmlns:a="http://schemas.openxmlformats.org/drawingml/2006/main">
-              <a:graphicData uri="http://schemas.openxmlformats.org/drawingml/2006/picture">
-                <pic:pic xmlns:pic="http://schemas.openxmlformats.org/drawingml/2006/picture">
-                  <pic:nvPicPr>
-                    <pic:cNvPr id="1" name=""/>
-                    <pic:cNvPicPr/>
-                  </pic:nvPicPr>
-                  <pic:blipFill>
-                    <a:blip r:embed="rId37"/>
-                    <a:stretch>
-                      <a:fillRect/>
-                    </a:stretch>
-                  </pic:blipFill>
-                  <pic:spPr>
-                    <a:xfrm>
-                      <a:off x="0" y="0"/>
-                      <a:ext cx="5943600" cy="2401570"/>
-                    </a:xfrm>
-                    <a:prstGeom prst="rect">
-                      <a:avLst/>
-                    </a:prstGeom>
-                  </pic:spPr>
-                </pic:pic>
-              </a:graphicData>
-            </a:graphic>
-          </wp:inline>
-        </w:drawing>
-      </w:r>
-    </w:p>
-    <w:p>
-      <w:pPr>
-        <w:pStyle w:val="Caption"/>
-        <w:jc w:val="center"/>
-        <w:rPr>
-          <w:color w:val="auto"/>
-          <w:sz w:val="16"/>
-          <w:szCs w:val="16"/>
-        </w:rPr>
-      </w:pPr>
-      <w:bookmarkStart w:id="34" w:name="_Toc117598423"/>
-      <w:r>
-        <w:rPr>
-          <w:color w:val="auto"/>
-          <w:sz w:val="16"/>
-          <w:szCs w:val="16"/>
-        </w:rPr>
-        <w:t xml:space="preserve">Figure </w:t>
-      </w:r>
-      <w:r>
-        <w:rPr>
-          <w:color w:val="auto"/>
-          <w:sz w:val="16"/>
-          <w:szCs w:val="16"/>
-        </w:rPr>
-        <w:fldChar w:fldCharType="begin"/>
-      </w:r>
-      <w:r>
-        <w:rPr>
-          <w:color w:val="auto"/>
-          <w:sz w:val="16"/>
-          <w:szCs w:val="16"/>
-        </w:rPr>
-        <w:instrText xml:space="preserve"> SEQ Figure \* ARABIC </w:instrText>
-      </w:r>
-      <w:r>
-        <w:rPr>
-          <w:color w:val="auto"/>
-          <w:sz w:val="16"/>
-          <w:szCs w:val="16"/>
-        </w:rPr>
-        <w:fldChar w:fldCharType="separate"/>
-      </w:r>
-      <w:r>
-        <w:rPr>
-          <w:noProof/>
-          <w:color w:val="auto"/>
-          <w:sz w:val="16"/>
-          <w:szCs w:val="16"/>
-        </w:rPr>
-        <w:t>22</w:t>
-      </w:r>
-      <w:r>
-        <w:rPr>
-          <w:color w:val="auto"/>
-          <w:sz w:val="16"/>
-          <w:szCs w:val="16"/>
-        </w:rPr>
-        <w:fldChar w:fldCharType="end"/>
-      </w:r>
-      <w:r>
-        <w:rPr>
-          <w:color w:val="auto"/>
-          <w:sz w:val="16"/>
-          <w:szCs w:val="16"/>
-        </w:rPr>
-        <w:t xml:space="preserve"> </w:t>
-      </w:r>
-      <w:proofErr w:type="spellStart"/>
-      <w:r>
-        <w:rPr>
-          <w:color w:val="auto"/>
-          <w:sz w:val="16"/>
-          <w:szCs w:val="16"/>
-        </w:rPr>
-        <w:t>Twincat</w:t>
-      </w:r>
-      <w:proofErr w:type="spellEnd"/>
-      <w:r>
-        <w:rPr>
-          <w:color w:val="auto"/>
-          <w:sz w:val="16"/>
-          <w:szCs w:val="16"/>
-        </w:rPr>
-        <w:t xml:space="preserve"> project view</w:t>
-      </w:r>
-      <w:bookmarkEnd w:id="34"/>
-    </w:p>
-    <w:p>
-      <w:pPr>
-        <w:pStyle w:val="ListParagraph"/>
-        <w:numPr>
-          <w:ilvl w:val="0"/>
-          <w:numId w:val="11"/>
-        </w:numPr>
-      </w:pPr>
-      <w:r>
-        <w:t xml:space="preserve">Open the provided </w:t>
-      </w:r>
-      <w:proofErr w:type="spellStart"/>
-      <w:r>
-        <w:rPr>
-          <w:b/>
-        </w:rPr>
-        <w:t>SendData</w:t>
-      </w:r>
-      <w:proofErr w:type="spellEnd"/>
-      <w:r>
-        <w:rPr>
-          <w:b/>
-        </w:rPr>
-        <w:t xml:space="preserve"> </w:t>
-      </w:r>
-      <w:proofErr w:type="spellStart"/>
-      <w:r>
-        <w:rPr>
-          <w:b/>
-        </w:rPr>
-        <w:t>TwinCAT</w:t>
-      </w:r>
-      <w:proofErr w:type="spellEnd"/>
-      <w:r>
-        <w:rPr>
-          <w:b/>
-        </w:rPr>
-        <w:t xml:space="preserve"> Project</w:t>
-      </w:r>
-      <w:r>
-        <w:t xml:space="preserve">. The project file is located in the main folder as </w:t>
-      </w:r>
-      <w:r>
-        <w:rPr>
-          <w:b/>
-        </w:rPr>
-        <w:t>SendData.sln</w:t>
-      </w:r>
-      <w:r>
-        <w:t xml:space="preserve">. Please make sure the project is opened using </w:t>
-      </w:r>
-      <w:proofErr w:type="spellStart"/>
-      <w:r>
-        <w:rPr>
-          <w:b/>
-        </w:rPr>
-        <w:t>TwinCAT</w:t>
-      </w:r>
-      <w:proofErr w:type="spellEnd"/>
-      <w:r>
-        <w:rPr>
-          <w:b/>
-        </w:rPr>
-        <w:t xml:space="preserve"> XAE Shell Software only</w:t>
-      </w:r>
-      <w:r>
-        <w:t>.</w:t>
-      </w:r>
-    </w:p>
-    <w:p>
-      <w:pPr>
-        <w:pStyle w:val="ListParagraph"/>
-        <w:numPr>
-          <w:ilvl w:val="0"/>
-          <w:numId w:val="11"/>
-        </w:numPr>
-      </w:pPr>
-      <w:r>
-        <w:t xml:space="preserve">Once the project is opened, click the </w:t>
-      </w:r>
-      <w:r>
-        <w:rPr>
-          <w:b/>
-        </w:rPr>
-        <w:t xml:space="preserve">Restart </w:t>
-      </w:r>
-      <w:proofErr w:type="spellStart"/>
-      <w:r>
-        <w:rPr>
-          <w:b/>
-        </w:rPr>
-        <w:t>TwinCAT</w:t>
-      </w:r>
-      <w:proofErr w:type="spellEnd"/>
-      <w:r>
-        <w:rPr>
-          <w:b/>
-        </w:rPr>
-        <w:t xml:space="preserve"> System</w:t>
-      </w:r>
-      <w:r>
-        <w:t xml:space="preserve"> button as shown in the image below. This will restart </w:t>
-      </w:r>
-      <w:proofErr w:type="spellStart"/>
-      <w:r>
-        <w:t>TwinCAT</w:t>
-      </w:r>
-      <w:proofErr w:type="spellEnd"/>
-      <w:r>
-        <w:t xml:space="preserve"> in </w:t>
-      </w:r>
-      <w:r>
-        <w:rPr>
-          <w:b/>
-        </w:rPr>
-        <w:t>Run Mode</w:t>
-      </w:r>
-      <w:r>
-        <w:t>.</w:t>
-      </w:r>
-    </w:p>
-    <w:p>
-      <w:pPr>
-        <w:keepNext/>
-        <w:jc w:val="center"/>
-      </w:pPr>
-      <w:r>
-        <w:rPr>
-          <w:noProof/>
-        </w:rPr>
-        <w:drawing>
-          <wp:inline distT="0" distB="0" distL="0" distR="0" wp14:anchorId="65EFF81D" wp14:editId="420E6B58">
-            <wp:extent cx="6108700" cy="2814955"/>
-            <wp:effectExtent l="0" t="0" r="0" b="0"/>
-            <wp:docPr id="14" name="Picture 14"/>
-            <wp:cNvGraphicFramePr>
-              <a:graphicFrameLocks xmlns:a="http://schemas.openxmlformats.org/drawingml/2006/main" noChangeAspect="1"/>
-            </wp:cNvGraphicFramePr>
-            <a:graphic xmlns:a="http://schemas.openxmlformats.org/drawingml/2006/main">
-              <a:graphicData uri="http://schemas.openxmlformats.org/drawingml/2006/picture">
-                <pic:pic xmlns:pic="http://schemas.openxmlformats.org/drawingml/2006/picture">
-                  <pic:nvPicPr>
-                    <pic:cNvPr id="1" name=""/>
-                    <pic:cNvPicPr/>
-                  </pic:nvPicPr>
-                  <pic:blipFill>
-                    <a:blip r:embed="rId38"/>
-                    <a:stretch>
-                      <a:fillRect/>
-                    </a:stretch>
-                  </pic:blipFill>
-                  <pic:spPr>
-                    <a:xfrm>
-                      <a:off x="0" y="0"/>
-                      <a:ext cx="6108700" cy="2814955"/>
-                    </a:xfrm>
-                    <a:prstGeom prst="rect">
-                      <a:avLst/>
-                    </a:prstGeom>
-                  </pic:spPr>
-                </pic:pic>
-              </a:graphicData>
-            </a:graphic>
-          </wp:inline>
-        </w:drawing>
-      </w:r>
-    </w:p>
-    <w:p>
-      <w:pPr>
-        <w:pStyle w:val="Caption"/>
-        <w:jc w:val="center"/>
-        <w:rPr>
-          <w:color w:val="auto"/>
-          <w:sz w:val="16"/>
-          <w:szCs w:val="16"/>
-        </w:rPr>
-      </w:pPr>
-      <w:bookmarkStart w:id="35" w:name="_Toc117598424"/>
-      <w:r>
-        <w:rPr>
-          <w:color w:val="auto"/>
-          <w:sz w:val="16"/>
-          <w:szCs w:val="16"/>
-        </w:rPr>
-        <w:t xml:space="preserve">Figure </w:t>
-      </w:r>
-      <w:r>
-        <w:rPr>
-          <w:color w:val="auto"/>
-          <w:sz w:val="16"/>
-          <w:szCs w:val="16"/>
-        </w:rPr>
-        <w:fldChar w:fldCharType="begin"/>
-      </w:r>
-      <w:r>
-        <w:rPr>
-          <w:color w:val="auto"/>
-          <w:sz w:val="16"/>
-          <w:szCs w:val="16"/>
-        </w:rPr>
-        <w:instrText xml:space="preserve"> SEQ Figure \* ARABIC </w:instrText>
-      </w:r>
-      <w:r>
-        <w:rPr>
-          <w:color w:val="auto"/>
-          <w:sz w:val="16"/>
-          <w:szCs w:val="16"/>
-        </w:rPr>
-        <w:fldChar w:fldCharType="separate"/>
-      </w:r>
-      <w:r>
-        <w:rPr>
-          <w:noProof/>
-          <w:color w:val="auto"/>
-          <w:sz w:val="16"/>
-          <w:szCs w:val="16"/>
-        </w:rPr>
-        <w:t>23</w:t>
-      </w:r>
-      <w:r>
-        <w:rPr>
-          <w:color w:val="auto"/>
-          <w:sz w:val="16"/>
-          <w:szCs w:val="16"/>
-        </w:rPr>
-        <w:fldChar w:fldCharType="end"/>
-      </w:r>
-      <w:r>
-        <w:rPr>
-          <w:color w:val="auto"/>
-          <w:sz w:val="16"/>
-          <w:szCs w:val="16"/>
-        </w:rPr>
-        <w:t xml:space="preserve"> Image showing option from where </w:t>
-      </w:r>
-      <w:proofErr w:type="spellStart"/>
-      <w:r>
-        <w:rPr>
-          <w:color w:val="auto"/>
-          <w:sz w:val="16"/>
-          <w:szCs w:val="16"/>
-        </w:rPr>
-        <w:t>TwinCAT</w:t>
-      </w:r>
-      <w:proofErr w:type="spellEnd"/>
-      <w:r>
-        <w:rPr>
-          <w:color w:val="auto"/>
-          <w:sz w:val="16"/>
-          <w:szCs w:val="16"/>
-        </w:rPr>
-        <w:t xml:space="preserve"> can be started in Run Mode</w:t>
-      </w:r>
-      <w:bookmarkEnd w:id="35"/>
-    </w:p>
-    <w:p>
-      <w:pPr>
-        <w:pStyle w:val="ListParagraph"/>
-        <w:numPr>
-          <w:ilvl w:val="0"/>
-          <w:numId w:val="11"/>
-        </w:numPr>
-      </w:pPr>
-      <w:r>
-        <w:t xml:space="preserve">If the system responds with following two errors, this means </w:t>
-      </w:r>
-      <w:proofErr w:type="spellStart"/>
-      <w:r>
-        <w:t>vt</w:t>
-      </w:r>
-      <w:proofErr w:type="spellEnd"/>
-      <w:r>
-        <w:t xml:space="preserve">-x is disabled and </w:t>
-      </w:r>
-      <w:proofErr w:type="gramStart"/>
-      <w:r>
-        <w:t>has to</w:t>
-      </w:r>
-      <w:proofErr w:type="gramEnd"/>
-      <w:r>
-        <w:t xml:space="preserve"> be enabled from BIOS.</w:t>
-      </w:r>
-    </w:p>
-    <w:p>
-      <w:pPr>
-        <w:pStyle w:val="ListParagraph"/>
-        <w:numPr>
-          <w:ilvl w:val="0"/>
-          <w:numId w:val="11"/>
-        </w:numPr>
-      </w:pPr>
-      <w:r>
-        <w:t>The setup assumes an</w:t>
-      </w:r>
-      <w:r>
-        <w:t xml:space="preserve"> </w:t>
-      </w:r>
-      <w:r>
-        <w:rPr>
-          <w:b/>
-        </w:rPr>
-        <w:t>HP System</w:t>
-      </w:r>
-      <w:r>
-        <w:t xml:space="preserve"> for explaining how to enter and enable </w:t>
-      </w:r>
-      <w:proofErr w:type="spellStart"/>
-      <w:r>
-        <w:t>vt</w:t>
-      </w:r>
-      <w:proofErr w:type="spellEnd"/>
-      <w:r>
-        <w:t xml:space="preserve">-x (virtualization) from </w:t>
-      </w:r>
-      <w:r>
-        <w:rPr>
-          <w:b/>
-        </w:rPr>
-        <w:t>BIOS</w:t>
-      </w:r>
-      <w:r>
-        <w:t xml:space="preserve">. When the computer restarts, </w:t>
-      </w:r>
-      <w:r>
-        <w:t xml:space="preserve">press </w:t>
-      </w:r>
-      <w:r>
-        <w:rPr>
-          <w:b/>
-        </w:rPr>
-        <w:t xml:space="preserve">ESCAPE </w:t>
-      </w:r>
-      <w:r>
-        <w:t xml:space="preserve">key to enter </w:t>
-      </w:r>
-      <w:r>
-        <w:rPr>
-          <w:b/>
-        </w:rPr>
-        <w:t>BIOS Menu</w:t>
-      </w:r>
-      <w:r>
-        <w:t>.</w:t>
-      </w:r>
-    </w:p>
-    <w:p>
-      <w:pPr>
-        <w:pStyle w:val="ListParagraph"/>
-        <w:ind w:left="720" w:firstLine="0"/>
-      </w:pPr>
-    </w:p>
-    <w:p>
-      <w:pPr>
-        <w:pStyle w:val="ListParagraph"/>
-        <w:numPr>
-          <w:ilvl w:val="0"/>
-          <w:numId w:val="11"/>
-        </w:numPr>
-      </w:pPr>
-      <w:r>
-        <w:t>Once inside the menu, the following options will appear:</w:t>
-      </w:r>
-    </w:p>
-    <w:p>
-      <w:pPr>
-        <w:keepNext/>
-        <w:jc w:val="center"/>
-      </w:pPr>
-      <w:r>
-        <w:rPr>
-          <w:noProof/>
-        </w:rPr>
-        <w:drawing>
-          <wp:inline distT="0" distB="0" distL="0" distR="0" wp14:anchorId="3E38DDA5" wp14:editId="269BD224">
-            <wp:extent cx="4131980" cy="2369488"/>
-            <wp:effectExtent l="0" t="0" r="0" b="0"/>
-            <wp:docPr id="17" name="Picture 17"/>
-            <wp:cNvGraphicFramePr>
-              <a:graphicFrameLocks xmlns:a="http://schemas.openxmlformats.org/drawingml/2006/main" noChangeAspect="1"/>
-            </wp:cNvGraphicFramePr>
-            <a:graphic xmlns:a="http://schemas.openxmlformats.org/drawingml/2006/main">
-              <a:graphicData uri="http://schemas.openxmlformats.org/drawingml/2006/picture">
-                <pic:pic xmlns:pic="http://schemas.openxmlformats.org/drawingml/2006/picture">
-                  <pic:nvPicPr>
-                    <pic:cNvPr id="1" name=""/>
-                    <pic:cNvPicPr/>
-                  </pic:nvPicPr>
-                  <pic:blipFill>
-                    <a:blip r:embed="rId39"/>
-                    <a:stretch>
-                      <a:fillRect/>
-                    </a:stretch>
-                  </pic:blipFill>
-                  <pic:spPr>
-                    <a:xfrm>
-                      <a:off x="0" y="0"/>
-                      <a:ext cx="4139664" cy="2373895"/>
-                    </a:xfrm>
-                    <a:prstGeom prst="rect">
-                      <a:avLst/>
-                    </a:prstGeom>
-                  </pic:spPr>
-                </pic:pic>
-              </a:graphicData>
-            </a:graphic>
-          </wp:inline>
-        </w:drawing>
-      </w:r>
-    </w:p>
-    <w:p>
-      <w:pPr>
-        <w:pStyle w:val="Caption"/>
-        <w:jc w:val="center"/>
-        <w:rPr>
-          <w:color w:val="auto"/>
-          <w:sz w:val="16"/>
-          <w:szCs w:val="16"/>
-        </w:rPr>
-      </w:pPr>
-      <w:bookmarkStart w:id="36" w:name="_Toc117598425"/>
-      <w:r>
-        <w:rPr>
-          <w:color w:val="auto"/>
-          <w:sz w:val="16"/>
-          <w:szCs w:val="16"/>
-        </w:rPr>
-        <w:t xml:space="preserve">Figure </w:t>
-      </w:r>
-      <w:r>
-        <w:rPr>
-          <w:color w:val="auto"/>
-          <w:sz w:val="16"/>
-          <w:szCs w:val="16"/>
-        </w:rPr>
-        <w:fldChar w:fldCharType="begin"/>
-      </w:r>
-      <w:r>
-        <w:rPr>
-          <w:color w:val="auto"/>
-          <w:sz w:val="16"/>
-          <w:szCs w:val="16"/>
-        </w:rPr>
-        <w:instrText xml:space="preserve"> SEQ Figure \* ARABIC </w:instrText>
-      </w:r>
-      <w:r>
-        <w:rPr>
-          <w:color w:val="auto"/>
-          <w:sz w:val="16"/>
-          <w:szCs w:val="16"/>
-        </w:rPr>
-        <w:fldChar w:fldCharType="separate"/>
-      </w:r>
-      <w:r>
-        <w:rPr>
-          <w:noProof/>
-          <w:color w:val="auto"/>
-          <w:sz w:val="16"/>
-          <w:szCs w:val="16"/>
-        </w:rPr>
-        <w:t>24</w:t>
-      </w:r>
-      <w:r>
-        <w:rPr>
-          <w:color w:val="auto"/>
-          <w:sz w:val="16"/>
-          <w:szCs w:val="16"/>
-        </w:rPr>
-        <w:fldChar w:fldCharType="end"/>
-      </w:r>
-      <w:r>
-        <w:rPr>
-          <w:color w:val="auto"/>
-          <w:sz w:val="16"/>
-          <w:szCs w:val="16"/>
-        </w:rPr>
-        <w:t xml:space="preserve"> BIOS Menu in an HP System</w:t>
-      </w:r>
-      <w:bookmarkEnd w:id="36"/>
-    </w:p>
-    <w:p>
-      <w:pPr>
-        <w:pStyle w:val="ListParagraph"/>
-        <w:numPr>
-          <w:ilvl w:val="0"/>
-          <w:numId w:val="11"/>
-        </w:numPr>
-      </w:pPr>
-      <w:r>
-        <w:t xml:space="preserve">Go to </w:t>
-      </w:r>
-      <w:r>
-        <w:rPr>
-          <w:b/>
-        </w:rPr>
-        <w:t xml:space="preserve">Advanced &gt; System Options </w:t>
-      </w:r>
-      <w:r>
-        <w:t xml:space="preserve">and enable </w:t>
-      </w:r>
-      <w:r>
-        <w:rPr>
-          <w:b/>
-        </w:rPr>
-        <w:t>Virtualization Technology (</w:t>
-      </w:r>
-      <w:proofErr w:type="spellStart"/>
-      <w:r>
-        <w:rPr>
-          <w:b/>
-        </w:rPr>
-        <w:t>VTx</w:t>
-      </w:r>
-      <w:proofErr w:type="spellEnd"/>
-      <w:r>
-        <w:rPr>
-          <w:b/>
-        </w:rPr>
-        <w:t>)</w:t>
-      </w:r>
-      <w:r>
-        <w:t>.</w:t>
-      </w:r>
-    </w:p>
-    <w:p>
-      <w:pPr>
-        <w:keepNext/>
-        <w:jc w:val="center"/>
-      </w:pPr>
-      <w:r>
-        <w:rPr>
-          <w:noProof/>
-        </w:rPr>
-        <w:drawing>
-          <wp:inline distT="0" distB="0" distL="0" distR="0" wp14:anchorId="42D988B1" wp14:editId="2E5DD16F">
-            <wp:extent cx="5068007" cy="2715004"/>
-            <wp:effectExtent l="0" t="0" r="0" b="9525"/>
-            <wp:docPr id="18" name="Picture 18"/>
             <wp:cNvGraphicFramePr>
               <a:graphicFrameLocks xmlns:a="http://schemas.openxmlformats.org/drawingml/2006/main" noChangeAspect="1"/>
             </wp:cNvGraphicFramePr>
@@ -8488,7 +8117,7 @@
                   <pic:spPr>
                     <a:xfrm>
                       <a:off x="0" y="0"/>
-                      <a:ext cx="5068007" cy="2715004"/>
+                      <a:ext cx="5943600" cy="2401570"/>
                     </a:xfrm>
                     <a:prstGeom prst="rect">
                       <a:avLst/>
@@ -8511,7 +8140,7 @@
           <w:szCs w:val="16"/>
         </w:rPr>
       </w:pPr>
-      <w:bookmarkStart w:id="37" w:name="_Toc117598426"/>
+      <w:bookmarkStart w:id="36" w:name="_Toc188033119"/>
       <w:r>
         <w:rPr>
           <w:color w:val="auto"/>
@@ -8551,7 +8180,7 @@
           <w:sz w:val="16"/>
           <w:szCs w:val="16"/>
         </w:rPr>
-        <w:t>25</w:t>
+        <w:t>23</w:t>
       </w:r>
       <w:r>
         <w:rPr>
@@ -8567,7 +8196,7 @@
           <w:sz w:val="16"/>
           <w:szCs w:val="16"/>
         </w:rPr>
-        <w:t xml:space="preserve"> Virtualization Technology (</w:t>
+        <w:t xml:space="preserve"> </w:t>
       </w:r>
       <w:proofErr w:type="spellStart"/>
       <w:r>
@@ -8576,7 +8205,7 @@
           <w:sz w:val="16"/>
           <w:szCs w:val="16"/>
         </w:rPr>
-        <w:t>VTx</w:t>
+        <w:t>Twincat</w:t>
       </w:r>
       <w:proofErr w:type="spellEnd"/>
       <w:r>
@@ -8585,9 +8214,9 @@
           <w:sz w:val="16"/>
           <w:szCs w:val="16"/>
         </w:rPr>
-        <w:t>) checkbox image</w:t>
-      </w:r>
-      <w:bookmarkEnd w:id="37"/>
+        <w:t xml:space="preserve"> project view</w:t>
+      </w:r>
+      <w:bookmarkEnd w:id="36"/>
     </w:p>
     <w:p>
       <w:pPr>
@@ -8598,49 +8227,65 @@
         </w:numPr>
       </w:pPr>
       <w:r>
-        <w:t xml:space="preserve">After this, when windows </w:t>
-      </w:r>
-      <w:proofErr w:type="gramStart"/>
-      <w:r>
-        <w:t>opens</w:t>
-      </w:r>
-      <w:proofErr w:type="gramEnd"/>
-      <w:r>
-        <w:t xml:space="preserve">, Go to </w:t>
-      </w:r>
+        <w:t xml:space="preserve">Open the provided </w:t>
+      </w:r>
+      <w:proofErr w:type="spellStart"/>
       <w:r>
         <w:rPr>
           <w:b/>
         </w:rPr>
-        <w:t>C:\TwinCAT\3.1\System</w:t>
-      </w:r>
-      <w:r>
-        <w:t xml:space="preserve"> and find </w:t>
-      </w:r>
+        <w:t>SendData</w:t>
+      </w:r>
+      <w:proofErr w:type="spellEnd"/>
       <w:r>
         <w:rPr>
           <w:b/>
         </w:rPr>
-        <w:t>win8settick.bat</w:t>
-      </w:r>
-      <w:r>
-        <w:t xml:space="preserve">. Run is as </w:t>
-      </w:r>
+        <w:t xml:space="preserve"> </w:t>
+      </w:r>
+      <w:proofErr w:type="spellStart"/>
       <w:r>
         <w:rPr>
           <w:b/>
         </w:rPr>
-        <w:t xml:space="preserve">Administrator </w:t>
-      </w:r>
-      <w:r>
-        <w:t>and reboot the machine.</w:t>
-      </w:r>
-    </w:p>
-    <w:p>
-      <w:pPr>
-        <w:pStyle w:val="ListParagraph"/>
-        <w:ind w:left="720" w:firstLine="0"/>
-      </w:pPr>
+        <w:t>TwinCAT</w:t>
+      </w:r>
+      <w:proofErr w:type="spellEnd"/>
+      <w:r>
+        <w:rPr>
+          <w:b/>
+        </w:rPr>
+        <w:t xml:space="preserve"> Project</w:t>
+      </w:r>
+      <w:r>
+        <w:t xml:space="preserve">. The project file is located in the main folder as </w:t>
+      </w:r>
+      <w:r>
+        <w:rPr>
+          <w:b/>
+        </w:rPr>
+        <w:t>SendData.sln</w:t>
+      </w:r>
+      <w:r>
+        <w:t xml:space="preserve">. Please make sure the project is opened using </w:t>
+      </w:r>
+      <w:proofErr w:type="spellStart"/>
+      <w:r>
+        <w:rPr>
+          <w:b/>
+        </w:rPr>
+        <w:t>TwinCAT</w:t>
+      </w:r>
+      <w:proofErr w:type="spellEnd"/>
+      <w:r>
+        <w:rPr>
+          <w:b/>
+        </w:rPr>
+        <w:t xml:space="preserve"> XAE Shell Software only</w:t>
+      </w:r>
+      <w:r>
+        <w:t>.</w:t>
+      </w:r>
     </w:p>
     <w:p>
       <w:pPr>
@@ -8651,7 +8296,13 @@
         </w:numPr>
       </w:pPr>
       <w:r>
-        <w:t xml:space="preserve">When PC restarts again, launch </w:t>
+        <w:t xml:space="preserve">Once the project is opened, click the </w:t>
+      </w:r>
+      <w:r>
+        <w:rPr>
+          <w:b/>
+        </w:rPr>
+        <w:t xml:space="preserve">Restart </w:t>
       </w:r>
       <w:proofErr w:type="spellStart"/>
       <w:r>
@@ -8665,19 +8316,27 @@
         <w:rPr>
           <w:b/>
         </w:rPr>
-        <w:t xml:space="preserve"> XAE Shell </w:t>
-      </w:r>
-      <w:r>
-        <w:t xml:space="preserve">and click on </w:t>
+        <w:t xml:space="preserve"> System</w:t>
+      </w:r>
+      <w:r>
+        <w:t xml:space="preserve"> button as shown in the image below. This will restart </w:t>
+      </w:r>
+      <w:proofErr w:type="spellStart"/>
+      <w:r>
+        <w:t>TwinCAT</w:t>
+      </w:r>
+      <w:proofErr w:type="spellEnd"/>
+      <w:r>
+        <w:t xml:space="preserve"> in </w:t>
       </w:r>
       <w:r>
         <w:rPr>
           <w:b/>
         </w:rPr>
-        <w:t xml:space="preserve">Activate Configuration </w:t>
-      </w:r>
-      <w:r>
-        <w:t>as shown in the image below:</w:t>
+        <w:t>Run Mode</w:t>
+      </w:r>
+      <w:r>
+        <w:t>.</w:t>
       </w:r>
     </w:p>
     <w:p>
@@ -8689,12 +8348,11 @@
         <w:rPr>
           <w:noProof/>
         </w:rPr>
-        <w:lastRenderedPageBreak/>
         <w:drawing>
-          <wp:inline distT="0" distB="0" distL="0" distR="0" wp14:anchorId="60384EB6" wp14:editId="6B308F94">
-            <wp:extent cx="3591426" cy="1762371"/>
-            <wp:effectExtent l="0" t="0" r="9525" b="9525"/>
-            <wp:docPr id="20" name="Picture 20"/>
+          <wp:inline distT="0" distB="0" distL="0" distR="0" wp14:anchorId="65EFF81D" wp14:editId="420E6B58">
+            <wp:extent cx="6108700" cy="2814955"/>
+            <wp:effectExtent l="0" t="0" r="0" b="0"/>
+            <wp:docPr id="14" name="Picture 14"/>
             <wp:cNvGraphicFramePr>
               <a:graphicFrameLocks xmlns:a="http://schemas.openxmlformats.org/drawingml/2006/main" noChangeAspect="1"/>
             </wp:cNvGraphicFramePr>
@@ -8714,7 +8372,7 @@
                   <pic:spPr>
                     <a:xfrm>
                       <a:off x="0" y="0"/>
-                      <a:ext cx="3591426" cy="1762371"/>
+                      <a:ext cx="6108700" cy="2814955"/>
                     </a:xfrm>
                     <a:prstGeom prst="rect">
                       <a:avLst/>
@@ -8737,7 +8395,7 @@
           <w:szCs w:val="16"/>
         </w:rPr>
       </w:pPr>
-      <w:bookmarkStart w:id="38" w:name="_Toc117598427"/>
+      <w:bookmarkStart w:id="37" w:name="_Toc188033120"/>
       <w:r>
         <w:rPr>
           <w:color w:val="auto"/>
@@ -8777,7 +8435,7 @@
           <w:sz w:val="16"/>
           <w:szCs w:val="16"/>
         </w:rPr>
-        <w:t>26</w:t>
+        <w:t>24</w:t>
       </w:r>
       <w:r>
         <w:rPr>
@@ -8793,9 +8451,27 @@
           <w:sz w:val="16"/>
           <w:szCs w:val="16"/>
         </w:rPr>
-        <w:t xml:space="preserve"> Screenshot showing location of Activate Configuration</w:t>
-      </w:r>
-      <w:bookmarkEnd w:id="38"/>
+        <w:t xml:space="preserve"> Image showing option from where </w:t>
+      </w:r>
+      <w:proofErr w:type="spellStart"/>
+      <w:r>
+        <w:rPr>
+          <w:color w:val="auto"/>
+          <w:sz w:val="16"/>
+          <w:szCs w:val="16"/>
+        </w:rPr>
+        <w:t>TwinCAT</w:t>
+      </w:r>
+      <w:proofErr w:type="spellEnd"/>
+      <w:r>
+        <w:rPr>
+          <w:color w:val="auto"/>
+          <w:sz w:val="16"/>
+          <w:szCs w:val="16"/>
+        </w:rPr>
+        <w:t xml:space="preserve"> can be started in Run Mode</w:t>
+      </w:r>
+      <w:bookmarkEnd w:id="37"/>
     </w:p>
     <w:p>
       <w:pPr>
@@ -8806,16 +8482,95 @@
         </w:numPr>
       </w:pPr>
       <w:r>
-        <w:t xml:space="preserve">A prompt will appear asking for generation of licenses. Click </w:t>
+        <w:t xml:space="preserve">If the system responds with following two errors, this means </w:t>
+      </w:r>
+      <w:proofErr w:type="spellStart"/>
+      <w:r>
+        <w:t>vt</w:t>
+      </w:r>
+      <w:proofErr w:type="spellEnd"/>
+      <w:r>
+        <w:t>-x is disabled and has to be enabled from BIOS.</w:t>
+      </w:r>
+    </w:p>
+    <w:p>
+      <w:pPr>
+        <w:pStyle w:val="ListParagraph"/>
+        <w:numPr>
+          <w:ilvl w:val="0"/>
+          <w:numId w:val="11"/>
+        </w:numPr>
+      </w:pPr>
+      <w:r>
+        <w:t>The setup assumes an</w:t>
+      </w:r>
+      <w:r>
+        <w:t xml:space="preserve"> </w:t>
       </w:r>
       <w:r>
         <w:rPr>
           <w:b/>
         </w:rPr>
-        <w:t xml:space="preserve">Yes </w:t>
-      </w:r>
-      <w:r>
-        <w:t>to proceed.</w:t>
+        <w:t>HP System</w:t>
+      </w:r>
+      <w:r>
+        <w:t xml:space="preserve"> for explaining how to enter and enable </w:t>
+      </w:r>
+      <w:proofErr w:type="spellStart"/>
+      <w:r>
+        <w:t>vt</w:t>
+      </w:r>
+      <w:proofErr w:type="spellEnd"/>
+      <w:r>
+        <w:t xml:space="preserve">-x (virtualization) from </w:t>
+      </w:r>
+      <w:r>
+        <w:rPr>
+          <w:b/>
+        </w:rPr>
+        <w:t>BIOS</w:t>
+      </w:r>
+      <w:r>
+        <w:t xml:space="preserve">. When the computer restarts, </w:t>
+      </w:r>
+      <w:r>
+        <w:t xml:space="preserve">press </w:t>
+      </w:r>
+      <w:r>
+        <w:rPr>
+          <w:b/>
+        </w:rPr>
+        <w:t xml:space="preserve">ESCAPE </w:t>
+      </w:r>
+      <w:r>
+        <w:t xml:space="preserve">key to enter </w:t>
+      </w:r>
+      <w:r>
+        <w:rPr>
+          <w:b/>
+        </w:rPr>
+        <w:t>BIOS Menu</w:t>
+      </w:r>
+      <w:r>
+        <w:t>.</w:t>
+      </w:r>
+    </w:p>
+    <w:p>
+      <w:pPr>
+        <w:pStyle w:val="ListParagraph"/>
+        <w:ind w:left="720" w:firstLine="0"/>
+      </w:pPr>
+    </w:p>
+    <w:p>
+      <w:pPr>
+        <w:pStyle w:val="ListParagraph"/>
+        <w:numPr>
+          <w:ilvl w:val="0"/>
+          <w:numId w:val="11"/>
+        </w:numPr>
+      </w:pPr>
+      <w:r>
+        <w:t>Once inside the menu, the following options will appear:</w:t>
       </w:r>
     </w:p>
     <w:p>
@@ -8825,14 +8580,13 @@
       </w:pPr>
       <w:r>
         <w:rPr>
-          <w:b/>
           <w:noProof/>
         </w:rPr>
         <w:drawing>
-          <wp:inline distT="0" distB="0" distL="0" distR="0" wp14:anchorId="41011D72" wp14:editId="62D381D8">
-            <wp:extent cx="3524742" cy="1457528"/>
-            <wp:effectExtent l="0" t="0" r="0" b="9525"/>
-            <wp:docPr id="21" name="Picture 21"/>
+          <wp:inline distT="0" distB="0" distL="0" distR="0" wp14:anchorId="3E38DDA5" wp14:editId="269BD224">
+            <wp:extent cx="4131980" cy="2369488"/>
+            <wp:effectExtent l="0" t="0" r="0" b="0"/>
+            <wp:docPr id="17" name="Picture 17"/>
             <wp:cNvGraphicFramePr>
               <a:graphicFrameLocks xmlns:a="http://schemas.openxmlformats.org/drawingml/2006/main" noChangeAspect="1"/>
             </wp:cNvGraphicFramePr>
@@ -8852,6 +8606,530 @@
                   <pic:spPr>
                     <a:xfrm>
                       <a:off x="0" y="0"/>
+                      <a:ext cx="4139664" cy="2373895"/>
+                    </a:xfrm>
+                    <a:prstGeom prst="rect">
+                      <a:avLst/>
+                    </a:prstGeom>
+                  </pic:spPr>
+                </pic:pic>
+              </a:graphicData>
+            </a:graphic>
+          </wp:inline>
+        </w:drawing>
+      </w:r>
+    </w:p>
+    <w:p>
+      <w:pPr>
+        <w:pStyle w:val="Caption"/>
+        <w:jc w:val="center"/>
+        <w:rPr>
+          <w:color w:val="auto"/>
+          <w:sz w:val="16"/>
+          <w:szCs w:val="16"/>
+        </w:rPr>
+      </w:pPr>
+      <w:bookmarkStart w:id="38" w:name="_Toc188033121"/>
+      <w:r>
+        <w:rPr>
+          <w:color w:val="auto"/>
+          <w:sz w:val="16"/>
+          <w:szCs w:val="16"/>
+        </w:rPr>
+        <w:t xml:space="preserve">Figure </w:t>
+      </w:r>
+      <w:r>
+        <w:rPr>
+          <w:color w:val="auto"/>
+          <w:sz w:val="16"/>
+          <w:szCs w:val="16"/>
+        </w:rPr>
+        <w:fldChar w:fldCharType="begin"/>
+      </w:r>
+      <w:r>
+        <w:rPr>
+          <w:color w:val="auto"/>
+          <w:sz w:val="16"/>
+          <w:szCs w:val="16"/>
+        </w:rPr>
+        <w:instrText xml:space="preserve"> SEQ Figure \* ARABIC </w:instrText>
+      </w:r>
+      <w:r>
+        <w:rPr>
+          <w:color w:val="auto"/>
+          <w:sz w:val="16"/>
+          <w:szCs w:val="16"/>
+        </w:rPr>
+        <w:fldChar w:fldCharType="separate"/>
+      </w:r>
+      <w:r>
+        <w:rPr>
+          <w:noProof/>
+          <w:color w:val="auto"/>
+          <w:sz w:val="16"/>
+          <w:szCs w:val="16"/>
+        </w:rPr>
+        <w:t>25</w:t>
+      </w:r>
+      <w:r>
+        <w:rPr>
+          <w:color w:val="auto"/>
+          <w:sz w:val="16"/>
+          <w:szCs w:val="16"/>
+        </w:rPr>
+        <w:fldChar w:fldCharType="end"/>
+      </w:r>
+      <w:r>
+        <w:rPr>
+          <w:color w:val="auto"/>
+          <w:sz w:val="16"/>
+          <w:szCs w:val="16"/>
+        </w:rPr>
+        <w:t xml:space="preserve"> BIOS Menu in an HP System</w:t>
+      </w:r>
+      <w:bookmarkEnd w:id="38"/>
+    </w:p>
+    <w:p>
+      <w:pPr>
+        <w:pStyle w:val="ListParagraph"/>
+        <w:numPr>
+          <w:ilvl w:val="0"/>
+          <w:numId w:val="11"/>
+        </w:numPr>
+      </w:pPr>
+      <w:r>
+        <w:t xml:space="preserve">Go to </w:t>
+      </w:r>
+      <w:r>
+        <w:rPr>
+          <w:b/>
+        </w:rPr>
+        <w:t xml:space="preserve">Advanced &gt; System Options </w:t>
+      </w:r>
+      <w:r>
+        <w:t xml:space="preserve">and enable </w:t>
+      </w:r>
+      <w:r>
+        <w:rPr>
+          <w:b/>
+        </w:rPr>
+        <w:t>Virtualization Technology (</w:t>
+      </w:r>
+      <w:proofErr w:type="spellStart"/>
+      <w:r>
+        <w:rPr>
+          <w:b/>
+        </w:rPr>
+        <w:t>VTx</w:t>
+      </w:r>
+      <w:proofErr w:type="spellEnd"/>
+      <w:r>
+        <w:rPr>
+          <w:b/>
+        </w:rPr>
+        <w:t>)</w:t>
+      </w:r>
+      <w:r>
+        <w:t>.</w:t>
+      </w:r>
+    </w:p>
+    <w:p>
+      <w:pPr>
+        <w:keepNext/>
+        <w:jc w:val="center"/>
+      </w:pPr>
+      <w:r>
+        <w:rPr>
+          <w:noProof/>
+        </w:rPr>
+        <w:drawing>
+          <wp:inline distT="0" distB="0" distL="0" distR="0" wp14:anchorId="42D988B1" wp14:editId="2E5DD16F">
+            <wp:extent cx="5068007" cy="2715004"/>
+            <wp:effectExtent l="0" t="0" r="0" b="9525"/>
+            <wp:docPr id="18" name="Picture 18"/>
+            <wp:cNvGraphicFramePr>
+              <a:graphicFrameLocks xmlns:a="http://schemas.openxmlformats.org/drawingml/2006/main" noChangeAspect="1"/>
+            </wp:cNvGraphicFramePr>
+            <a:graphic xmlns:a="http://schemas.openxmlformats.org/drawingml/2006/main">
+              <a:graphicData uri="http://schemas.openxmlformats.org/drawingml/2006/picture">
+                <pic:pic xmlns:pic="http://schemas.openxmlformats.org/drawingml/2006/picture">
+                  <pic:nvPicPr>
+                    <pic:cNvPr id="1" name=""/>
+                    <pic:cNvPicPr/>
+                  </pic:nvPicPr>
+                  <pic:blipFill>
+                    <a:blip r:embed="rId43"/>
+                    <a:stretch>
+                      <a:fillRect/>
+                    </a:stretch>
+                  </pic:blipFill>
+                  <pic:spPr>
+                    <a:xfrm>
+                      <a:off x="0" y="0"/>
+                      <a:ext cx="5068007" cy="2715004"/>
+                    </a:xfrm>
+                    <a:prstGeom prst="rect">
+                      <a:avLst/>
+                    </a:prstGeom>
+                  </pic:spPr>
+                </pic:pic>
+              </a:graphicData>
+            </a:graphic>
+          </wp:inline>
+        </w:drawing>
+      </w:r>
+    </w:p>
+    <w:p>
+      <w:pPr>
+        <w:pStyle w:val="Caption"/>
+        <w:jc w:val="center"/>
+        <w:rPr>
+          <w:color w:val="auto"/>
+          <w:sz w:val="16"/>
+          <w:szCs w:val="16"/>
+        </w:rPr>
+      </w:pPr>
+      <w:bookmarkStart w:id="39" w:name="_Toc188033122"/>
+      <w:r>
+        <w:rPr>
+          <w:color w:val="auto"/>
+          <w:sz w:val="16"/>
+          <w:szCs w:val="16"/>
+        </w:rPr>
+        <w:t xml:space="preserve">Figure </w:t>
+      </w:r>
+      <w:r>
+        <w:rPr>
+          <w:color w:val="auto"/>
+          <w:sz w:val="16"/>
+          <w:szCs w:val="16"/>
+        </w:rPr>
+        <w:fldChar w:fldCharType="begin"/>
+      </w:r>
+      <w:r>
+        <w:rPr>
+          <w:color w:val="auto"/>
+          <w:sz w:val="16"/>
+          <w:szCs w:val="16"/>
+        </w:rPr>
+        <w:instrText xml:space="preserve"> SEQ Figure \* ARABIC </w:instrText>
+      </w:r>
+      <w:r>
+        <w:rPr>
+          <w:color w:val="auto"/>
+          <w:sz w:val="16"/>
+          <w:szCs w:val="16"/>
+        </w:rPr>
+        <w:fldChar w:fldCharType="separate"/>
+      </w:r>
+      <w:r>
+        <w:rPr>
+          <w:noProof/>
+          <w:color w:val="auto"/>
+          <w:sz w:val="16"/>
+          <w:szCs w:val="16"/>
+        </w:rPr>
+        <w:t>26</w:t>
+      </w:r>
+      <w:r>
+        <w:rPr>
+          <w:color w:val="auto"/>
+          <w:sz w:val="16"/>
+          <w:szCs w:val="16"/>
+        </w:rPr>
+        <w:fldChar w:fldCharType="end"/>
+      </w:r>
+      <w:r>
+        <w:rPr>
+          <w:color w:val="auto"/>
+          <w:sz w:val="16"/>
+          <w:szCs w:val="16"/>
+        </w:rPr>
+        <w:t xml:space="preserve"> Virtualization Technology (</w:t>
+      </w:r>
+      <w:proofErr w:type="spellStart"/>
+      <w:r>
+        <w:rPr>
+          <w:color w:val="auto"/>
+          <w:sz w:val="16"/>
+          <w:szCs w:val="16"/>
+        </w:rPr>
+        <w:t>VTx</w:t>
+      </w:r>
+      <w:proofErr w:type="spellEnd"/>
+      <w:r>
+        <w:rPr>
+          <w:color w:val="auto"/>
+          <w:sz w:val="16"/>
+          <w:szCs w:val="16"/>
+        </w:rPr>
+        <w:t>) checkbox image</w:t>
+      </w:r>
+      <w:bookmarkEnd w:id="39"/>
+    </w:p>
+    <w:p>
+      <w:pPr>
+        <w:pStyle w:val="ListParagraph"/>
+        <w:numPr>
+          <w:ilvl w:val="0"/>
+          <w:numId w:val="11"/>
+        </w:numPr>
+      </w:pPr>
+      <w:r>
+        <w:t xml:space="preserve">After this, when windows </w:t>
+      </w:r>
+      <w:proofErr w:type="gramStart"/>
+      <w:r>
+        <w:t>opens</w:t>
+      </w:r>
+      <w:proofErr w:type="gramEnd"/>
+      <w:r>
+        <w:t xml:space="preserve">, Go to </w:t>
+      </w:r>
+      <w:r>
+        <w:rPr>
+          <w:b/>
+        </w:rPr>
+        <w:t>C:\TwinCAT\3.1\System</w:t>
+      </w:r>
+      <w:r>
+        <w:t xml:space="preserve"> and find </w:t>
+      </w:r>
+      <w:r>
+        <w:rPr>
+          <w:b/>
+        </w:rPr>
+        <w:t>win8settick.bat</w:t>
+      </w:r>
+      <w:r>
+        <w:t xml:space="preserve">. Run is as </w:t>
+      </w:r>
+      <w:r>
+        <w:rPr>
+          <w:b/>
+        </w:rPr>
+        <w:t xml:space="preserve">Administrator </w:t>
+      </w:r>
+      <w:r>
+        <w:t>and reboot the machine.</w:t>
+      </w:r>
+    </w:p>
+    <w:p>
+      <w:pPr>
+        <w:pStyle w:val="ListParagraph"/>
+        <w:ind w:left="720" w:firstLine="0"/>
+      </w:pPr>
+    </w:p>
+    <w:p>
+      <w:pPr>
+        <w:pStyle w:val="ListParagraph"/>
+        <w:numPr>
+          <w:ilvl w:val="0"/>
+          <w:numId w:val="11"/>
+        </w:numPr>
+      </w:pPr>
+      <w:r>
+        <w:t xml:space="preserve">When PC restarts again, launch </w:t>
+      </w:r>
+      <w:proofErr w:type="spellStart"/>
+      <w:r>
+        <w:rPr>
+          <w:b/>
+        </w:rPr>
+        <w:t>TwinCAT</w:t>
+      </w:r>
+      <w:proofErr w:type="spellEnd"/>
+      <w:r>
+        <w:rPr>
+          <w:b/>
+        </w:rPr>
+        <w:t xml:space="preserve"> XAE Shell </w:t>
+      </w:r>
+      <w:r>
+        <w:t xml:space="preserve">and click on </w:t>
+      </w:r>
+      <w:r>
+        <w:rPr>
+          <w:b/>
+        </w:rPr>
+        <w:t xml:space="preserve">Activate Configuration </w:t>
+      </w:r>
+      <w:r>
+        <w:t>as shown in the image below:</w:t>
+      </w:r>
+    </w:p>
+    <w:p>
+      <w:pPr>
+        <w:keepNext/>
+        <w:jc w:val="center"/>
+      </w:pPr>
+      <w:r>
+        <w:rPr>
+          <w:noProof/>
+        </w:rPr>
+        <w:lastRenderedPageBreak/>
+        <w:drawing>
+          <wp:inline distT="0" distB="0" distL="0" distR="0" wp14:anchorId="60384EB6" wp14:editId="6B308F94">
+            <wp:extent cx="3591426" cy="1762371"/>
+            <wp:effectExtent l="0" t="0" r="9525" b="9525"/>
+            <wp:docPr id="20" name="Picture 20"/>
+            <wp:cNvGraphicFramePr>
+              <a:graphicFrameLocks xmlns:a="http://schemas.openxmlformats.org/drawingml/2006/main" noChangeAspect="1"/>
+            </wp:cNvGraphicFramePr>
+            <a:graphic xmlns:a="http://schemas.openxmlformats.org/drawingml/2006/main">
+              <a:graphicData uri="http://schemas.openxmlformats.org/drawingml/2006/picture">
+                <pic:pic xmlns:pic="http://schemas.openxmlformats.org/drawingml/2006/picture">
+                  <pic:nvPicPr>
+                    <pic:cNvPr id="1" name=""/>
+                    <pic:cNvPicPr/>
+                  </pic:nvPicPr>
+                  <pic:blipFill>
+                    <a:blip r:embed="rId44"/>
+                    <a:stretch>
+                      <a:fillRect/>
+                    </a:stretch>
+                  </pic:blipFill>
+                  <pic:spPr>
+                    <a:xfrm>
+                      <a:off x="0" y="0"/>
+                      <a:ext cx="3591426" cy="1762371"/>
+                    </a:xfrm>
+                    <a:prstGeom prst="rect">
+                      <a:avLst/>
+                    </a:prstGeom>
+                  </pic:spPr>
+                </pic:pic>
+              </a:graphicData>
+            </a:graphic>
+          </wp:inline>
+        </w:drawing>
+      </w:r>
+    </w:p>
+    <w:p>
+      <w:pPr>
+        <w:pStyle w:val="Caption"/>
+        <w:jc w:val="center"/>
+        <w:rPr>
+          <w:color w:val="auto"/>
+          <w:sz w:val="16"/>
+          <w:szCs w:val="16"/>
+        </w:rPr>
+      </w:pPr>
+      <w:bookmarkStart w:id="40" w:name="_Toc188033123"/>
+      <w:r>
+        <w:rPr>
+          <w:color w:val="auto"/>
+          <w:sz w:val="16"/>
+          <w:szCs w:val="16"/>
+        </w:rPr>
+        <w:t xml:space="preserve">Figure </w:t>
+      </w:r>
+      <w:r>
+        <w:rPr>
+          <w:color w:val="auto"/>
+          <w:sz w:val="16"/>
+          <w:szCs w:val="16"/>
+        </w:rPr>
+        <w:fldChar w:fldCharType="begin"/>
+      </w:r>
+      <w:r>
+        <w:rPr>
+          <w:color w:val="auto"/>
+          <w:sz w:val="16"/>
+          <w:szCs w:val="16"/>
+        </w:rPr>
+        <w:instrText xml:space="preserve"> SEQ Figure \* ARABIC </w:instrText>
+      </w:r>
+      <w:r>
+        <w:rPr>
+          <w:color w:val="auto"/>
+          <w:sz w:val="16"/>
+          <w:szCs w:val="16"/>
+        </w:rPr>
+        <w:fldChar w:fldCharType="separate"/>
+      </w:r>
+      <w:r>
+        <w:rPr>
+          <w:noProof/>
+          <w:color w:val="auto"/>
+          <w:sz w:val="16"/>
+          <w:szCs w:val="16"/>
+        </w:rPr>
+        <w:t>27</w:t>
+      </w:r>
+      <w:r>
+        <w:rPr>
+          <w:color w:val="auto"/>
+          <w:sz w:val="16"/>
+          <w:szCs w:val="16"/>
+        </w:rPr>
+        <w:fldChar w:fldCharType="end"/>
+      </w:r>
+      <w:r>
+        <w:rPr>
+          <w:color w:val="auto"/>
+          <w:sz w:val="16"/>
+          <w:szCs w:val="16"/>
+        </w:rPr>
+        <w:t xml:space="preserve"> Screenshot showing location of Activate Configuration</w:t>
+      </w:r>
+      <w:bookmarkEnd w:id="40"/>
+    </w:p>
+    <w:p>
+      <w:pPr>
+        <w:pStyle w:val="ListParagraph"/>
+        <w:numPr>
+          <w:ilvl w:val="0"/>
+          <w:numId w:val="11"/>
+        </w:numPr>
+      </w:pPr>
+      <w:r>
+        <w:t xml:space="preserve">A prompt will appear asking for generation of licenses. Click </w:t>
+      </w:r>
+      <w:r>
+        <w:rPr>
+          <w:b/>
+        </w:rPr>
+        <w:t xml:space="preserve">Yes </w:t>
+      </w:r>
+      <w:r>
+        <w:t>to proceed.</w:t>
+      </w:r>
+    </w:p>
+    <w:p>
+      <w:pPr>
+        <w:keepNext/>
+        <w:jc w:val="center"/>
+      </w:pPr>
+      <w:r>
+        <w:rPr>
+          <w:b/>
+          <w:noProof/>
+        </w:rPr>
+        <w:drawing>
+          <wp:inline distT="0" distB="0" distL="0" distR="0" wp14:anchorId="41011D72" wp14:editId="62D381D8">
+            <wp:extent cx="3524742" cy="1457528"/>
+            <wp:effectExtent l="0" t="0" r="0" b="9525"/>
+            <wp:docPr id="21" name="Picture 21"/>
+            <wp:cNvGraphicFramePr>
+              <a:graphicFrameLocks xmlns:a="http://schemas.openxmlformats.org/drawingml/2006/main" noChangeAspect="1"/>
+            </wp:cNvGraphicFramePr>
+            <a:graphic xmlns:a="http://schemas.openxmlformats.org/drawingml/2006/main">
+              <a:graphicData uri="http://schemas.openxmlformats.org/drawingml/2006/picture">
+                <pic:pic xmlns:pic="http://schemas.openxmlformats.org/drawingml/2006/picture">
+                  <pic:nvPicPr>
+                    <pic:cNvPr id="1" name=""/>
+                    <pic:cNvPicPr/>
+                  </pic:nvPicPr>
+                  <pic:blipFill>
+                    <a:blip r:embed="rId45"/>
+                    <a:stretch>
+                      <a:fillRect/>
+                    </a:stretch>
+                  </pic:blipFill>
+                  <pic:spPr>
+                    <a:xfrm>
+                      <a:off x="0" y="0"/>
                       <a:ext cx="3524742" cy="1457528"/>
                     </a:xfrm>
                     <a:prstGeom prst="rect">
@@ -8875,7 +9153,7 @@
           <w:szCs w:val="16"/>
         </w:rPr>
       </w:pPr>
-      <w:bookmarkStart w:id="39" w:name="_Toc117598428"/>
+      <w:bookmarkStart w:id="41" w:name="_Toc188033124"/>
       <w:r>
         <w:rPr>
           <w:color w:val="auto"/>
@@ -8915,7 +9193,7 @@
           <w:sz w:val="16"/>
           <w:szCs w:val="16"/>
         </w:rPr>
-        <w:t>27</w:t>
+        <w:t>28</w:t>
       </w:r>
       <w:r>
         <w:rPr>
@@ -8933,7 +9211,7 @@
         </w:rPr>
         <w:t xml:space="preserve"> Generate License Prompt Box</w:t>
       </w:r>
-      <w:bookmarkEnd w:id="39"/>
+      <w:bookmarkEnd w:id="41"/>
     </w:p>
     <w:p>
       <w:pPr>
@@ -9063,7 +9341,7 @@
                     <pic:cNvPicPr/>
                   </pic:nvPicPr>
                   <pic:blipFill>
-                    <a:blip r:embed="rId43"/>
+                    <a:blip r:embed="rId46"/>
                     <a:stretch>
                       <a:fillRect/>
                     </a:stretch>
@@ -9099,7 +9377,7 @@
           <w:szCs w:val="16"/>
         </w:rPr>
       </w:pPr>
-      <w:bookmarkStart w:id="40" w:name="_Toc117598429"/>
+      <w:bookmarkStart w:id="42" w:name="_Toc188033125"/>
       <w:r>
         <w:rPr>
           <w:color w:val="auto"/>
@@ -9139,7 +9417,7 @@
           <w:sz w:val="16"/>
           <w:szCs w:val="16"/>
         </w:rPr>
-        <w:t>28</w:t>
+        <w:t>29</w:t>
       </w:r>
       <w:r>
         <w:rPr>
@@ -9157,7 +9435,7 @@
         </w:rPr>
         <w:t xml:space="preserve"> Screenshot showing login screen</w:t>
       </w:r>
-      <w:bookmarkEnd w:id="40"/>
+      <w:bookmarkEnd w:id="42"/>
     </w:p>
     <w:p>
       <w:pPr>
@@ -9207,7 +9485,7 @@
                     <pic:cNvPicPr/>
                   </pic:nvPicPr>
                   <pic:blipFill>
-                    <a:blip r:embed="rId44"/>
+                    <a:blip r:embed="rId47"/>
                     <a:stretch>
                       <a:fillRect/>
                     </a:stretch>
@@ -9243,7 +9521,7 @@
           <w:szCs w:val="16"/>
         </w:rPr>
       </w:pPr>
-      <w:bookmarkStart w:id="41" w:name="_Toc117598430"/>
+      <w:bookmarkStart w:id="43" w:name="_Toc188033126"/>
       <w:r>
         <w:rPr>
           <w:color w:val="auto"/>
@@ -9283,7 +9561,7 @@
           <w:sz w:val="16"/>
           <w:szCs w:val="16"/>
         </w:rPr>
-        <w:t>29</w:t>
+        <w:t>30</w:t>
       </w:r>
       <w:r>
         <w:rPr>
@@ -9310,7 +9588,7 @@
         </w:rPr>
         <w:t>TwinCAT</w:t>
       </w:r>
-      <w:bookmarkEnd w:id="41"/>
+      <w:bookmarkEnd w:id="43"/>
       <w:proofErr w:type="spellEnd"/>
     </w:p>
     <w:p>
@@ -9330,13 +9608,7 @@
         <w:pStyle w:val="Caption"/>
         <w:keepNext/>
         <w:jc w:val="center"/>
-        <w:rPr>
-          <w:color w:val="auto"/>
-          <w:sz w:val="16"/>
-          <w:szCs w:val="16"/>
-        </w:rPr>
-      </w:pPr>
-      <w:bookmarkStart w:id="42" w:name="_Toc117598431"/>
+      </w:pPr>
       <w:r>
         <w:rPr>
           <w:noProof/>
@@ -9357,7 +9629,7 @@
                     <pic:cNvPicPr/>
                   </pic:nvPicPr>
                   <pic:blipFill>
-                    <a:blip r:embed="rId45"/>
+                    <a:blip r:embed="rId48"/>
                     <a:stretch>
                       <a:fillRect/>
                     </a:stretch>
@@ -9377,68 +9649,37 @@
           </wp:inline>
         </w:drawing>
       </w:r>
-      <w:r>
-        <w:rPr>
-          <w:color w:val="auto"/>
-          <w:sz w:val="16"/>
-          <w:szCs w:val="16"/>
-        </w:rPr>
+    </w:p>
+    <w:p>
+      <w:pPr>
+        <w:pStyle w:val="Caption"/>
+        <w:jc w:val="center"/>
+        <w:rPr>
+          <w:color w:val="auto"/>
+          <w:sz w:val="16"/>
+          <w:szCs w:val="16"/>
+        </w:rPr>
+      </w:pPr>
+      <w:bookmarkStart w:id="44" w:name="_Toc188033127"/>
+      <w:r>
         <w:t xml:space="preserve">Figure </w:t>
       </w:r>
-      <w:r>
-        <w:rPr>
-          <w:color w:val="auto"/>
-          <w:sz w:val="16"/>
-          <w:szCs w:val="16"/>
-        </w:rPr>
-        <w:fldChar w:fldCharType="begin"/>
-      </w:r>
-      <w:r>
-        <w:rPr>
-          <w:color w:val="auto"/>
-          <w:sz w:val="16"/>
-          <w:szCs w:val="16"/>
-        </w:rPr>
-        <w:instrText xml:space="preserve"> SEQ Figure \* ARABIC </w:instrText>
-      </w:r>
-      <w:r>
-        <w:rPr>
-          <w:color w:val="auto"/>
-          <w:sz w:val="16"/>
-          <w:szCs w:val="16"/>
-        </w:rPr>
-        <w:fldChar w:fldCharType="separate"/>
-      </w:r>
-      <w:r>
-        <w:rPr>
-          <w:noProof/>
-          <w:color w:val="auto"/>
-          <w:sz w:val="16"/>
-          <w:szCs w:val="16"/>
-        </w:rPr>
-        <w:t>30</w:t>
-      </w:r>
-      <w:r>
-        <w:rPr>
-          <w:color w:val="auto"/>
-          <w:sz w:val="16"/>
-          <w:szCs w:val="16"/>
-        </w:rPr>
-        <w:fldChar w:fldCharType="end"/>
-      </w:r>
-      <w:r>
-        <w:rPr>
-          <w:color w:val="auto"/>
-          <w:sz w:val="16"/>
-          <w:szCs w:val="16"/>
-        </w:rPr>
-        <w:t xml:space="preserve"> Main control window for testing firmware</w:t>
-      </w:r>
-      <w:bookmarkEnd w:id="42"/>
+      <w:fldSimple w:instr=" SEQ Figure \* ARABIC ">
+        <w:r>
+          <w:rPr>
+            <w:noProof/>
+          </w:rPr>
+          <w:t>31</w:t>
+        </w:r>
+      </w:fldSimple>
+      <w:r>
+        <w:t>Main control window for testing firmware</w:t>
+      </w:r>
+      <w:bookmarkEnd w:id="44"/>
     </w:p>
     <w:sectPr>
-      <w:headerReference w:type="default" r:id="rId46"/>
-      <w:footerReference w:type="default" r:id="rId47"/>
+      <w:headerReference w:type="default" r:id="rId49"/>
+      <w:footerReference w:type="default" r:id="rId50"/>
       <w:pgSz w:w="12240" w:h="15840"/>
       <w:pgMar w:top="1800" w:right="1280" w:bottom="1380" w:left="1340" w:header="195" w:footer="1198" w:gutter="0"/>
       <w:cols w:space="720"/>
@@ -9448,7 +9689,7 @@
 </file>
 
 <file path=word/endnotes.xml><?xml version="1.0" encoding="utf-8"?>
-<w:endnotes xmlns:wpc="http://schemas.microsoft.com/office/word/2010/wordprocessingCanvas" xmlns:cx="http://schemas.microsoft.com/office/drawing/2014/chartex" xmlns:cx1="http://schemas.microsoft.com/office/drawing/2015/9/8/chartex" xmlns:cx2="http://schemas.microsoft.com/office/drawing/2015/10/21/chartex" xmlns:cx3="http://schemas.microsoft.com/office/drawing/2016/5/9/chartex" xmlns:cx4="http://schemas.microsoft.com/office/drawing/2016/5/10/chartex" xmlns:cx5="http://schemas.microsoft.com/office/drawing/2016/5/11/chartex" xmlns:cx6="http://schemas.microsoft.com/office/drawing/2016/5/12/chartex" xmlns:cx7="http://schemas.microsoft.com/office/drawing/2016/5/13/chartex" xmlns:cx8="http://schemas.microsoft.com/office/drawing/2016/5/14/chartex" xmlns:mc="http://schemas.openxmlformats.org/markup-compatibility/2006" xmlns:aink="http://schemas.microsoft.com/office/drawing/2016/ink" xmlns:am3d="http://schemas.microsoft.com/office/drawing/2017/model3d" xmlns:o="urn:schemas-microsoft-com:office:office" xmlns:oel="http://schemas.microsoft.com/office/2019/extlst" xmlns:r="http://schemas.openxmlformats.org/officeDocument/2006/relationships" xmlns:m="http://schemas.openxmlformats.org/officeDocument/2006/math" xmlns:v="urn:schemas-microsoft-com:vml" xmlns:wp14="http://schemas.microsoft.com/office/word/2010/wordprocessingDrawing" xmlns:wp="http://schemas.openxmlformats.org/drawingml/2006/wordprocessingDrawing" xmlns:w10="urn:schemas-microsoft-com:office:word" xmlns:w="http://schemas.openxmlformats.org/wordprocessingml/2006/main" xmlns:w14="http://schemas.microsoft.com/office/word/2010/wordml" xmlns:w15="http://schemas.microsoft.com/office/word/2012/wordml" xmlns:w16cex="http://schemas.microsoft.com/office/word/2018/wordml/cex" xmlns:w16cid="http://schemas.microsoft.com/office/word/2016/wordml/cid" xmlns:w16="http://schemas.microsoft.com/office/word/2018/wordml" xmlns:w16sdtdh="http://schemas.microsoft.com/office/word/2020/wordml/sdtdatahash" xmlns:w16se="http://schemas.microsoft.com/office/word/2015/wordml/symex" xmlns:wpg="http://schemas.microsoft.com/office/word/2010/wordprocessingGroup" xmlns:wpi="http://schemas.microsoft.com/office/word/2010/wordprocessingInk" xmlns:wne="http://schemas.microsoft.com/office/word/2006/wordml" xmlns:wps="http://schemas.microsoft.com/office/word/2010/wordprocessingShape" mc:Ignorable="w14 w15 w16se w16cid w16 w16cex w16sdtdh wp14">
+<w:endnotes xmlns:wpc="http://schemas.microsoft.com/office/word/2010/wordprocessingCanvas" xmlns:cx="http://schemas.microsoft.com/office/drawing/2014/chartex" xmlns:mc="http://schemas.openxmlformats.org/markup-compatibility/2006" xmlns:o="urn:schemas-microsoft-com:office:office" xmlns:r="http://schemas.openxmlformats.org/officeDocument/2006/relationships" xmlns:m="http://schemas.openxmlformats.org/officeDocument/2006/math" xmlns:v="urn:schemas-microsoft-com:vml" xmlns:wp14="http://schemas.microsoft.com/office/word/2010/wordprocessingDrawing" xmlns:wp="http://schemas.openxmlformats.org/drawingml/2006/wordprocessingDrawing" xmlns:w10="urn:schemas-microsoft-com:office:word" xmlns:w="http://schemas.openxmlformats.org/wordprocessingml/2006/main" xmlns:w14="http://schemas.microsoft.com/office/word/2010/wordml" xmlns:w15="http://schemas.microsoft.com/office/word/2012/wordml" xmlns:w16se="http://schemas.microsoft.com/office/word/2015/wordml/symex" xmlns:wpg="http://schemas.microsoft.com/office/word/2010/wordprocessingGroup" xmlns:wpi="http://schemas.microsoft.com/office/word/2010/wordprocessingInk" xmlns:wne="http://schemas.microsoft.com/office/word/2006/wordml" xmlns:wps="http://schemas.microsoft.com/office/word/2010/wordprocessingShape" mc:Ignorable="w14 w15 w16se wp14">
   <w:endnote w:type="separator" w:id="-1">
     <w:p>
       <w:r>
@@ -9467,7 +9708,7 @@
 </file>
 
 <file path=word/footer1.xml><?xml version="1.0" encoding="utf-8"?>
-<w:ftr xmlns:wpc="http://schemas.microsoft.com/office/word/2010/wordprocessingCanvas" xmlns:cx="http://schemas.microsoft.com/office/drawing/2014/chartex" xmlns:cx1="http://schemas.microsoft.com/office/drawing/2015/9/8/chartex" xmlns:cx2="http://schemas.microsoft.com/office/drawing/2015/10/21/chartex" xmlns:cx3="http://schemas.microsoft.com/office/drawing/2016/5/9/chartex" xmlns:cx4="http://schemas.microsoft.com/office/drawing/2016/5/10/chartex" xmlns:cx5="http://schemas.microsoft.com/office/drawing/2016/5/11/chartex" xmlns:cx6="http://schemas.microsoft.com/office/drawing/2016/5/12/chartex" xmlns:cx7="http://schemas.microsoft.com/office/drawing/2016/5/13/chartex" xmlns:cx8="http://schemas.microsoft.com/office/drawing/2016/5/14/chartex" xmlns:mc="http://schemas.openxmlformats.org/markup-compatibility/2006" xmlns:aink="http://schemas.microsoft.com/office/drawing/2016/ink" xmlns:am3d="http://schemas.microsoft.com/office/drawing/2017/model3d" xmlns:o="urn:schemas-microsoft-com:office:office" xmlns:oel="http://schemas.microsoft.com/office/2019/extlst" xmlns:r="http://schemas.openxmlformats.org/officeDocument/2006/relationships" xmlns:m="http://schemas.openxmlformats.org/officeDocument/2006/math" xmlns:v="urn:schemas-microsoft-com:vml" xmlns:wp14="http://schemas.microsoft.com/office/word/2010/wordprocessingDrawing" xmlns:wp="http://schemas.openxmlformats.org/drawingml/2006/wordprocessingDrawing" xmlns:w10="urn:schemas-microsoft-com:office:word" xmlns:w="http://schemas.openxmlformats.org/wordprocessingml/2006/main" xmlns:w14="http://schemas.microsoft.com/office/word/2010/wordml" xmlns:w15="http://schemas.microsoft.com/office/word/2012/wordml" xmlns:w16cex="http://schemas.microsoft.com/office/word/2018/wordml/cex" xmlns:w16cid="http://schemas.microsoft.com/office/word/2016/wordml/cid" xmlns:w16="http://schemas.microsoft.com/office/word/2018/wordml" xmlns:w16sdtdh="http://schemas.microsoft.com/office/word/2020/wordml/sdtdatahash" xmlns:w16se="http://schemas.microsoft.com/office/word/2015/wordml/symex" xmlns:wpg="http://schemas.microsoft.com/office/word/2010/wordprocessingGroup" xmlns:wpi="http://schemas.microsoft.com/office/word/2010/wordprocessingInk" xmlns:wne="http://schemas.microsoft.com/office/word/2006/wordml" xmlns:wps="http://schemas.microsoft.com/office/word/2010/wordprocessingShape" mc:Ignorable="w14 w15 w16se w16cid w16 w16cex w16sdtdh wp14">
+<w:ftr xmlns:wpc="http://schemas.microsoft.com/office/word/2010/wordprocessingCanvas" xmlns:cx="http://schemas.microsoft.com/office/drawing/2014/chartex" xmlns:mc="http://schemas.openxmlformats.org/markup-compatibility/2006" xmlns:o="urn:schemas-microsoft-com:office:office" xmlns:r="http://schemas.openxmlformats.org/officeDocument/2006/relationships" xmlns:m="http://schemas.openxmlformats.org/officeDocument/2006/math" xmlns:v="urn:schemas-microsoft-com:vml" xmlns:wp14="http://schemas.microsoft.com/office/word/2010/wordprocessingDrawing" xmlns:wp="http://schemas.openxmlformats.org/drawingml/2006/wordprocessingDrawing" xmlns:w10="urn:schemas-microsoft-com:office:word" xmlns:w="http://schemas.openxmlformats.org/wordprocessingml/2006/main" xmlns:w14="http://schemas.microsoft.com/office/word/2010/wordml" xmlns:w15="http://schemas.microsoft.com/office/word/2012/wordml" xmlns:w16se="http://schemas.microsoft.com/office/word/2015/wordml/symex" xmlns:wpg="http://schemas.microsoft.com/office/word/2010/wordprocessingGroup" xmlns:wpi="http://schemas.microsoft.com/office/word/2010/wordprocessingInk" xmlns:wne="http://schemas.microsoft.com/office/word/2006/wordml" xmlns:wps="http://schemas.microsoft.com/office/word/2010/wordprocessingShape" mc:Ignorable="w14 w15 w16se wp14">
   <w:p>
     <w:pPr>
       <w:pStyle w:val="BodyText"/>
@@ -9481,7 +9722,7 @@
         <w:noProof/>
       </w:rPr>
       <w:drawing>
-        <wp:anchor distT="0" distB="0" distL="0" distR="0" simplePos="0" relativeHeight="251650048" behindDoc="1" locked="0" layoutInCell="1" allowOverlap="1" wp14:anchorId="365278F1" wp14:editId="14F675EB">
+        <wp:anchor distT="0" distB="0" distL="0" distR="0" simplePos="0" relativeHeight="251652096" behindDoc="1" locked="0" layoutInCell="1" allowOverlap="1" wp14:anchorId="365278F1" wp14:editId="4B226824">
           <wp:simplePos x="0" y="0"/>
           <wp:positionH relativeFrom="page">
             <wp:posOffset>11428</wp:posOffset>
@@ -9492,7 +9733,7 @@
           <wp:extent cx="7760970" cy="871855"/>
           <wp:effectExtent l="0" t="0" r="0" b="0"/>
           <wp:wrapNone/>
-          <wp:docPr id="4" name="image2.png"/>
+          <wp:docPr id="60" name="image2.png"/>
           <wp:cNvGraphicFramePr>
             <a:graphicFrameLocks xmlns:a="http://schemas.openxmlformats.org/drawingml/2006/main" noChangeAspect="1"/>
           </wp:cNvGraphicFramePr>
@@ -9529,7 +9770,7 @@
 </file>
 
 <file path=word/footer2.xml><?xml version="1.0" encoding="utf-8"?>
-<w:ftr xmlns:wpc="http://schemas.microsoft.com/office/word/2010/wordprocessingCanvas" xmlns:cx="http://schemas.microsoft.com/office/drawing/2014/chartex" xmlns:cx1="http://schemas.microsoft.com/office/drawing/2015/9/8/chartex" xmlns:cx2="http://schemas.microsoft.com/office/drawing/2015/10/21/chartex" xmlns:cx3="http://schemas.microsoft.com/office/drawing/2016/5/9/chartex" xmlns:cx4="http://schemas.microsoft.com/office/drawing/2016/5/10/chartex" xmlns:cx5="http://schemas.microsoft.com/office/drawing/2016/5/11/chartex" xmlns:cx6="http://schemas.microsoft.com/office/drawing/2016/5/12/chartex" xmlns:cx7="http://schemas.microsoft.com/office/drawing/2016/5/13/chartex" xmlns:cx8="http://schemas.microsoft.com/office/drawing/2016/5/14/chartex" xmlns:mc="http://schemas.openxmlformats.org/markup-compatibility/2006" xmlns:aink="http://schemas.microsoft.com/office/drawing/2016/ink" xmlns:am3d="http://schemas.microsoft.com/office/drawing/2017/model3d" xmlns:o="urn:schemas-microsoft-com:office:office" xmlns:oel="http://schemas.microsoft.com/office/2019/extlst" xmlns:r="http://schemas.openxmlformats.org/officeDocument/2006/relationships" xmlns:m="http://schemas.openxmlformats.org/officeDocument/2006/math" xmlns:v="urn:schemas-microsoft-com:vml" xmlns:wp14="http://schemas.microsoft.com/office/word/2010/wordprocessingDrawing" xmlns:wp="http://schemas.openxmlformats.org/drawingml/2006/wordprocessingDrawing" xmlns:w10="urn:schemas-microsoft-com:office:word" xmlns:w="http://schemas.openxmlformats.org/wordprocessingml/2006/main" xmlns:w14="http://schemas.microsoft.com/office/word/2010/wordml" xmlns:w15="http://schemas.microsoft.com/office/word/2012/wordml" xmlns:w16cex="http://schemas.microsoft.com/office/word/2018/wordml/cex" xmlns:w16cid="http://schemas.microsoft.com/office/word/2016/wordml/cid" xmlns:w16="http://schemas.microsoft.com/office/word/2018/wordml" xmlns:w16sdtdh="http://schemas.microsoft.com/office/word/2020/wordml/sdtdatahash" xmlns:w16se="http://schemas.microsoft.com/office/word/2015/wordml/symex" xmlns:wpg="http://schemas.microsoft.com/office/word/2010/wordprocessingGroup" xmlns:wpi="http://schemas.microsoft.com/office/word/2010/wordprocessingInk" xmlns:wne="http://schemas.microsoft.com/office/word/2006/wordml" xmlns:wps="http://schemas.microsoft.com/office/word/2010/wordprocessingShape" mc:Ignorable="w14 w15 w16se w16cid w16 w16cex w16sdtdh wp14">
+<w:ftr xmlns:wpc="http://schemas.microsoft.com/office/word/2010/wordprocessingCanvas" xmlns:cx="http://schemas.microsoft.com/office/drawing/2014/chartex" xmlns:mc="http://schemas.openxmlformats.org/markup-compatibility/2006" xmlns:o="urn:schemas-microsoft-com:office:office" xmlns:r="http://schemas.openxmlformats.org/officeDocument/2006/relationships" xmlns:m="http://schemas.openxmlformats.org/officeDocument/2006/math" xmlns:v="urn:schemas-microsoft-com:vml" xmlns:wp14="http://schemas.microsoft.com/office/word/2010/wordprocessingDrawing" xmlns:wp="http://schemas.openxmlformats.org/drawingml/2006/wordprocessingDrawing" xmlns:w10="urn:schemas-microsoft-com:office:word" xmlns:w="http://schemas.openxmlformats.org/wordprocessingml/2006/main" xmlns:w14="http://schemas.microsoft.com/office/word/2010/wordml" xmlns:w15="http://schemas.microsoft.com/office/word/2012/wordml" xmlns:w16se="http://schemas.microsoft.com/office/word/2015/wordml/symex" xmlns:wpg="http://schemas.microsoft.com/office/word/2010/wordprocessingGroup" xmlns:wpi="http://schemas.microsoft.com/office/word/2010/wordprocessingInk" xmlns:wne="http://schemas.microsoft.com/office/word/2006/wordml" xmlns:wps="http://schemas.microsoft.com/office/word/2010/wordprocessingShape" mc:Ignorable="w14 w15 w16se wp14">
   <w:p>
     <w:pPr>
       <w:pStyle w:val="BodyText"/>
@@ -9543,7 +9784,7 @@
         <w:noProof/>
       </w:rPr>
       <w:drawing>
-        <wp:anchor distT="0" distB="0" distL="0" distR="0" simplePos="0" relativeHeight="251664384" behindDoc="1" locked="0" layoutInCell="1" allowOverlap="1" wp14:anchorId="5D15A39C" wp14:editId="223291E2">
+        <wp:anchor distT="0" distB="0" distL="0" distR="0" simplePos="0" relativeHeight="251671552" behindDoc="1" locked="0" layoutInCell="1" allowOverlap="1" wp14:anchorId="5D15A39C" wp14:editId="22C7976F">
           <wp:simplePos x="0" y="0"/>
           <wp:positionH relativeFrom="page">
             <wp:posOffset>11428</wp:posOffset>
@@ -9554,7 +9795,7 @@
           <wp:extent cx="7760970" cy="871855"/>
           <wp:effectExtent l="0" t="0" r="0" b="0"/>
           <wp:wrapNone/>
-          <wp:docPr id="6" name="image2.png"/>
+          <wp:docPr id="68" name="image2.png"/>
           <wp:cNvGraphicFramePr>
             <a:graphicFrameLocks xmlns:a="http://schemas.openxmlformats.org/drawingml/2006/main" noChangeAspect="1"/>
           </wp:cNvGraphicFramePr>
@@ -9591,7 +9832,7 @@
 </file>
 
 <file path=word/footer3.xml><?xml version="1.0" encoding="utf-8"?>
-<w:ftr xmlns:wpc="http://schemas.microsoft.com/office/word/2010/wordprocessingCanvas" xmlns:cx="http://schemas.microsoft.com/office/drawing/2014/chartex" xmlns:cx1="http://schemas.microsoft.com/office/drawing/2015/9/8/chartex" xmlns:cx2="http://schemas.microsoft.com/office/drawing/2015/10/21/chartex" xmlns:cx3="http://schemas.microsoft.com/office/drawing/2016/5/9/chartex" xmlns:cx4="http://schemas.microsoft.com/office/drawing/2016/5/10/chartex" xmlns:cx5="http://schemas.microsoft.com/office/drawing/2016/5/11/chartex" xmlns:cx6="http://schemas.microsoft.com/office/drawing/2016/5/12/chartex" xmlns:cx7="http://schemas.microsoft.com/office/drawing/2016/5/13/chartex" xmlns:cx8="http://schemas.microsoft.com/office/drawing/2016/5/14/chartex" xmlns:mc="http://schemas.openxmlformats.org/markup-compatibility/2006" xmlns:aink="http://schemas.microsoft.com/office/drawing/2016/ink" xmlns:am3d="http://schemas.microsoft.com/office/drawing/2017/model3d" xmlns:o="urn:schemas-microsoft-com:office:office" xmlns:oel="http://schemas.microsoft.com/office/2019/extlst" xmlns:r="http://schemas.openxmlformats.org/officeDocument/2006/relationships" xmlns:m="http://schemas.openxmlformats.org/officeDocument/2006/math" xmlns:v="urn:schemas-microsoft-com:vml" xmlns:wp14="http://schemas.microsoft.com/office/word/2010/wordprocessingDrawing" xmlns:wp="http://schemas.openxmlformats.org/drawingml/2006/wordprocessingDrawing" xmlns:w10="urn:schemas-microsoft-com:office:word" xmlns:w="http://schemas.openxmlformats.org/wordprocessingml/2006/main" xmlns:w14="http://schemas.microsoft.com/office/word/2010/wordml" xmlns:w15="http://schemas.microsoft.com/office/word/2012/wordml" xmlns:w16cex="http://schemas.microsoft.com/office/word/2018/wordml/cex" xmlns:w16cid="http://schemas.microsoft.com/office/word/2016/wordml/cid" xmlns:w16="http://schemas.microsoft.com/office/word/2018/wordml" xmlns:w16sdtdh="http://schemas.microsoft.com/office/word/2020/wordml/sdtdatahash" xmlns:w16se="http://schemas.microsoft.com/office/word/2015/wordml/symex" xmlns:wpg="http://schemas.microsoft.com/office/word/2010/wordprocessingGroup" xmlns:wpi="http://schemas.microsoft.com/office/word/2010/wordprocessingInk" xmlns:wne="http://schemas.microsoft.com/office/word/2006/wordml" xmlns:wps="http://schemas.microsoft.com/office/word/2010/wordprocessingShape" mc:Ignorable="w14 w15 w16se w16cid w16 w16cex w16sdtdh wp14">
+<w:ftr xmlns:wpc="http://schemas.microsoft.com/office/word/2010/wordprocessingCanvas" xmlns:cx="http://schemas.microsoft.com/office/drawing/2014/chartex" xmlns:mc="http://schemas.openxmlformats.org/markup-compatibility/2006" xmlns:o="urn:schemas-microsoft-com:office:office" xmlns:r="http://schemas.openxmlformats.org/officeDocument/2006/relationships" xmlns:m="http://schemas.openxmlformats.org/officeDocument/2006/math" xmlns:v="urn:schemas-microsoft-com:vml" xmlns:wp14="http://schemas.microsoft.com/office/word/2010/wordprocessingDrawing" xmlns:wp="http://schemas.openxmlformats.org/drawingml/2006/wordprocessingDrawing" xmlns:w10="urn:schemas-microsoft-com:office:word" xmlns:w="http://schemas.openxmlformats.org/wordprocessingml/2006/main" xmlns:w14="http://schemas.microsoft.com/office/word/2010/wordml" xmlns:w15="http://schemas.microsoft.com/office/word/2012/wordml" xmlns:w16se="http://schemas.microsoft.com/office/word/2015/wordml/symex" xmlns:wpg="http://schemas.microsoft.com/office/word/2010/wordprocessingGroup" xmlns:wpi="http://schemas.microsoft.com/office/word/2010/wordprocessingInk" xmlns:wne="http://schemas.microsoft.com/office/word/2006/wordml" xmlns:wps="http://schemas.microsoft.com/office/word/2010/wordprocessingShape" mc:Ignorable="w14 w15 w16se wp14">
   <w:p>
     <w:pPr>
       <w:pStyle w:val="BodyText"/>
@@ -9605,7 +9846,7 @@
         <w:noProof/>
       </w:rPr>
       <w:drawing>
-        <wp:anchor distT="0" distB="0" distL="0" distR="0" simplePos="0" relativeHeight="251666432" behindDoc="1" locked="0" layoutInCell="1" allowOverlap="1" wp14:anchorId="2D9822C1" wp14:editId="407A1F0E">
+        <wp:anchor distT="0" distB="0" distL="0" distR="0" simplePos="0" relativeHeight="251660288" behindDoc="1" locked="0" layoutInCell="1" allowOverlap="1" wp14:anchorId="2D9822C1" wp14:editId="236B1C96">
           <wp:simplePos x="0" y="0"/>
           <wp:positionH relativeFrom="page">
             <wp:posOffset>11428</wp:posOffset>
@@ -9653,7 +9894,7 @@
 </file>
 
 <file path=word/footnotes.xml><?xml version="1.0" encoding="utf-8"?>
-<w:footnotes xmlns:wpc="http://schemas.microsoft.com/office/word/2010/wordprocessingCanvas" xmlns:cx="http://schemas.microsoft.com/office/drawing/2014/chartex" xmlns:cx1="http://schemas.microsoft.com/office/drawing/2015/9/8/chartex" xmlns:cx2="http://schemas.microsoft.com/office/drawing/2015/10/21/chartex" xmlns:cx3="http://schemas.microsoft.com/office/drawing/2016/5/9/chartex" xmlns:cx4="http://schemas.microsoft.com/office/drawing/2016/5/10/chartex" xmlns:cx5="http://schemas.microsoft.com/office/drawing/2016/5/11/chartex" xmlns:cx6="http://schemas.microsoft.com/office/drawing/2016/5/12/chartex" xmlns:cx7="http://schemas.microsoft.com/office/drawing/2016/5/13/chartex" xmlns:cx8="http://schemas.microsoft.com/office/drawing/2016/5/14/chartex" xmlns:mc="http://schemas.openxmlformats.org/markup-compatibility/2006" xmlns:aink="http://schemas.microsoft.com/office/drawing/2016/ink" xmlns:am3d="http://schemas.microsoft.com/office/drawing/2017/model3d" xmlns:o="urn:schemas-microsoft-com:office:office" xmlns:oel="http://schemas.microsoft.com/office/2019/extlst" xmlns:r="http://schemas.openxmlformats.org/officeDocument/2006/relationships" xmlns:m="http://schemas.openxmlformats.org/officeDocument/2006/math" xmlns:v="urn:schemas-microsoft-com:vml" xmlns:wp14="http://schemas.microsoft.com/office/word/2010/wordprocessingDrawing" xmlns:wp="http://schemas.openxmlformats.org/drawingml/2006/wordprocessingDrawing" xmlns:w10="urn:schemas-microsoft-com:office:word" xmlns:w="http://schemas.openxmlformats.org/wordprocessingml/2006/main" xmlns:w14="http://schemas.microsoft.com/office/word/2010/wordml" xmlns:w15="http://schemas.microsoft.com/office/word/2012/wordml" xmlns:w16cex="http://schemas.microsoft.com/office/word/2018/wordml/cex" xmlns:w16cid="http://schemas.microsoft.com/office/word/2016/wordml/cid" xmlns:w16="http://schemas.microsoft.com/office/word/2018/wordml" xmlns:w16sdtdh="http://schemas.microsoft.com/office/word/2020/wordml/sdtdatahash" xmlns:w16se="http://schemas.microsoft.com/office/word/2015/wordml/symex" xmlns:wpg="http://schemas.microsoft.com/office/word/2010/wordprocessingGroup" xmlns:wpi="http://schemas.microsoft.com/office/word/2010/wordprocessingInk" xmlns:wne="http://schemas.microsoft.com/office/word/2006/wordml" xmlns:wps="http://schemas.microsoft.com/office/word/2010/wordprocessingShape" mc:Ignorable="w14 w15 w16se w16cid w16 w16cex w16sdtdh wp14">
+<w:footnotes xmlns:wpc="http://schemas.microsoft.com/office/word/2010/wordprocessingCanvas" xmlns:cx="http://schemas.microsoft.com/office/drawing/2014/chartex" xmlns:mc="http://schemas.openxmlformats.org/markup-compatibility/2006" xmlns:o="urn:schemas-microsoft-com:office:office" xmlns:r="http://schemas.openxmlformats.org/officeDocument/2006/relationships" xmlns:m="http://schemas.openxmlformats.org/officeDocument/2006/math" xmlns:v="urn:schemas-microsoft-com:vml" xmlns:wp14="http://schemas.microsoft.com/office/word/2010/wordprocessingDrawing" xmlns:wp="http://schemas.openxmlformats.org/drawingml/2006/wordprocessingDrawing" xmlns:w10="urn:schemas-microsoft-com:office:word" xmlns:w="http://schemas.openxmlformats.org/wordprocessingml/2006/main" xmlns:w14="http://schemas.microsoft.com/office/word/2010/wordml" xmlns:w15="http://schemas.microsoft.com/office/word/2012/wordml" xmlns:w16se="http://schemas.microsoft.com/office/word/2015/wordml/symex" xmlns:wpg="http://schemas.microsoft.com/office/word/2010/wordprocessingGroup" xmlns:wpi="http://schemas.microsoft.com/office/word/2010/wordprocessingInk" xmlns:wne="http://schemas.microsoft.com/office/word/2006/wordml" xmlns:wps="http://schemas.microsoft.com/office/word/2010/wordprocessingShape" mc:Ignorable="w14 w15 w16se wp14">
   <w:footnote w:type="separator" w:id="-1">
     <w:p>
       <w:r>
@@ -9672,7 +9913,7 @@
 </file>
 
 <file path=word/header1.xml><?xml version="1.0" encoding="utf-8"?>
-<w:hdr xmlns:wpc="http://schemas.microsoft.com/office/word/2010/wordprocessingCanvas" xmlns:cx="http://schemas.microsoft.com/office/drawing/2014/chartex" xmlns:cx1="http://schemas.microsoft.com/office/drawing/2015/9/8/chartex" xmlns:cx2="http://schemas.microsoft.com/office/drawing/2015/10/21/chartex" xmlns:cx3="http://schemas.microsoft.com/office/drawing/2016/5/9/chartex" xmlns:cx4="http://schemas.microsoft.com/office/drawing/2016/5/10/chartex" xmlns:cx5="http://schemas.microsoft.com/office/drawing/2016/5/11/chartex" xmlns:cx6="http://schemas.microsoft.com/office/drawing/2016/5/12/chartex" xmlns:cx7="http://schemas.microsoft.com/office/drawing/2016/5/13/chartex" xmlns:cx8="http://schemas.microsoft.com/office/drawing/2016/5/14/chartex" xmlns:mc="http://schemas.openxmlformats.org/markup-compatibility/2006" xmlns:aink="http://schemas.microsoft.com/office/drawing/2016/ink" xmlns:am3d="http://schemas.microsoft.com/office/drawing/2017/model3d" xmlns:o="urn:schemas-microsoft-com:office:office" xmlns:oel="http://schemas.microsoft.com/office/2019/extlst" xmlns:r="http://schemas.openxmlformats.org/officeDocument/2006/relationships" xmlns:m="http://schemas.openxmlformats.org/officeDocument/2006/math" xmlns:v="urn:schemas-microsoft-com:vml" xmlns:wp14="http://schemas.microsoft.com/office/word/2010/wordprocessingDrawing" xmlns:wp="http://schemas.openxmlformats.org/drawingml/2006/wordprocessingDrawing" xmlns:w10="urn:schemas-microsoft-com:office:word" xmlns:w="http://schemas.openxmlformats.org/wordprocessingml/2006/main" xmlns:w14="http://schemas.microsoft.com/office/word/2010/wordml" xmlns:w15="http://schemas.microsoft.com/office/word/2012/wordml" xmlns:w16cex="http://schemas.microsoft.com/office/word/2018/wordml/cex" xmlns:w16cid="http://schemas.microsoft.com/office/word/2016/wordml/cid" xmlns:w16="http://schemas.microsoft.com/office/word/2018/wordml" xmlns:w16sdtdh="http://schemas.microsoft.com/office/word/2020/wordml/sdtdatahash" xmlns:w16se="http://schemas.microsoft.com/office/word/2015/wordml/symex" xmlns:wpg="http://schemas.microsoft.com/office/word/2010/wordprocessingGroup" xmlns:wpi="http://schemas.microsoft.com/office/word/2010/wordprocessingInk" xmlns:wne="http://schemas.microsoft.com/office/word/2006/wordml" xmlns:wps="http://schemas.microsoft.com/office/word/2010/wordprocessingShape" mc:Ignorable="w14 w15 w16se w16cid w16 w16cex w16sdtdh wp14">
+<w:hdr xmlns:wpc="http://schemas.microsoft.com/office/word/2010/wordprocessingCanvas" xmlns:cx="http://schemas.microsoft.com/office/drawing/2014/chartex" xmlns:mc="http://schemas.openxmlformats.org/markup-compatibility/2006" xmlns:o="urn:schemas-microsoft-com:office:office" xmlns:r="http://schemas.openxmlformats.org/officeDocument/2006/relationships" xmlns:m="http://schemas.openxmlformats.org/officeDocument/2006/math" xmlns:v="urn:schemas-microsoft-com:vml" xmlns:wp14="http://schemas.microsoft.com/office/word/2010/wordprocessingDrawing" xmlns:wp="http://schemas.openxmlformats.org/drawingml/2006/wordprocessingDrawing" xmlns:w10="urn:schemas-microsoft-com:office:word" xmlns:w="http://schemas.openxmlformats.org/wordprocessingml/2006/main" xmlns:w14="http://schemas.microsoft.com/office/word/2010/wordml" xmlns:w15="http://schemas.microsoft.com/office/word/2012/wordml" xmlns:w16se="http://schemas.microsoft.com/office/word/2015/wordml/symex" xmlns:wpg="http://schemas.microsoft.com/office/word/2010/wordprocessingGroup" xmlns:wpi="http://schemas.microsoft.com/office/word/2010/wordprocessingInk" xmlns:wne="http://schemas.microsoft.com/office/word/2006/wordml" xmlns:wps="http://schemas.microsoft.com/office/word/2010/wordprocessingShape" mc:Ignorable="w14 w15 w16se wp14">
   <w:p>
     <w:pPr>
       <w:pStyle w:val="BodyText"/>
@@ -9686,7 +9927,7 @@
         <w:noProof/>
       </w:rPr>
       <w:drawing>
-        <wp:anchor distT="0" distB="0" distL="0" distR="0" simplePos="0" relativeHeight="251649024" behindDoc="1" locked="0" layoutInCell="1" allowOverlap="1" wp14:anchorId="1125EAAB" wp14:editId="76A86C5F">
+        <wp:anchor distT="0" distB="0" distL="0" distR="0" simplePos="0" relativeHeight="251648000" behindDoc="1" locked="0" layoutInCell="1" allowOverlap="1" wp14:anchorId="1125EAAB" wp14:editId="38846BA5">
           <wp:simplePos x="0" y="0"/>
           <wp:positionH relativeFrom="page">
             <wp:posOffset>0</wp:posOffset>
@@ -9697,7 +9938,7 @@
           <wp:extent cx="7753350" cy="1028700"/>
           <wp:effectExtent l="0" t="0" r="0" b="0"/>
           <wp:wrapNone/>
-          <wp:docPr id="3" name="image1.png"/>
+          <wp:docPr id="59" name="image1.png"/>
           <wp:cNvGraphicFramePr>
             <a:graphicFrameLocks xmlns:a="http://schemas.openxmlformats.org/drawingml/2006/main" noChangeAspect="1"/>
           </wp:cNvGraphicFramePr>
@@ -9734,7 +9975,7 @@
 </file>
 
 <file path=word/header2.xml><?xml version="1.0" encoding="utf-8"?>
-<w:hdr xmlns:wpc="http://schemas.microsoft.com/office/word/2010/wordprocessingCanvas" xmlns:cx="http://schemas.microsoft.com/office/drawing/2014/chartex" xmlns:cx1="http://schemas.microsoft.com/office/drawing/2015/9/8/chartex" xmlns:cx2="http://schemas.microsoft.com/office/drawing/2015/10/21/chartex" xmlns:cx3="http://schemas.microsoft.com/office/drawing/2016/5/9/chartex" xmlns:cx4="http://schemas.microsoft.com/office/drawing/2016/5/10/chartex" xmlns:cx5="http://schemas.microsoft.com/office/drawing/2016/5/11/chartex" xmlns:cx6="http://schemas.microsoft.com/office/drawing/2016/5/12/chartex" xmlns:cx7="http://schemas.microsoft.com/office/drawing/2016/5/13/chartex" xmlns:cx8="http://schemas.microsoft.com/office/drawing/2016/5/14/chartex" xmlns:mc="http://schemas.openxmlformats.org/markup-compatibility/2006" xmlns:aink="http://schemas.microsoft.com/office/drawing/2016/ink" xmlns:am3d="http://schemas.microsoft.com/office/drawing/2017/model3d" xmlns:o="urn:schemas-microsoft-com:office:office" xmlns:oel="http://schemas.microsoft.com/office/2019/extlst" xmlns:r="http://schemas.openxmlformats.org/officeDocument/2006/relationships" xmlns:m="http://schemas.openxmlformats.org/officeDocument/2006/math" xmlns:v="urn:schemas-microsoft-com:vml" xmlns:wp14="http://schemas.microsoft.com/office/word/2010/wordprocessingDrawing" xmlns:wp="http://schemas.openxmlformats.org/drawingml/2006/wordprocessingDrawing" xmlns:w10="urn:schemas-microsoft-com:office:word" xmlns:w="http://schemas.openxmlformats.org/wordprocessingml/2006/main" xmlns:w14="http://schemas.microsoft.com/office/word/2010/wordml" xmlns:w15="http://schemas.microsoft.com/office/word/2012/wordml" xmlns:w16cex="http://schemas.microsoft.com/office/word/2018/wordml/cex" xmlns:w16cid="http://schemas.microsoft.com/office/word/2016/wordml/cid" xmlns:w16="http://schemas.microsoft.com/office/word/2018/wordml" xmlns:w16sdtdh="http://schemas.microsoft.com/office/word/2020/wordml/sdtdatahash" xmlns:w16se="http://schemas.microsoft.com/office/word/2015/wordml/symex" xmlns:wpg="http://schemas.microsoft.com/office/word/2010/wordprocessingGroup" xmlns:wpi="http://schemas.microsoft.com/office/word/2010/wordprocessingInk" xmlns:wne="http://schemas.microsoft.com/office/word/2006/wordml" xmlns:wps="http://schemas.microsoft.com/office/word/2010/wordprocessingShape" mc:Ignorable="w14 w15 w16se w16cid w16 w16cex w16sdtdh wp14">
+<w:hdr xmlns:wpc="http://schemas.microsoft.com/office/word/2010/wordprocessingCanvas" xmlns:cx="http://schemas.microsoft.com/office/drawing/2014/chartex" xmlns:mc="http://schemas.openxmlformats.org/markup-compatibility/2006" xmlns:o="urn:schemas-microsoft-com:office:office" xmlns:r="http://schemas.openxmlformats.org/officeDocument/2006/relationships" xmlns:m="http://schemas.openxmlformats.org/officeDocument/2006/math" xmlns:v="urn:schemas-microsoft-com:vml" xmlns:wp14="http://schemas.microsoft.com/office/word/2010/wordprocessingDrawing" xmlns:wp="http://schemas.openxmlformats.org/drawingml/2006/wordprocessingDrawing" xmlns:w10="urn:schemas-microsoft-com:office:word" xmlns:w="http://schemas.openxmlformats.org/wordprocessingml/2006/main" xmlns:w14="http://schemas.microsoft.com/office/word/2010/wordml" xmlns:w15="http://schemas.microsoft.com/office/word/2012/wordml" xmlns:w16se="http://schemas.microsoft.com/office/word/2015/wordml/symex" xmlns:wpg="http://schemas.microsoft.com/office/word/2010/wordprocessingGroup" xmlns:wpi="http://schemas.microsoft.com/office/word/2010/wordprocessingInk" xmlns:wne="http://schemas.microsoft.com/office/word/2006/wordml" xmlns:wps="http://schemas.microsoft.com/office/word/2010/wordprocessingShape" mc:Ignorable="w14 w15 w16se wp14">
   <w:p>
     <w:pPr>
       <w:pStyle w:val="BodyText"/>
@@ -9748,7 +9989,7 @@
         <w:noProof/>
       </w:rPr>
       <w:drawing>
-        <wp:anchor distT="0" distB="0" distL="0" distR="0" simplePos="0" relativeHeight="251656192" behindDoc="1" locked="0" layoutInCell="1" allowOverlap="1" wp14:anchorId="4E166CF8" wp14:editId="4D5F5390">
+        <wp:anchor distT="0" distB="0" distL="0" distR="0" simplePos="0" relativeHeight="251662336" behindDoc="1" locked="0" layoutInCell="1" allowOverlap="1" wp14:anchorId="4E166CF8" wp14:editId="020206B2">
           <wp:simplePos x="0" y="0"/>
           <wp:positionH relativeFrom="page">
             <wp:posOffset>0</wp:posOffset>
@@ -9759,7 +10000,7 @@
           <wp:extent cx="7753350" cy="1028700"/>
           <wp:effectExtent l="0" t="0" r="0" b="0"/>
           <wp:wrapNone/>
-          <wp:docPr id="5" name="image1.png"/>
+          <wp:docPr id="67" name="image1.png"/>
           <wp:cNvGraphicFramePr>
             <a:graphicFrameLocks xmlns:a="http://schemas.openxmlformats.org/drawingml/2006/main" noChangeAspect="1"/>
           </wp:cNvGraphicFramePr>
@@ -9796,7 +10037,7 @@
 </file>
 
 <file path=word/header3.xml><?xml version="1.0" encoding="utf-8"?>
-<w:hdr xmlns:wpc="http://schemas.microsoft.com/office/word/2010/wordprocessingCanvas" xmlns:cx="http://schemas.microsoft.com/office/drawing/2014/chartex" xmlns:cx1="http://schemas.microsoft.com/office/drawing/2015/9/8/chartex" xmlns:cx2="http://schemas.microsoft.com/office/drawing/2015/10/21/chartex" xmlns:cx3="http://schemas.microsoft.com/office/drawing/2016/5/9/chartex" xmlns:cx4="http://schemas.microsoft.com/office/drawing/2016/5/10/chartex" xmlns:cx5="http://schemas.microsoft.com/office/drawing/2016/5/11/chartex" xmlns:cx6="http://schemas.microsoft.com/office/drawing/2016/5/12/chartex" xmlns:cx7="http://schemas.microsoft.com/office/drawing/2016/5/13/chartex" xmlns:cx8="http://schemas.microsoft.com/office/drawing/2016/5/14/chartex" xmlns:mc="http://schemas.openxmlformats.org/markup-compatibility/2006" xmlns:aink="http://schemas.microsoft.com/office/drawing/2016/ink" xmlns:am3d="http://schemas.microsoft.com/office/drawing/2017/model3d" xmlns:o="urn:schemas-microsoft-com:office:office" xmlns:oel="http://schemas.microsoft.com/office/2019/extlst" xmlns:r="http://schemas.openxmlformats.org/officeDocument/2006/relationships" xmlns:m="http://schemas.openxmlformats.org/officeDocument/2006/math" xmlns:v="urn:schemas-microsoft-com:vml" xmlns:wp14="http://schemas.microsoft.com/office/word/2010/wordprocessingDrawing" xmlns:wp="http://schemas.openxmlformats.org/drawingml/2006/wordprocessingDrawing" xmlns:w10="urn:schemas-microsoft-com:office:word" xmlns:w="http://schemas.openxmlformats.org/wordprocessingml/2006/main" xmlns:w14="http://schemas.microsoft.com/office/word/2010/wordml" xmlns:w15="http://schemas.microsoft.com/office/word/2012/wordml" xmlns:w16cex="http://schemas.microsoft.com/office/word/2018/wordml/cex" xmlns:w16cid="http://schemas.microsoft.com/office/word/2016/wordml/cid" xmlns:w16="http://schemas.microsoft.com/office/word/2018/wordml" xmlns:w16sdtdh="http://schemas.microsoft.com/office/word/2020/wordml/sdtdatahash" xmlns:w16se="http://schemas.microsoft.com/office/word/2015/wordml/symex" xmlns:wpg="http://schemas.microsoft.com/office/word/2010/wordprocessingGroup" xmlns:wpi="http://schemas.microsoft.com/office/word/2010/wordprocessingInk" xmlns:wne="http://schemas.microsoft.com/office/word/2006/wordml" xmlns:wps="http://schemas.microsoft.com/office/word/2010/wordprocessingShape" mc:Ignorable="w14 w15 w16se w16cid w16 w16cex w16sdtdh wp14">
+<w:hdr xmlns:wpc="http://schemas.microsoft.com/office/word/2010/wordprocessingCanvas" xmlns:cx="http://schemas.microsoft.com/office/drawing/2014/chartex" xmlns:mc="http://schemas.openxmlformats.org/markup-compatibility/2006" xmlns:o="urn:schemas-microsoft-com:office:office" xmlns:r="http://schemas.openxmlformats.org/officeDocument/2006/relationships" xmlns:m="http://schemas.openxmlformats.org/officeDocument/2006/math" xmlns:v="urn:schemas-microsoft-com:vml" xmlns:wp14="http://schemas.microsoft.com/office/word/2010/wordprocessingDrawing" xmlns:wp="http://schemas.openxmlformats.org/drawingml/2006/wordprocessingDrawing" xmlns:w10="urn:schemas-microsoft-com:office:word" xmlns:w="http://schemas.openxmlformats.org/wordprocessingml/2006/main" xmlns:w14="http://schemas.microsoft.com/office/word/2010/wordml" xmlns:w15="http://schemas.microsoft.com/office/word/2012/wordml" xmlns:w16se="http://schemas.microsoft.com/office/word/2015/wordml/symex" xmlns:wpg="http://schemas.microsoft.com/office/word/2010/wordprocessingGroup" xmlns:wpi="http://schemas.microsoft.com/office/word/2010/wordprocessingInk" xmlns:wne="http://schemas.microsoft.com/office/word/2006/wordml" xmlns:wps="http://schemas.microsoft.com/office/word/2010/wordprocessingShape" mc:Ignorable="w14 w15 w16se wp14">
   <w:p>
     <w:pPr>
       <w:pStyle w:val="BodyText"/>
@@ -9810,7 +10051,7 @@
         <w:noProof/>
       </w:rPr>
       <w:drawing>
-        <wp:anchor distT="0" distB="0" distL="0" distR="0" simplePos="0" relativeHeight="251665408" behindDoc="1" locked="0" layoutInCell="1" allowOverlap="1" wp14:anchorId="09134866" wp14:editId="43CD147F">
+        <wp:anchor distT="0" distB="0" distL="0" distR="0" simplePos="0" relativeHeight="251659264" behindDoc="1" locked="0" layoutInCell="1" allowOverlap="1" wp14:anchorId="09134866" wp14:editId="5E093CB7">
           <wp:simplePos x="0" y="0"/>
           <wp:positionH relativeFrom="page">
             <wp:posOffset>0</wp:posOffset>
@@ -9858,7 +10099,7 @@
 </file>
 
 <file path=word/numbering.xml><?xml version="1.0" encoding="utf-8"?>
-<w:numbering xmlns:wpc="http://schemas.microsoft.com/office/word/2010/wordprocessingCanvas" xmlns:cx="http://schemas.microsoft.com/office/drawing/2014/chartex" xmlns:cx1="http://schemas.microsoft.com/office/drawing/2015/9/8/chartex" xmlns:cx2="http://schemas.microsoft.com/office/drawing/2015/10/21/chartex" xmlns:cx3="http://schemas.microsoft.com/office/drawing/2016/5/9/chartex" xmlns:cx4="http://schemas.microsoft.com/office/drawing/2016/5/10/chartex" xmlns:cx5="http://schemas.microsoft.com/office/drawing/2016/5/11/chartex" xmlns:cx6="http://schemas.microsoft.com/office/drawing/2016/5/12/chartex" xmlns:cx7="http://schemas.microsoft.com/office/drawing/2016/5/13/chartex" xmlns:cx8="http://schemas.microsoft.com/office/drawing/2016/5/14/chartex" xmlns:mc="http://schemas.openxmlformats.org/markup-compatibility/2006" xmlns:aink="http://schemas.microsoft.com/office/drawing/2016/ink" xmlns:am3d="http://schemas.microsoft.com/office/drawing/2017/model3d" xmlns:o="urn:schemas-microsoft-com:office:office" xmlns:oel="http://schemas.microsoft.com/office/2019/extlst" xmlns:r="http://schemas.openxmlformats.org/officeDocument/2006/relationships" xmlns:m="http://schemas.openxmlformats.org/officeDocument/2006/math" xmlns:v="urn:schemas-microsoft-com:vml" xmlns:wp14="http://schemas.microsoft.com/office/word/2010/wordprocessingDrawing" xmlns:wp="http://schemas.openxmlformats.org/drawingml/2006/wordprocessingDrawing" xmlns:w10="urn:schemas-microsoft-com:office:word" xmlns:w="http://schemas.openxmlformats.org/wordprocessingml/2006/main" xmlns:w14="http://schemas.microsoft.com/office/word/2010/wordml" xmlns:w15="http://schemas.microsoft.com/office/word/2012/wordml" xmlns:w16cex="http://schemas.microsoft.com/office/word/2018/wordml/cex" xmlns:w16cid="http://schemas.microsoft.com/office/word/2016/wordml/cid" xmlns:w16="http://schemas.microsoft.com/office/word/2018/wordml" xmlns:w16sdtdh="http://schemas.microsoft.com/office/word/2020/wordml/sdtdatahash" xmlns:w16se="http://schemas.microsoft.com/office/word/2015/wordml/symex" xmlns:wpg="http://schemas.microsoft.com/office/word/2010/wordprocessingGroup" xmlns:wpi="http://schemas.microsoft.com/office/word/2010/wordprocessingInk" xmlns:wne="http://schemas.microsoft.com/office/word/2006/wordml" xmlns:wps="http://schemas.microsoft.com/office/word/2010/wordprocessingShape" mc:Ignorable="w14 w15 w16se w16cid w16 w16cex w16sdtdh wp14">
+<w:numbering xmlns:wpc="http://schemas.microsoft.com/office/word/2010/wordprocessingCanvas" xmlns:cx="http://schemas.microsoft.com/office/drawing/2014/chartex" xmlns:mc="http://schemas.openxmlformats.org/markup-compatibility/2006" xmlns:o="urn:schemas-microsoft-com:office:office" xmlns:r="http://schemas.openxmlformats.org/officeDocument/2006/relationships" xmlns:m="http://schemas.openxmlformats.org/officeDocument/2006/math" xmlns:v="urn:schemas-microsoft-com:vml" xmlns:wp14="http://schemas.microsoft.com/office/word/2010/wordprocessingDrawing" xmlns:wp="http://schemas.openxmlformats.org/drawingml/2006/wordprocessingDrawing" xmlns:w10="urn:schemas-microsoft-com:office:word" xmlns:w="http://schemas.openxmlformats.org/wordprocessingml/2006/main" xmlns:w14="http://schemas.microsoft.com/office/word/2010/wordml" xmlns:w15="http://schemas.microsoft.com/office/word/2012/wordml" xmlns:w16se="http://schemas.microsoft.com/office/word/2015/wordml/symex" xmlns:wpg="http://schemas.microsoft.com/office/word/2010/wordprocessingGroup" xmlns:wpi="http://schemas.microsoft.com/office/word/2010/wordprocessingInk" xmlns:wne="http://schemas.microsoft.com/office/word/2006/wordml" xmlns:wps="http://schemas.microsoft.com/office/word/2010/wordprocessingShape" mc:Ignorable="w14 w15 w16se wp14">
   <w:abstractNum w:abstractNumId="0" w15:restartNumberingAfterBreak="0">
     <w:nsid w:val="15D8458A"/>
     <w:multiLevelType w:val="hybridMultilevel"/>
@@ -10952,47 +11193,47 @@
       </w:pPr>
     </w:lvl>
   </w:abstractNum>
-  <w:num w:numId="1" w16cid:durableId="1123962031">
+  <w:num w:numId="1">
     <w:abstractNumId w:val="0"/>
   </w:num>
-  <w:num w:numId="2" w16cid:durableId="1144813477">
+  <w:num w:numId="2">
     <w:abstractNumId w:val="8"/>
   </w:num>
-  <w:num w:numId="3" w16cid:durableId="879711362">
+  <w:num w:numId="3">
     <w:abstractNumId w:val="10"/>
   </w:num>
-  <w:num w:numId="4" w16cid:durableId="644701993">
+  <w:num w:numId="4">
     <w:abstractNumId w:val="3"/>
   </w:num>
-  <w:num w:numId="5" w16cid:durableId="1552687752">
+  <w:num w:numId="5">
     <w:abstractNumId w:val="6"/>
   </w:num>
-  <w:num w:numId="6" w16cid:durableId="1620142316">
+  <w:num w:numId="6">
     <w:abstractNumId w:val="9"/>
   </w:num>
-  <w:num w:numId="7" w16cid:durableId="850335262">
+  <w:num w:numId="7">
     <w:abstractNumId w:val="1"/>
   </w:num>
-  <w:num w:numId="8" w16cid:durableId="414061018">
+  <w:num w:numId="8">
     <w:abstractNumId w:val="2"/>
   </w:num>
-  <w:num w:numId="9" w16cid:durableId="1810004315">
+  <w:num w:numId="9">
     <w:abstractNumId w:val="5"/>
   </w:num>
-  <w:num w:numId="10" w16cid:durableId="965431133">
+  <w:num w:numId="10">
     <w:abstractNumId w:val="4"/>
   </w:num>
-  <w:num w:numId="11" w16cid:durableId="1799227404">
+  <w:num w:numId="11">
     <w:abstractNumId w:val="7"/>
   </w:num>
-  <w:num w:numId="12" w16cid:durableId="1830168087">
+  <w:num w:numId="12">
     <w:abstractNumId w:val="11"/>
   </w:num>
 </w:numbering>
 </file>
 
 <file path=word/styles.xml><?xml version="1.0" encoding="utf-8"?>
-<w:styles xmlns:mc="http://schemas.openxmlformats.org/markup-compatibility/2006" xmlns:r="http://schemas.openxmlformats.org/officeDocument/2006/relationships" xmlns:w="http://schemas.openxmlformats.org/wordprocessingml/2006/main" xmlns:w14="http://schemas.microsoft.com/office/word/2010/wordml" xmlns:w15="http://schemas.microsoft.com/office/word/2012/wordml" xmlns:w16cex="http://schemas.microsoft.com/office/word/2018/wordml/cex" xmlns:w16cid="http://schemas.microsoft.com/office/word/2016/wordml/cid" xmlns:w16="http://schemas.microsoft.com/office/word/2018/wordml" xmlns:w16sdtdh="http://schemas.microsoft.com/office/word/2020/wordml/sdtdatahash" xmlns:w16se="http://schemas.microsoft.com/office/word/2015/wordml/symex" mc:Ignorable="w14 w15 w16se w16cid w16 w16cex w16sdtdh">
+<w:styles xmlns:mc="http://schemas.openxmlformats.org/markup-compatibility/2006" xmlns:r="http://schemas.openxmlformats.org/officeDocument/2006/relationships" xmlns:w="http://schemas.openxmlformats.org/wordprocessingml/2006/main" xmlns:w14="http://schemas.microsoft.com/office/word/2010/wordml" xmlns:w15="http://schemas.microsoft.com/office/word/2012/wordml" xmlns:w16se="http://schemas.microsoft.com/office/word/2015/wordml/symex" mc:Ignorable="w14 w15 w16se">
   <w:docDefaults>
     <w:rPrDefault>
       <w:rPr>
@@ -11010,7 +11251,7 @@
       </w:pPr>
     </w:pPrDefault>
   </w:docDefaults>
-  <w:latentStyles w:defLockedState="0" w:defUIPriority="99" w:defSemiHidden="0" w:defUnhideWhenUsed="0" w:defQFormat="0" w:count="376">
+  <w:latentStyles w:defLockedState="0" w:defUIPriority="99" w:defSemiHidden="0" w:defUnhideWhenUsed="0" w:defQFormat="0" w:count="371">
     <w:lsdException w:name="Normal" w:uiPriority="0" w:qFormat="1"/>
     <w:lsdException w:name="heading 1" w:uiPriority="9" w:qFormat="1"/>
     <w:lsdException w:name="heading 2" w:semiHidden="1" w:uiPriority="9" w:unhideWhenUsed="1" w:qFormat="1"/>
@@ -11382,11 +11623,6 @@
     <w:lsdException w:name="List Table 5 Dark Accent 6" w:uiPriority="50"/>
     <w:lsdException w:name="List Table 6 Colorful Accent 6" w:uiPriority="51"/>
     <w:lsdException w:name="List Table 7 Colorful Accent 6" w:uiPriority="52"/>
-    <w:lsdException w:name="Mention" w:semiHidden="1" w:unhideWhenUsed="1"/>
-    <w:lsdException w:name="Smart Hyperlink" w:semiHidden="1" w:unhideWhenUsed="1"/>
-    <w:lsdException w:name="Hashtag" w:semiHidden="1" w:unhideWhenUsed="1"/>
-    <w:lsdException w:name="Unresolved Mention" w:semiHidden="1" w:unhideWhenUsed="1"/>
-    <w:lsdException w:name="Smart Link" w:semiHidden="1" w:unhideWhenUsed="1"/>
   </w:latentStyles>
   <w:style w:type="paragraph" w:default="1" w:styleId="Normal">
     <w:name w:val="Normal"/>
@@ -11478,6 +11714,7 @@
   <w:style w:type="character" w:default="1" w:styleId="DefaultParagraphFont">
     <w:name w:val="Default Paragraph Font"/>
     <w:uiPriority w:val="1"/>
+    <w:semiHidden/>
     <w:unhideWhenUsed/>
   </w:style>
   <w:style w:type="table" w:default="1" w:styleId="TableNormal">
@@ -12019,7 +12256,7 @@
 </file>
 
 <file path=customXml/itemProps1.xml><?xml version="1.0" encoding="utf-8"?>
-<ds:datastoreItem xmlns:ds="http://schemas.openxmlformats.org/officeDocument/2006/customXml" ds:itemID="{7E6D3F91-2E87-46E8-8EA6-0D44847BD8FB}">
+<ds:datastoreItem xmlns:ds="http://schemas.openxmlformats.org/officeDocument/2006/customXml" ds:itemID="{8D4E4AC2-BC1A-4C39-BF39-697045B5A69D}">
   <ds:schemaRefs>
     <ds:schemaRef ds:uri="http://schemas.openxmlformats.org/officeDocument/2006/bibliography"/>
   </ds:schemaRefs>
